--- a/out/04_Legal/SNX-LEG-SOP-01 Legal Operational (Rev00 DRAFT).docx
+++ b/out/04_Legal/SNX-LEG-SOP-01 Legal Operational (Rev00 DRAFT).docx
@@ -3981,7 +3981,7 @@
           <w:sz w:val="24"/>
           <w:szCs w:val="24"/>
         </w:rPr>
-        <w:t xml:space="preserve">4.6 Line Manager Legal menetapkan dan menyetujui, Staff Legal menyiapkan dan mencatat, dan Manajemen memutuskan. Pelaku langkah dan pemilik rekaman yang tidak tertulis di draf tim sebelumnya (SOP Divisi Legal versi 0.1) ditetapkan dari pembagian ini dan dari uraian jabatan di SNX-HR-JA-01 (USULAN).</w:t>
+        <w:t xml:space="preserve">4.6 Line Manager Legal menetapkan dan menyetujui, Staff Legal menyiapkan dan mencatat, dan Manajemen memutuskan. Line Manager Legal menjadi pemilik rekaman Departemen Legal di bagian 11 dan Staff Legal pencatatnya, sama dengan SNX-LEG-SOP-03. Pelaku langkah dan pemilik rekaman yang tidak tertulis di draf tim sebelumnya (SOP Divisi Legal versi 0.1) ditetapkan dari pembagian ini dan dari uraian jabatan di SNX-HR-JA-01 (USULAN).</w:t>
       </w:r>
     </w:p>
     <w:p>
@@ -4745,7 +4745,7 @@
                 <w:sz w:val="24"/>
                 <w:szCs w:val="24"/>
               </w:rPr>
-              <w:t>Memimpin Departemen Legal dan melapor ke COO (USULAN, butir K-03 di SNX-HR-ORG-01). Menugaskan Staff Legal dan menetapkan tenggat (prosedur 6.1), menyetujui paket review dan meneruskan kontrak ke persetujuan DoA (6.2), mengeskalasi risiko Tinggi (6.3), memverifikasi akta (6.6), berkoordinasi dengan VP Tech Operation and Services (6.7), merekomendasikan strategi sengketa (6.8), mengatur akses dokumen (6.9), dan melapor ke Manajemen (6.10). Uraian tugas rinci ada di SNX-HR-JA-01.</w:t>
+              <w:t>Memimpin Departemen Legal dan melapor ke COO (USULAN, butir K-03 di SNX-HR-ORG-01). Menugaskan Staff Legal dan menetapkan tenggat (prosedur 6.1), menyetujui paket review dan meneruskan kontrak ke persetujuan DoA (6.2), mengeskalasi risiko Tinggi (6.3), memverifikasi akta (6.6), berkoordinasi dengan VP Tech Operation and Services (6.7), merekomendasikan strategi sengketa (6.8), mengatur akses dokumen (6.9), dan melapor ke Manajemen (6.10). Uraian tugas rinci ada di SNX-HR-JA-01. Dipetakan ke jabatan Legal &amp; Compliance (JA-08) di SNX-HR-ORG-01, menunggu konfirmasi (K-13) (USULAN).</w:t>
             </w:r>
           </w:p>
         </w:tc>
@@ -4839,7 +4839,7 @@
                 <w:sz w:val="24"/>
                 <w:szCs w:val="24"/>
               </w:rPr>
-              <w:t>Melapor ke Line Manager Legal. Mencatat permintaan di register (6.1), menyusun draf, tabel redline, dan ringkasan risiko (6.2), menyiapkan penandatanganan dan arsip (6.4), memantau register kontrak dan perizinan (6.5 dan 6.6), meninjau pelindungan data pribadi dan menyusun memo kepatuhan (6.7), menyusun berkas kasus (6.8), serta mengelola dokumen legal (6.9). Uraian tugas rinci ada di SNX-HR-JA-01.</w:t>
+              <w:t>Melapor ke Line Manager Legal. Mencatat permintaan di register (6.1), menyusun draf, tabel redline, dan ringkasan risiko (6.2), menyiapkan penandatanganan dan arsip (6.4), memantau register kontrak dan perizinan (6.5 dan 6.6), meninjau pelindungan data pribadi dan menyusun memo kepatuhan (6.7), menyusun berkas kasus (6.8), serta mengelola dokumen legal (6.9). Uraian tugas rinci ada di SNX-HR-JA-01. Dipetakan ke jabatan Legal &amp; Compliance (JA-09) di SNX-HR-ORG-01, menunggu konfirmasi (K-13) (USULAN).</w:t>
             </w:r>
           </w:p>
         </w:tc>
@@ -15141,7 +15141,7 @@
                 <w:sz w:val="24"/>
                 <w:szCs w:val="24"/>
               </w:rPr>
-              <w:t>Job Analysis dan Uraian Jabatan; memuat uraian tugas, wewenang, dan indikator kinerja Line Manager Legal dan Staff Legal.</w:t>
+              <w:t>Job Analysis dan Uraian Jabatan; memuat uraian jabatan Legal &amp; Compliance (JA-08 dan JA-09), tempat peran Line Manager Legal dan Staff Legal dipetakan.</w:t>
             </w:r>
           </w:p>
         </w:tc>
@@ -15190,7 +15190,7 @@
                 <w:sz w:val="24"/>
                 <w:szCs w:val="24"/>
               </w:rPr>
-              <w:t>Struktur Organisasi SINUX; sumber nama peran. Line Manager Legal dan Staff Legal dipetakan ke JA-08 dan JA-09 (USULAN, butir K-13); atasan JA-08 menunggu konfirmasi (butir K-03).</w:t>
+              <w:t>Struktur Organisasi SINUX; sumber nama peran. Peran Line Manager Legal dan Staff Legal dipetakan ke jabatan Legal &amp; Compliance (JA-08 dan JA-09) (USULAN, butir K-13); atasan JA-08 menunggu konfirmasi (butir K-03).</w:t>
             </w:r>
           </w:p>
         </w:tc>
@@ -15778,7 +15778,7 @@
                 <w:sz w:val="24"/>
                 <w:szCs w:val="24"/>
               </w:rPr>
-              <w:t>Folder Google Drive departemen Legal (butir 4.24); pemilik Staff Legal</w:t>
+              <w:t>Folder Google Drive departemen Legal (butir 4.24); pemilik Line Manager Legal</w:t>
             </w:r>
           </w:p>
         </w:tc>
@@ -15868,7 +15868,7 @@
                 <w:sz w:val="24"/>
                 <w:szCs w:val="24"/>
               </w:rPr>
-              <w:t>Folder Google Drive departemen Legal (butir 4.24); pemilik Staff Legal</w:t>
+              <w:t>Folder Google Drive departemen Legal (butir 4.24); pemilik Line Manager Legal</w:t>
             </w:r>
           </w:p>
         </w:tc>
@@ -15958,7 +15958,7 @@
                 <w:sz w:val="24"/>
                 <w:szCs w:val="24"/>
               </w:rPr>
-              <w:t>Folder Google Drive departemen Legal (butir 4.24); pemilik Staff Legal</w:t>
+              <w:t>Folder Google Drive departemen Legal (butir 4.24); pemilik Line Manager Legal</w:t>
             </w:r>
           </w:p>
         </w:tc>
@@ -16048,7 +16048,7 @@
                 <w:sz w:val="24"/>
                 <w:szCs w:val="24"/>
               </w:rPr>
-              <w:t>Folder Google Drive departemen Legal (butir 4.24); pemilik Staff Legal</w:t>
+              <w:t>Folder Google Drive departemen Legal (butir 4.24); pemilik Line Manager Legal</w:t>
             </w:r>
           </w:p>
         </w:tc>
@@ -16138,7 +16138,7 @@
                 <w:sz w:val="24"/>
                 <w:szCs w:val="24"/>
               </w:rPr>
-              <w:t>Arsip di folder Google Drive departemen Legal (butir 4.24); pemilik Staff Legal</w:t>
+              <w:t>Arsip di folder Google Drive departemen Legal (butir 4.24); pemilik Line Manager Legal</w:t>
             </w:r>
           </w:p>
         </w:tc>
@@ -16228,7 +16228,7 @@
                 <w:sz w:val="24"/>
                 <w:szCs w:val="24"/>
               </w:rPr>
-              <w:t>Tempat aman dengan akses terbatas (butir 4.25); pemilik Staff Legal</w:t>
+              <w:t>Tempat aman dengan akses terbatas (butir 4.25); pemilik Line Manager Legal</w:t>
             </w:r>
           </w:p>
         </w:tc>
@@ -16318,7 +16318,7 @@
                 <w:sz w:val="24"/>
                 <w:szCs w:val="24"/>
               </w:rPr>
-              <w:t>Akses terbatas (butir 4.30); pemilik Staff Legal</w:t>
+              <w:t>Akses terbatas (butir 4.30); pemilik Line Manager Legal</w:t>
             </w:r>
           </w:p>
         </w:tc>
@@ -16408,7 +16408,7 @@
                 <w:sz w:val="24"/>
                 <w:szCs w:val="24"/>
               </w:rPr>
-              <w:t>Folder Google Drive departemen Legal (butir 4.24); pemilik Staff Legal</w:t>
+              <w:t>Folder Google Drive departemen Legal (butir 4.24); pemilik Line Manager Legal</w:t>
             </w:r>
           </w:p>
         </w:tc>
@@ -16579,7 +16579,7 @@
           <w:sz w:val="24"/>
           <w:szCs w:val="24"/>
         </w:rPr>
-        <w:t xml:space="preserve">Status daftar klausul: Klausul di bawah berstatus (USULAN, dikonfirmasi konsultan).</w:t>
+        <w:t xml:space="preserve">Status daftar klausul: Klausul di bawah berstatus (USULAN, perlu konfirmasi konsultan).</w:t>
       </w:r>
     </w:p>
     <w:p>

--- a/out/04_Legal/SNX-LEG-SOP-01 Legal Operational (Rev00 DRAFT).docx
+++ b/out/04_Legal/SNX-LEG-SOP-01 Legal Operational (Rev00 DRAFT).docx
@@ -1801,7 +1801,7 @@
           </w:tcPr>
           <w:p>
             <w:r>
-              <w:t>Staff Legal</w:t>
+              <w:t>Alif Altamziz / Staff Legal</w:t>
             </w:r>
           </w:p>
         </w:tc>
@@ -1903,7 +1903,7 @@
           </w:tcPr>
           <w:p>
             <w:r>
-              <w:t>Line Manager Legal</w:t>
+              <w:t>Ester Febe Utomo / Line Manager Legal</w:t>
             </w:r>
           </w:p>
         </w:tc>
@@ -3981,7 +3981,7 @@
           <w:sz w:val="24"/>
           <w:szCs w:val="24"/>
         </w:rPr>
-        <w:t xml:space="preserve">4.6 Line Manager Legal menetapkan dan menyetujui, Staff Legal menyiapkan dan mencatat, dan Manajemen memutuskan. Line Manager Legal menjadi pemilik rekaman Departemen Legal di bagian 11 dan Staff Legal pencatatnya, sama dengan SNX-LEG-SOP-03. Pelaku langkah dan pemilik rekaman yang tidak tertulis di draf tim sebelumnya (SOP Divisi Legal versi 0.1) ditetapkan dari pembagian ini dan dari uraian jabatan di SNX-HR-JA-01 (USULAN).</w:t>
+        <w:t xml:space="preserve">4.6 Line Manager Legal menetapkan dan menyetujui, Staff Legal menyiapkan dan mencatat, dan Manajemen memutuskan. Line Manager Legal menjadi pemilik rekaman Departemen Legal di bagian 11 dan Staff Legal pencatatnya, sama dengan SNX-LEG-SOP-03. Pelaku langkah dan pemilik rekaman yang tidak tertulis di draf tim sebelumnya (SOP Departemen Legal versi 0.1) ditetapkan dari pembagian ini dan dari uraian jabatan di SNX-HR-JA-01 (USULAN).</w:t>
       </w:r>
     </w:p>
     <w:p>
@@ -4389,7 +4389,7 @@
           <w:sz w:val="24"/>
           <w:szCs w:val="24"/>
         </w:rPr>
-        <w:t xml:space="preserve">4.23 Dokumen RESTRICTED (Internal) dan SECRET dikirim hanya lewat kanal resmi, tidak lewat kanal pribadi. Padanan label Rahasia di SOP Divisi Legal versi 0.1 dengan kedua tingkat ini berstatus (USULAN).</w:t>
+        <w:t xml:space="preserve">4.23 Dokumen RESTRICTED (Internal) dan SECRET dikirim hanya lewat kanal resmi, tidak lewat kanal pribadi. Padanan label Rahasia di SOP Departemen Legal versi 0.1 dengan kedua tingkat ini berstatus (USULAN).</w:t>
       </w:r>
     </w:p>
     <w:p>
@@ -4745,7 +4745,7 @@
                 <w:sz w:val="24"/>
                 <w:szCs w:val="24"/>
               </w:rPr>
-              <w:t>Memimpin Departemen Legal dan melapor ke COO (USULAN, butir K-03 di SNX-HR-ORG-01). Menugaskan Staff Legal dan menetapkan tenggat (prosedur 6.1), menyetujui paket review dan meneruskan kontrak ke persetujuan DoA (6.2), mengeskalasi risiko Tinggi (6.3), memverifikasi akta (6.6), berkoordinasi dengan VP Tech Operation and Services (6.7), merekomendasikan strategi sengketa (6.8), mengatur akses dokumen (6.9), dan melapor ke Manajemen (6.10). Uraian tugas rinci ada di SNX-HR-JA-01. Dipetakan ke jabatan Legal &amp; Compliance (JA-08) di SNX-HR-ORG-01, menunggu konfirmasi (K-13) (USULAN).</w:t>
+              <w:t>Memimpin Departemen Legal dan melapor ke COO (USULAN, butir K-03 di SNX-HR-ORG-01). Menugaskan Staff Legal dan menetapkan tenggat (prosedur 6.1), menyetujui paket review dan meneruskan kontrak ke persetujuan DoA (6.2), mengeskalasi risiko Tinggi (6.3), memverifikasi akta (6.6), berkoordinasi dengan VP Tech Operation and Services (6.7), merekomendasikan strategi sengketa (6.8), mengatur akses dokumen (6.9), dan melapor ke Manajemen (6.10). Uraian tugas rinci ada di SNX-HR-JA-01. Dipetakan ke jabatan Legal &amp; Compliance (JA-08) di SNX-HR-ORG-01.</w:t>
             </w:r>
           </w:p>
         </w:tc>
@@ -4839,7 +4839,7 @@
                 <w:sz w:val="24"/>
                 <w:szCs w:val="24"/>
               </w:rPr>
-              <w:t>Melapor ke Line Manager Legal. Mencatat permintaan di register (6.1), menyusun draf, tabel redline, dan ringkasan risiko (6.2), menyiapkan penandatanganan dan arsip (6.4), memantau register kontrak dan perizinan (6.5 dan 6.6), meninjau pelindungan data pribadi dan menyusun memo kepatuhan (6.7), menyusun berkas kasus (6.8), serta mengelola dokumen legal (6.9). Uraian tugas rinci ada di SNX-HR-JA-01. Dipetakan ke jabatan Legal &amp; Compliance (JA-09) di SNX-HR-ORG-01, menunggu konfirmasi (K-13) (USULAN).</w:t>
+              <w:t>Melapor ke Line Manager Legal. Mencatat permintaan di register (6.1), menyusun draf, tabel redline, dan ringkasan risiko (6.2), menyiapkan penandatanganan dan arsip (6.4), memantau register kontrak dan perizinan (6.5 dan 6.6), meninjau pelindungan data pribadi dan menyusun memo kepatuhan (6.7), menyusun berkas kasus (6.8), serta mengelola dokumen legal (6.9). Uraian tugas rinci ada di SNX-HR-JA-01. Dipetakan ke jabatan Legal &amp; Compliance (JA-09) di SNX-HR-ORG-01.</w:t>
             </w:r>
           </w:p>
         </w:tc>
@@ -5121,7 +5121,7 @@
                 <w:sz w:val="24"/>
                 <w:szCs w:val="24"/>
               </w:rPr>
-              <w:t>Memantau kewajiban pelaporan berkala, misalnya LKPM, bersama Staff Legal (6.6). Peran ini dipetakan dari Finance/Compliance di SOP Divisi Legal versi 0.1 (USULAN).</w:t>
+              <w:t>Memantau kewajiban pelaporan berkala, misalnya LKPM, bersama Staff Legal (6.6). Peran ini dipetakan dari Finance/Compliance di SOP Departemen Legal versi 0.1 (USULAN).</w:t>
             </w:r>
           </w:p>
         </w:tc>
@@ -5215,7 +5215,7 @@
                 <w:sz w:val="24"/>
                 <w:szCs w:val="24"/>
               </w:rPr>
-              <w:t>Berkoordinasi dengan Line Manager Legal untuk pelaporan insiden dan perjanjian pemrosesan data (6.7). Peran ini dipetakan dari tim keamanan/IT di SOP Divisi Legal versi 0.1 (USULAN).</w:t>
+              <w:t>Berkoordinasi dengan Line Manager Legal untuk pelaporan insiden dan perjanjian pemrosesan data (6.7). Peran ini dipetakan dari tim keamanan/IT di SOP Departemen Legal versi 0.1 (USULAN).</w:t>
             </w:r>
           </w:p>
         </w:tc>
@@ -15190,7 +15190,7 @@
                 <w:sz w:val="24"/>
                 <w:szCs w:val="24"/>
               </w:rPr>
-              <w:t>Struktur Organisasi SINUX; sumber nama peran. Peran Line Manager Legal dan Staff Legal dipetakan ke jabatan Legal &amp; Compliance (JA-08 dan JA-09) (USULAN, butir K-13); atasan JA-08 menunggu konfirmasi (butir K-03).</w:t>
+              <w:t>Struktur Organisasi SINUX; sumber nama peran. Peran Line Manager Legal dan Staff Legal dipetakan ke jabatan Legal &amp; Compliance (JA-08 dan JA-09); atasan JA-08 menunggu konfirmasi (butir K-03).</w:t>
             </w:r>
           </w:p>
         </w:tc>
@@ -15533,7 +15533,7 @@
                 <w:sz w:val="24"/>
                 <w:szCs w:val="24"/>
               </w:rPr>
-              <w:t>Template NDA, PKS, dan addendum; playbook klausul; format tabel redline dan ringkasan risiko; format register kontrak dan register perizinan. Lampiran SOP Divisi Legal versi 0.1 yang belum disusun.</w:t>
+              <w:t>Template NDA, PKS, dan addendum; playbook klausul; format tabel redline dan ringkasan risiko; format register kontrak dan register perizinan. Lampiran SOP Departemen Legal versi 0.1 yang belum disusun.</w:t>
             </w:r>
           </w:p>
         </w:tc>
@@ -15582,7 +15582,7 @@
                 <w:sz w:val="24"/>
                 <w:szCs w:val="24"/>
               </w:rPr>
-              <w:t>SOP Divisi Legal versi 0.1 (Oktober 2026); draf tim yang menjadi dasar SOP ini.</w:t>
+              <w:t>SOP Departemen Legal versi 0.1 (Oktober 2026); draf tim yang menjadi dasar SOP ini.</w:t>
             </w:r>
           </w:p>
         </w:tc>

--- a/out/04_Legal/SNX-LEG-SOP-01 Legal Operational (Rev00 DRAFT).docx
+++ b/out/04_Legal/SNX-LEG-SOP-01 Legal Operational (Rev00 DRAFT).docx
@@ -3981,7 +3981,7 @@
           <w:sz w:val="24"/>
           <w:szCs w:val="24"/>
         </w:rPr>
-        <w:t xml:space="preserve">4.6 Line Manager Legal menetapkan dan menyetujui, Staff Legal menyiapkan dan mencatat, dan Manajemen memutuskan. Line Manager Legal menjadi pemilik rekaman Departemen Legal di bagian 11 dan Staff Legal pencatatnya, sama dengan SNX-LEG-SOP-03. Pelaku langkah dan pemilik rekaman yang tidak tertulis di draf tim sebelumnya (SOP Departemen Legal versi 0.1) ditetapkan dari pembagian ini dan dari uraian jabatan di SNX-HR-JA-01 (USULAN).</w:t>
+        <w:t xml:space="preserve">4.6 Line Manager Legal menetapkan dan menyetujui, Staff Legal menyiapkan dan mencatat, dan Manajemen memutuskan. Line Manager Legal menjadi pemilik rekaman Departemen Legal di bagian 11 dan Staff Legal pencatatnya, sama dengan SNX-LEG-SOP-03. Pelaku langkah dan pemilik rekaman yang tidak tertulis di draf tim sebelumnya (versi 0.1 SOP ini) ditetapkan dari pembagian ini dan dari uraian jabatan di SNX-HR-JA-01 (USULAN).</w:t>
       </w:r>
     </w:p>
     <w:p>
@@ -4389,7 +4389,7 @@
           <w:sz w:val="24"/>
           <w:szCs w:val="24"/>
         </w:rPr>
-        <w:t xml:space="preserve">4.23 Dokumen RESTRICTED (Internal) dan SECRET dikirim hanya lewat kanal resmi, tidak lewat kanal pribadi. Padanan label Rahasia di SOP Departemen Legal versi 0.1 dengan kedua tingkat ini berstatus (USULAN).</w:t>
+        <w:t xml:space="preserve">4.23 Dokumen RESTRICTED (Internal) dan SECRET dikirim hanya lewat kanal resmi, tidak lewat kanal pribadi. Padanan label Rahasia di versi 0.1 SOP ini dengan kedua tingkat ini berstatus (USULAN).</w:t>
       </w:r>
     </w:p>
     <w:p>
@@ -5121,7 +5121,7 @@
                 <w:sz w:val="24"/>
                 <w:szCs w:val="24"/>
               </w:rPr>
-              <w:t>Memantau kewajiban pelaporan berkala, misalnya LKPM, bersama Staff Legal (6.6). Peran ini dipetakan dari Finance/Compliance di SOP Departemen Legal versi 0.1 (USULAN).</w:t>
+              <w:t>Memantau kewajiban pelaporan berkala, misalnya LKPM, bersama Staff Legal (6.6). Peran ini dipetakan dari Finance/Compliance di versi 0.1 SOP ini (USULAN).</w:t>
             </w:r>
           </w:p>
         </w:tc>
@@ -5215,7 +5215,7 @@
                 <w:sz w:val="24"/>
                 <w:szCs w:val="24"/>
               </w:rPr>
-              <w:t>Berkoordinasi dengan Line Manager Legal untuk pelaporan insiden dan perjanjian pemrosesan data (6.7). Peran ini dipetakan dari tim keamanan/IT di SOP Departemen Legal versi 0.1 (USULAN).</w:t>
+              <w:t>Berkoordinasi dengan Line Manager Legal untuk pelaporan insiden dan perjanjian pemrosesan data (6.7). Peran ini dipetakan dari tim keamanan/IT di versi 0.1 SOP ini (USULAN).</w:t>
             </w:r>
           </w:p>
         </w:tc>
@@ -15533,7 +15533,7 @@
                 <w:sz w:val="24"/>
                 <w:szCs w:val="24"/>
               </w:rPr>
-              <w:t>Template NDA, PKS, dan addendum; playbook klausul; format tabel redline dan ringkasan risiko; format register kontrak dan register perizinan. Lampiran SOP Departemen Legal versi 0.1 yang belum disusun.</w:t>
+              <w:t>Template NDA, PKS, dan addendum; playbook klausul; format tabel redline dan ringkasan risiko; format register kontrak dan register perizinan. Lampiran versi 0.1 SOP ini yang belum disusun.</w:t>
             </w:r>
           </w:p>
         </w:tc>
@@ -15582,7 +15582,7 @@
                 <w:sz w:val="24"/>
                 <w:szCs w:val="24"/>
               </w:rPr>
-              <w:t>SOP Departemen Legal versi 0.1 (Oktober 2026); draf tim yang menjadi dasar SOP ini.</w:t>
+              <w:t>Versi 0.1 SOP ini (Oktober 2026); draf tim yang menjadi dasar SOP ini.</w:t>
             </w:r>
           </w:p>
         </w:tc>

--- a/out/04_Legal/SNX-LEG-SOP-01 Legal Operational (Rev00 DRAFT).docx
+++ b/out/04_Legal/SNX-LEG-SOP-01 Legal Operational (Rev00 DRAFT).docx
@@ -217,6 +217,7 @@
     <w:p>
       <w:pPr>
         <w:pStyle w:val="Heading1"/>
+        <w:keepNext/>
         <w:widowControl w:val="0"/>
         <w:spacing w:line="240" w:lineRule="auto"/>
         <w:ind w:right="407" w:firstLine="0"/>
@@ -511,6 +512,10 @@
         <w:gridCol w:w="5850"/>
       </w:tblGrid>
       <w:tr>
+        <w:trPr>
+          <w:cantSplit/>
+          <w:tblHeader/>
+        </w:trPr>
         <w:tc>
           <w:tcPr>
             <w:tcW w:w="3150" w:type="dxa"/>
@@ -523,6 +528,7 @@
           </w:tcPr>
           <w:p>
             <w:pPr>
+              <w:keepNext/>
               <w:widowControl w:val="0"/>
               <w:pBdr>
                 <w:top w:val="nil"/>
@@ -563,6 +569,7 @@
           </w:tcPr>
           <w:p>
             <w:pPr>
+              <w:keepNext/>
               <w:widowControl w:val="0"/>
               <w:pBdr>
                 <w:top w:val="nil"/>
@@ -593,6 +600,9 @@
         </w:tc>
       </w:tr>
       <w:tr>
+        <w:trPr>
+          <w:cantSplit/>
+        </w:trPr>
         <w:tc>
           <w:tcPr>
             <w:tcW w:w="3150" w:type="dxa"/>
@@ -646,6 +656,9 @@
         </w:tc>
       </w:tr>
       <w:tr>
+        <w:trPr>
+          <w:cantSplit/>
+        </w:trPr>
         <w:tc>
           <w:tcPr>
             <w:tcW w:w="3150" w:type="dxa"/>
@@ -699,6 +712,9 @@
         </w:tc>
       </w:tr>
       <w:tr>
+        <w:trPr>
+          <w:cantSplit/>
+        </w:trPr>
         <w:tc>
           <w:tcPr>
             <w:tcW w:w="3150" w:type="dxa"/>
@@ -750,6 +766,9 @@
         </w:tc>
       </w:tr>
       <w:tr>
+        <w:trPr>
+          <w:cantSplit/>
+        </w:trPr>
         <w:tc>
           <w:tcPr>
             <w:tcW w:w="3150" w:type="dxa"/>
@@ -810,6 +829,9 @@
         </w:tc>
       </w:tr>
       <w:tr>
+        <w:trPr>
+          <w:cantSplit/>
+        </w:trPr>
         <w:tc>
           <w:tcPr>
             <w:tcW w:w="3150" w:type="dxa"/>
@@ -861,6 +883,9 @@
         </w:tc>
       </w:tr>
       <w:tr>
+        <w:trPr>
+          <w:cantSplit/>
+        </w:trPr>
         <w:tc>
           <w:tcPr>
             <w:tcW w:w="3150" w:type="dxa"/>
@@ -914,6 +939,9 @@
         </w:tc>
       </w:tr>
       <w:tr>
+        <w:trPr>
+          <w:cantSplit/>
+        </w:trPr>
         <w:tc>
           <w:tcPr>
             <w:tcW w:w="3150" w:type="dxa"/>
@@ -967,6 +995,9 @@
         </w:tc>
       </w:tr>
       <w:tr>
+        <w:trPr>
+          <w:cantSplit/>
+        </w:trPr>
         <w:tc>
           <w:tcPr>
             <w:tcW w:w="3150" w:type="dxa"/>
@@ -1020,6 +1051,9 @@
         </w:tc>
       </w:tr>
       <w:tr>
+        <w:trPr>
+          <w:cantSplit/>
+        </w:trPr>
         <w:tc>
           <w:tcPr>
             <w:tcW w:w="3150" w:type="dxa"/>
@@ -1073,6 +1107,9 @@
         </w:tc>
       </w:tr>
       <w:tr>
+        <w:trPr>
+          <w:cantSplit/>
+        </w:trPr>
         <w:tc>
           <w:tcPr>
             <w:tcW w:w="3150" w:type="dxa"/>
@@ -1126,6 +1163,9 @@
         </w:tc>
       </w:tr>
       <w:tr>
+        <w:trPr>
+          <w:cantSplit/>
+        </w:trPr>
         <w:tc>
           <w:tcPr>
             <w:tcW w:w="3150" w:type="dxa"/>
@@ -1207,6 +1247,7 @@
     <w:p>
       <w:pPr>
         <w:pStyle w:val="Heading1"/>
+        <w:keepNext/>
         <w:widowControl w:val="0"/>
         <w:spacing w:before="816" w:line="240" w:lineRule="auto"/>
         <w:ind w:right="407"/>
@@ -1243,6 +1284,10 @@
         <w:gridCol w:w="3010"/>
       </w:tblGrid>
       <w:tr>
+        <w:trPr>
+          <w:cantSplit/>
+          <w:tblHeader/>
+        </w:trPr>
         <w:tc>
           <w:tcPr>
             <w:tcW w:w="3009" w:type="dxa"/>
@@ -1255,6 +1300,7 @@
           </w:tcPr>
           <w:p>
             <w:pPr>
+              <w:keepNext/>
               <w:widowControl w:val="0"/>
               <w:spacing w:line="240" w:lineRule="auto"/>
               <w:jc w:val="center"/>
@@ -1288,6 +1334,7 @@
           </w:tcPr>
           <w:p>
             <w:pPr>
+              <w:keepNext/>
               <w:widowControl w:val="0"/>
               <w:spacing w:line="240" w:lineRule="auto"/>
               <w:jc w:val="center"/>
@@ -1321,6 +1368,7 @@
           </w:tcPr>
           <w:p>
             <w:pPr>
+              <w:keepNext/>
               <w:widowControl w:val="0"/>
               <w:spacing w:line="240" w:lineRule="auto"/>
               <w:jc w:val="center"/>
@@ -1344,6 +1392,9 @@
         </w:tc>
       </w:tr>
       <w:tr>
+        <w:trPr>
+          <w:cantSplit/>
+        </w:trPr>
         <w:tc>
           <w:tcPr>
             <w:tcW w:w="3009" w:type="dxa"/>
@@ -1392,6 +1443,9 @@
         </w:tc>
       </w:tr>
       <w:tr>
+        <w:trPr>
+          <w:cantSplit/>
+        </w:trPr>
         <w:tc>
           <w:tcPr>
             <w:tcW w:w="3009" w:type="dxa"/>
@@ -1463,6 +1517,9 @@
         </w:tc>
       </w:tr>
       <w:tr>
+        <w:trPr>
+          <w:cantSplit/>
+        </w:trPr>
         <w:tc>
           <w:tcPr>
             <w:tcW w:w="3009" w:type="dxa"/>
@@ -1537,6 +1594,7 @@
     <w:p>
       <w:pPr>
         <w:pStyle w:val="Heading1"/>
+        <w:keepNext/>
         <w:widowControl w:val="0"/>
         <w:spacing w:before="816" w:line="240" w:lineRule="auto"/>
         <w:ind w:right="407"/>
@@ -1578,6 +1636,10 @@
         <w:gridCol w:w="2235"/>
       </w:tblGrid>
       <w:tr>
+        <w:trPr>
+          <w:cantSplit/>
+          <w:tblHeader/>
+        </w:trPr>
         <w:tc>
           <w:tcPr>
             <w:tcW w:w="810" w:type="dxa"/>
@@ -1590,6 +1652,7 @@
           </w:tcPr>
           <w:p>
             <w:pPr>
+              <w:keepNext/>
               <w:widowControl w:val="0"/>
               <w:pBdr>
                 <w:top w:val="nil"/>
@@ -1630,6 +1693,7 @@
           </w:tcPr>
           <w:p>
             <w:pPr>
+              <w:keepNext/>
               <w:widowControl w:val="0"/>
               <w:spacing w:line="240" w:lineRule="auto"/>
               <w:jc w:val="center"/>
@@ -1663,6 +1727,7 @@
           </w:tcPr>
           <w:p>
             <w:pPr>
+              <w:keepNext/>
               <w:widowControl w:val="0"/>
               <w:pBdr>
                 <w:top w:val="nil"/>
@@ -1703,6 +1768,7 @@
           </w:tcPr>
           <w:p>
             <w:pPr>
+              <w:keepNext/>
               <w:widowControl w:val="0"/>
               <w:pBdr>
                 <w:top w:val="nil"/>
@@ -1733,6 +1799,9 @@
         </w:tc>
       </w:tr>
       <w:tr>
+        <w:trPr>
+          <w:cantSplit/>
+        </w:trPr>
         <w:tc>
           <w:tcPr>
             <w:tcW w:w="810" w:type="dxa"/>
@@ -1835,6 +1904,9 @@
         </w:tc>
       </w:tr>
       <w:tr>
+        <w:trPr>
+          <w:cantSplit/>
+        </w:trPr>
         <w:tc>
           <w:tcPr>
             <w:tcW w:w="810" w:type="dxa"/>
@@ -1937,6 +2009,9 @@
         </w:tc>
       </w:tr>
       <w:tr>
+        <w:trPr>
+          <w:cantSplit/>
+        </w:trPr>
         <w:tc>
           <w:tcPr>
             <w:tcW w:w="810" w:type="dxa"/>
@@ -2406,7 +2481,7 @@
           <w:sz w:val="24"/>
           <w:szCs w:val="24"/>
         </w:rPr>
-        <w:t xml:space="preserve">SOP ini menjadi panduan Departemen Legal SINUX untuk menjalankan pekerjaan hukum (kontrak, korporasi, perizinan, kepatuhan, dan sengketa), dengan koordinasi antara Line Manager Legal dan Staff Legal serta koordinasi dengan departemen lain.</w:t>
+        <w:t xml:space="preserve">SOP ini menjadi panduan Departemen Legal SINUX dalam menjalankan pekerjaan hukum: kontrak, korporasi, perizinan, kepatuhan, dan sengketa. SOP ini juga mengatur koordinasi antara Line Manager Legal dan Staff Legal, serta dengan departemen lain.</w:t>
       </w:r>
     </w:p>
     <w:p>
@@ -2469,7 +2544,7 @@
           <w:sz w:val="24"/>
           <w:szCs w:val="24"/>
         </w:rPr>
-        <w:t xml:space="preserve">SOP ini berlaku bagi Line Manager Legal, Staff Legal, dan Pemohon, yaitu departemen SINUX yang mengajukan permintaan. Scope mencakup juga entitas afiliasi atau turunan, misalnya rencana pendirian PT Nusagrid, sepanjang ditugaskan kepada Departemen Legal SINUX.</w:t>
+        <w:t xml:space="preserve">SOP ini berlaku bagi Line Manager Legal, Staff Legal, dan Pemohon, yaitu departemen SINUX yang mengajukan permintaan. Scope ini juga mencakup entitas afiliasi atau turunan, misalnya rencana pendirian PT Nusagrid, sepanjang pekerjaannya ditugaskan kepada Departemen Legal SINUX.</w:t>
       </w:r>
     </w:p>
     <w:p>
@@ -2493,7 +2568,7 @@
           <w:sz w:val="24"/>
           <w:szCs w:val="24"/>
         </w:rPr>
-        <w:t xml:space="preserve">Proses yang tercakup: permintaan ke Departemen Legal, penyusunan dan review kontrak atau PKS, eskalasi risiko, penandatanganan dan pengarsipan, pemantauan kontrak berjalan, korporasi dan perizinan, kepatuhan dan pelindungan data pribadi, sengketa, somasi, dan klaim, kerahasiaan dan pengelolaan dokumen, serta pelaporan.</w:t>
+        <w:t xml:space="preserve">Proses yang tercakup: permintaan ke Departemen Legal, penyusunan dan review (tinjauan) kontrak atau PKS, eskalasi risiko, penandatanganan dan pengarsipan, pemantauan kontrak berjalan, korporasi dan perizinan, kepatuhan dan pelindungan data pribadi, sengketa, somasi, dan klaim, kerahasiaan dan pengelolaan dokumen, serta pelaporan.</w:t>
       </w:r>
     </w:p>
     <w:p>
@@ -2541,12 +2616,13 @@
           <w:sz w:val="24"/>
           <w:szCs w:val="24"/>
         </w:rPr>
-        <w:t xml:space="preserve">Di luar scope SOP ini: uraian tugas, wewenang, dan indikator kinerja tiap peran, yang ada di SNX-HR-JA-01; keputusan bisnis, yang tetap pada Manajemen (butir 4.5); dan lampiran yang belum disusun, yaitu template NDA, PKS, dan addendum, playbook klausul, format tabel redline dan ringkasan risiko, format register kontrak dan register perizinan, serta DoA.</w:t>
+        <w:t xml:space="preserve">Di luar scope SOP ini: uraian tugas, wewenang, dan indikator kinerja tiap peran, yang diatur di SNX-HR-JA-01; keputusan bisnis, yang tetap pada Manajemen (butir 4.5); dan lampiran yang belum disusun, yaitu template NDA, PKS, dan addendum, playbook klausul, format tabel redline dan ringkasan risiko, format register kontrak dan register perizinan, serta DoA.</w:t>
       </w:r>
     </w:p>
     <w:p>
       <w:pPr>
         <w:pStyle w:val="Heading1"/>
+        <w:keepNext/>
         <w:numPr>
           <w:ilvl w:val="0"/>
           <w:numId w:val="7"/>
@@ -2581,6 +2657,8 @@
       </w:tblGrid>
       <w:tr>
         <w:trPr>
+          <w:cantSplit/>
+          <w:tblHeader/>
           <w:jc w:val="center"/>
         </w:trPr>
         <w:tc>
@@ -2590,6 +2668,7 @@
           </w:tcPr>
           <w:p>
             <w:pPr>
+              <w:keepNext/>
               <w:jc w:val="center"/>
               <w:rPr>
                 <w:sz w:val="24"/>
@@ -2614,6 +2693,7 @@
           </w:tcPr>
           <w:p>
             <w:pPr>
+              <w:keepNext/>
               <w:jc w:val="center"/>
               <w:rPr>
                 <w:sz w:val="24"/>
@@ -2634,6 +2714,7 @@
       </w:tr>
       <w:tr>
         <w:trPr>
+          <w:cantSplit/>
           <w:jc w:val="center"/>
         </w:trPr>
         <w:tc>
@@ -2683,6 +2764,7 @@
       </w:tr>
       <w:tr>
         <w:trPr>
+          <w:cantSplit/>
           <w:jc w:val="center"/>
         </w:trPr>
         <w:tc>
@@ -2732,6 +2814,7 @@
       </w:tr>
       <w:tr>
         <w:trPr>
+          <w:cantSplit/>
           <w:jc w:val="center"/>
         </w:trPr>
         <w:tc>
@@ -2781,6 +2864,7 @@
       </w:tr>
       <w:tr>
         <w:trPr>
+          <w:cantSplit/>
           <w:jc w:val="center"/>
         </w:trPr>
         <w:tc>
@@ -2830,6 +2914,7 @@
       </w:tr>
       <w:tr>
         <w:trPr>
+          <w:cantSplit/>
           <w:jc w:val="center"/>
         </w:trPr>
         <w:tc>
@@ -2872,13 +2957,14 @@
                 <w:sz w:val="24"/>
                 <w:szCs w:val="24"/>
               </w:rPr>
-              <w:t>Delegation of Authority: matriks yang menetapkan pejabat penyetuju serta batas nilai dan jenis kontrak. SNX-HR-JA-01 menyebutnya Authority Matrix (USULAN: satu dokumen).</w:t>
+              <w:t>Delegation of Authority: matriks yang menetapkan pejabat penyetuju serta batas nilai dan jenis kontrak. SNX-HR-JA-01 menyebutnya Authority Matrix, dan keduanya dianggap satu dokumen (USULAN).</w:t>
             </w:r>
           </w:p>
         </w:tc>
       </w:tr>
       <w:tr>
         <w:trPr>
+          <w:cantSplit/>
           <w:jc w:val="center"/>
         </w:trPr>
         <w:tc>
@@ -2928,6 +3014,7 @@
       </w:tr>
       <w:tr>
         <w:trPr>
+          <w:cantSplit/>
           <w:jc w:val="center"/>
         </w:trPr>
         <w:tc>
@@ -2970,13 +3057,14 @@
                 <w:sz w:val="24"/>
                 <w:szCs w:val="24"/>
               </w:rPr>
-              <w:t>Sistem tiket SINUX Service Hub yang dipakai departemen selain Operation.</w:t>
+              <w:t>Sistem ticket SINUX Service Hub yang dipakai departemen selain Operation.</w:t>
             </w:r>
           </w:p>
         </w:tc>
       </w:tr>
       <w:tr>
         <w:trPr>
+          <w:cantSplit/>
           <w:jc w:val="center"/>
         </w:trPr>
         <w:tc>
@@ -3026,6 +3114,7 @@
       </w:tr>
       <w:tr>
         <w:trPr>
+          <w:cantSplit/>
           <w:jc w:val="center"/>
         </w:trPr>
         <w:tc>
@@ -3068,13 +3157,14 @@
                 <w:sz w:val="24"/>
                 <w:szCs w:val="24"/>
               </w:rPr>
-              <w:t>Klausul kontrak yang wajib diperiksa Staff Legal. Daftarnya ada di butir 4.16.</w:t>
+              <w:t>Klausul kontrak yang wajib diperiksa Staff Legal sesuai daftar di butir 4.16.</w:t>
             </w:r>
           </w:p>
         </w:tc>
       </w:tr>
       <w:tr>
         <w:trPr>
+          <w:cantSplit/>
           <w:jc w:val="center"/>
         </w:trPr>
         <w:tc>
@@ -3117,13 +3207,14 @@
                 <w:sz w:val="24"/>
                 <w:szCs w:val="24"/>
               </w:rPr>
-              <w:t>Laporan Kegiatan Penanaman Modal: contoh kewajiban pelaporan berkala perusahaan.</w:t>
+              <w:t>Laporan Kegiatan Penanaman Modal, salah satu kewajiban pelaporan berkala perusahaan.</w:t>
             </w:r>
           </w:p>
         </w:tc>
       </w:tr>
       <w:tr>
         <w:trPr>
+          <w:cantSplit/>
           <w:jc w:val="center"/>
         </w:trPr>
         <w:tc>
@@ -3173,6 +3264,7 @@
       </w:tr>
       <w:tr>
         <w:trPr>
+          <w:cantSplit/>
           <w:jc w:val="center"/>
         </w:trPr>
         <w:tc>
@@ -3222,6 +3314,7 @@
       </w:tr>
       <w:tr>
         <w:trPr>
+          <w:cantSplit/>
           <w:jc w:val="center"/>
         </w:trPr>
         <w:tc>
@@ -3264,13 +3357,14 @@
                 <w:sz w:val="24"/>
                 <w:szCs w:val="24"/>
               </w:rPr>
-              <w:t>Nomor Induk Berusaha: identitas pelaku usaha yang terbit lewat OSS.</w:t>
+              <w:t>Nomor Induk Berusaha: identitas pelaku usaha yang terbit melalui OSS.</w:t>
             </w:r>
           </w:p>
         </w:tc>
       </w:tr>
       <w:tr>
         <w:trPr>
+          <w:cantSplit/>
           <w:jc w:val="center"/>
         </w:trPr>
         <w:tc>
@@ -3320,6 +3414,7 @@
       </w:tr>
       <w:tr>
         <w:trPr>
+          <w:cantSplit/>
           <w:jc w:val="center"/>
         </w:trPr>
         <w:tc>
@@ -3369,6 +3464,7 @@
       </w:tr>
       <w:tr>
         <w:trPr>
+          <w:cantSplit/>
           <w:jc w:val="center"/>
         </w:trPr>
         <w:tc>
@@ -3418,6 +3514,7 @@
       </w:tr>
       <w:tr>
         <w:trPr>
+          <w:cantSplit/>
           <w:jc w:val="center"/>
         </w:trPr>
         <w:tc>
@@ -3460,13 +3557,14 @@
                 <w:sz w:val="24"/>
                 <w:szCs w:val="24"/>
               </w:rPr>
-              <w:t>Orang yang Pemohon tunjuk sebagai penghubung Departemen Legal untuk satu permintaan.</w:t>
+              <w:t>Orang yang ditunjuk Pemohon sebagai penghubung dengan Departemen Legal untuk satu permintaan.</w:t>
             </w:r>
           </w:p>
         </w:tc>
       </w:tr>
       <w:tr>
         <w:trPr>
+          <w:cantSplit/>
           <w:jc w:val="center"/>
         </w:trPr>
         <w:tc>
@@ -3516,6 +3614,7 @@
       </w:tr>
       <w:tr>
         <w:trPr>
+          <w:cantSplit/>
           <w:jc w:val="center"/>
         </w:trPr>
         <w:tc>
@@ -3565,6 +3664,7 @@
       </w:tr>
       <w:tr>
         <w:trPr>
+          <w:cantSplit/>
           <w:jc w:val="center"/>
         </w:trPr>
         <w:tc>
@@ -3607,13 +3707,14 @@
                 <w:sz w:val="24"/>
                 <w:szCs w:val="24"/>
               </w:rPr>
-              <w:t>Catatan terstruktur Departemen Legal. Ada tiga: register permintaan, register kontrak, dan register perizinan.</w:t>
+              <w:t>Catatan terstruktur Departemen Legal, terdiri atas register permintaan, register kontrak, dan register perizinan.</w:t>
             </w:r>
           </w:p>
         </w:tc>
       </w:tr>
       <w:tr>
         <w:trPr>
+          <w:cantSplit/>
           <w:jc w:val="center"/>
         </w:trPr>
         <w:tc>
@@ -3663,6 +3764,7 @@
       </w:tr>
       <w:tr>
         <w:trPr>
+          <w:cantSplit/>
           <w:jc w:val="center"/>
         </w:trPr>
         <w:tc>
@@ -3712,6 +3814,7 @@
       </w:tr>
       <w:tr>
         <w:trPr>
+          <w:cantSplit/>
           <w:jc w:val="center"/>
         </w:trPr>
         <w:tc>
@@ -3761,6 +3864,7 @@
       </w:tr>
       <w:tr>
         <w:trPr>
+          <w:cantSplit/>
           <w:jc w:val="center"/>
         </w:trPr>
         <w:tc>
@@ -3981,7 +4085,7 @@
           <w:sz w:val="24"/>
           <w:szCs w:val="24"/>
         </w:rPr>
-        <w:t xml:space="preserve">4.6 Line Manager Legal menetapkan dan menyetujui, Staff Legal menyiapkan dan mencatat, dan Manajemen memutuskan. Line Manager Legal menjadi pemilik rekaman Departemen Legal di bagian 11 dan Staff Legal pencatatnya, sama dengan SNX-LEG-SOP-03. Pelaku langkah dan pemilik rekaman yang tidak tertulis di draf tim sebelumnya (versi 0.1 SOP ini) ditetapkan dari pembagian ini dan dari uraian jabatan di SNX-HR-JA-01 (USULAN).</w:t>
+        <w:t xml:space="preserve">4.6 Line Manager Legal menetapkan dan menyetujui, Staff Legal menyiapkan dan mencatat, sedangkan Manajemen memutuskan. Line Manager Legal menjadi pemilik record (rekaman) Departemen Legal di bagian 11 dan Staff Legal menjadi pencatatnya, sama dengan SNX-LEG-SOP-03. Pelaku langkah dan pemilik record yang tidak tertulis di draf tim (versi 0.1 SOP ini) ditetapkan dari pembagian tugas ini dan dari uraian jabatan di SNX-HR-JA-01 (USULAN).</w:t>
       </w:r>
     </w:p>
     <w:p>
@@ -4005,7 +4109,7 @@
           <w:sz w:val="24"/>
           <w:szCs w:val="24"/>
         </w:rPr>
-        <w:t xml:space="preserve">4.7 Pemohon mengajukan permintaan lewat tiket GLPI (USULAN).</w:t>
+        <w:t xml:space="preserve">4.7 Pemohon mengajukan permintaan melalui ticket GLPI (USULAN).</w:t>
       </w:r>
     </w:p>
     <w:p>
@@ -4197,7 +4301,7 @@
           <w:sz w:val="24"/>
           <w:szCs w:val="24"/>
         </w:rPr>
-        <w:t xml:space="preserve">4.15 Departemen Legal memberikan kepada Pemohon konfirmasi penerimaan dan nomor register permintaan, draf atau hasil review beserta ringkasan risiko dan rekomendasi, dan dokumen final yang sudah ditandatangani dan tercatat di arsip. Pemohon dapat menanyakan status permintaan kapan saja kepada Staff Legal yang ditugaskan.</w:t>
+        <w:t xml:space="preserve">4.15 Departemen Legal memberikan kepada Pemohon: konfirmasi penerimaan dan nomor register permintaan; draf atau hasil review beserta ringkasan risiko dan rekomendasi; serta dokumen final yang sudah ditandatangani dan tercatat di arsip. Pemohon dapat menanyakan status permintaan kapan saja kepada Staff Legal yang ditugaskan.</w:t>
       </w:r>
     </w:p>
     <w:p>
@@ -4245,7 +4349,7 @@
           <w:sz w:val="24"/>
           <w:szCs w:val="24"/>
         </w:rPr>
-        <w:t xml:space="preserve">4.17 Risiko hukum Tinggi, misalnya kontrak tanpa batas tanggung jawab, tanpa klausul terminasi, dengan pembayaran bergantung pihak ketiga, dengan kekayaan intelektual didaftarkan atas nama pihak lain, atau dengan risiko sanksi regulasi, wajib dieskalasi dan menunggu keputusan Manajemen (prosedur 6.3).</w:t>
+        <w:t xml:space="preserve">4.17 Risiko hukum Tinggi wajib dieskalasi dan menunggu keputusan Manajemen (prosedur 6.3). Contohnya kontrak tanpa batas tanggung jawab, tanpa klausul terminasi, dengan pembayaran bergantung pihak ketiga, dengan kekayaan intelektual didaftarkan atas nama pihak lain, atau dengan risiko sanksi regulasi.</w:t>
       </w:r>
     </w:p>
     <w:p>
@@ -4269,7 +4373,7 @@
           <w:sz w:val="24"/>
           <w:szCs w:val="24"/>
         </w:rPr>
-        <w:t xml:space="preserve">4.18 Risiko hukum Sedang, misalnya klausul tidak seimbang yang masih dapat dinegosiasikan, perlu negosiasi (prosedur 6.3).</w:t>
+        <w:t xml:space="preserve">4.18 Risiko hukum Sedang perlu dinegosiasikan (prosedur 6.3). Contohnya klausul tidak seimbang yang masih dapat dinegosiasikan.</w:t>
       </w:r>
     </w:p>
     <w:p>
@@ -4293,7 +4397,7 @@
           <w:sz w:val="24"/>
           <w:szCs w:val="24"/>
         </w:rPr>
-        <w:t xml:space="preserve">4.19 Risiko hukum Rendah, misalnya perbaikan redaksional, dapat diterima dan diperbaiki langsung (prosedur 6.3).</w:t>
+        <w:t xml:space="preserve">4.19 Risiko hukum Rendah dapat diterima dan diperbaiki langsung (prosedur 6.3). Contohnya perbaikan redaksional.</w:t>
       </w:r>
     </w:p>
     <w:p>
@@ -4317,7 +4421,7 @@
           <w:sz w:val="24"/>
           <w:szCs w:val="24"/>
         </w:rPr>
-        <w:t xml:space="preserve">4.20 Persetujuan internal kontrak mengikuti DoA. Pejabat penyetuju serta batas nilai dan jenis kontrak ada di DoA, yang belum terbit. Sampai DoA terbit, Manajemen memutuskan persetujuan tiap kontrak (USULAN).</w:t>
+        <w:t xml:space="preserve">4.20 Persetujuan internal kontrak mengikuti DoA, yang menetapkan pejabat penyetuju serta batas nilai dan jenis kontrak. DoA belum terbit. Sampai DoA terbit, Manajemen memutuskan persetujuan tiap kontrak (USULAN).</w:t>
       </w:r>
     </w:p>
     <w:p>
@@ -4389,7 +4493,7 @@
           <w:sz w:val="24"/>
           <w:szCs w:val="24"/>
         </w:rPr>
-        <w:t xml:space="preserve">4.23 Dokumen RESTRICTED (Internal) dan SECRET dikirim hanya lewat kanal resmi, tidak lewat kanal pribadi. Padanan label Rahasia di versi 0.1 SOP ini dengan kedua tingkat ini berstatus (USULAN).</w:t>
+        <w:t xml:space="preserve">4.23 Dokumen RESTRICTED (Internal) dan SECRET dikirim hanya melalui kanal resmi, tidak melalui kanal pribadi. Padanan label Rahasia di versi 0.1 SOP ini dengan kedua tingkat ini belum diputus (USULAN).</w:t>
       </w:r>
     </w:p>
     <w:p>
@@ -4485,7 +4589,7 @@
           <w:sz w:val="24"/>
           <w:szCs w:val="24"/>
         </w:rPr>
-        <w:t xml:space="preserve">4.27 Retensi dokumen legal mengikuti peraturan perundang-undangan dan kebijakan perusahaan. Periode retensi belum ditetapkan; usulan penetapannya di SNX-LEG-SOP-03 (USULAN).</w:t>
+        <w:t xml:space="preserve">4.27 Retensi dokumen legal mengikuti peraturan perundang-undangan dan kebijakan perusahaan. Periode retensi belum ditetapkan; usulan penetapannya dimuat di SNX-LEG-SOP-03 (USULAN).</w:t>
       </w:r>
     </w:p>
     <w:p>
@@ -4533,7 +4637,7 @@
           <w:sz w:val="24"/>
           <w:szCs w:val="24"/>
         </w:rPr>
-        <w:t xml:space="preserve">4.29 Penunjukan advokat eksternal mengikuti batas wewenang Line Manager Legal di SNX-HR-JA-01. Batas itu belum ditetapkan di sana.</w:t>
+        <w:t xml:space="preserve">4.29 Penunjukan advokat eksternal mengikuti batas wewenang Line Manager Legal di SNX-HR-JA-01. Batas wewenang itu belum ditetapkan di SNX-HR-JA-01.</w:t>
       </w:r>
     </w:p>
     <w:p>
@@ -4563,6 +4667,7 @@
     <w:p>
       <w:pPr>
         <w:pStyle w:val="Heading1"/>
+        <w:keepNext/>
         <w:numPr>
           <w:ilvl w:val="0"/>
           <w:numId w:val="7"/>
@@ -4590,6 +4695,8 @@
       </w:tblGrid>
       <w:tr>
         <w:trPr>
+          <w:cantSplit/>
+          <w:tblHeader/>
           <w:jc w:val="center"/>
         </w:trPr>
         <w:tc>
@@ -4606,6 +4713,7 @@
           </w:tcPr>
           <w:p>
             <w:pPr>
+              <w:keepNext/>
               <w:jc w:val="center"/>
               <w:rPr>
                 <w:sz w:val="24"/>
@@ -4637,6 +4745,7 @@
           </w:tcPr>
           <w:p>
             <w:pPr>
+              <w:keepNext/>
               <w:jc w:val="center"/>
               <w:rPr>
                 <w:sz w:val="24"/>
@@ -4668,6 +4777,7 @@
           </w:tcPr>
           <w:p>
             <w:pPr>
+              <w:keepNext/>
               <w:jc w:val="center"/>
               <w:rPr>
                 <w:sz w:val="24"/>
@@ -4688,6 +4798,7 @@
       </w:tr>
       <w:tr>
         <w:trPr>
+          <w:cantSplit/>
           <w:jc w:val="center"/>
         </w:trPr>
         <w:tc>
@@ -4733,19 +4844,19 @@
           </w:tcPr>
           <w:p>
             <w:pPr>
-              <w:jc w:val="both"/>
-              <w:rPr>
-                <w:sz w:val="24"/>
-                <w:szCs w:val="24"/>
-              </w:rPr>
-            </w:pPr>
-            <w:r>
-              <w:rPr>
-                <w:b w:val="0"/>
-                <w:sz w:val="24"/>
-                <w:szCs w:val="24"/>
-              </w:rPr>
-              <w:t>Memimpin Departemen Legal dan melapor ke COO (USULAN, butir K-03 di SNX-HR-ORG-01). Menugaskan Staff Legal dan menetapkan tenggat (prosedur 6.1), menyetujui paket review dan meneruskan kontrak ke persetujuan DoA (6.2), mengeskalasi risiko Tinggi (6.3), memverifikasi akta (6.6), berkoordinasi dengan VP Tech Operation and Services (6.7), merekomendasikan strategi sengketa (6.8), mengatur akses dokumen (6.9), dan melapor ke Manajemen (6.10). Uraian tugas rinci ada di SNX-HR-JA-01. Dipetakan ke jabatan Legal &amp; Compliance (JA-08) di SNX-HR-ORG-01.</w:t>
+              <w:jc w:val="left"/>
+              <w:rPr>
+                <w:sz w:val="24"/>
+                <w:szCs w:val="24"/>
+              </w:rPr>
+            </w:pPr>
+            <w:r>
+              <w:rPr>
+                <w:b w:val="0"/>
+                <w:sz w:val="24"/>
+                <w:szCs w:val="24"/>
+              </w:rPr>
+              <w:t>Memimpin Departemen Legal dan melapor ke COO (USULAN, butir K-03 di SNX-HR-ORG-01). Menugaskan Staff Legal dan menetapkan tenggat (prosedur 6.1), menyetujui paket review dan meneruskan kontrak ke persetujuan DoA (6.2), mengeskalasi risiko Tinggi (6.3), memverifikasi akta (6.6), berkoordinasi dengan VP Tech Operation and Services (6.7), merekomendasikan strategi sengketa (6.8), mengatur akses dokumen (6.9), dan melapor ke Manajemen (6.10). Uraian tugas rinci mengikuti SNX-HR-JA-01. Dipetakan ke jabatan Legal &amp; Compliance (JA-08) di SNX-HR-ORG-01.</w:t>
             </w:r>
           </w:p>
         </w:tc>
@@ -4763,7 +4874,7 @@
           </w:tcPr>
           <w:p>
             <w:pPr>
-              <w:jc w:val="both"/>
+              <w:jc w:val="left"/>
               <w:rPr>
                 <w:sz w:val="24"/>
                 <w:szCs w:val="24"/>
@@ -4782,6 +4893,7 @@
       </w:tr>
       <w:tr>
         <w:trPr>
+          <w:cantSplit/>
           <w:jc w:val="center"/>
         </w:trPr>
         <w:tc>
@@ -4827,19 +4939,19 @@
           </w:tcPr>
           <w:p>
             <w:pPr>
-              <w:jc w:val="both"/>
-              <w:rPr>
-                <w:sz w:val="24"/>
-                <w:szCs w:val="24"/>
-              </w:rPr>
-            </w:pPr>
-            <w:r>
-              <w:rPr>
-                <w:b w:val="0"/>
-                <w:sz w:val="24"/>
-                <w:szCs w:val="24"/>
-              </w:rPr>
-              <w:t>Melapor ke Line Manager Legal. Mencatat permintaan di register (6.1), menyusun draf, tabel redline, dan ringkasan risiko (6.2), menyiapkan penandatanganan dan arsip (6.4), memantau register kontrak dan perizinan (6.5 dan 6.6), meninjau pelindungan data pribadi dan menyusun memo kepatuhan (6.7), menyusun berkas kasus (6.8), serta mengelola dokumen legal (6.9). Uraian tugas rinci ada di SNX-HR-JA-01. Dipetakan ke jabatan Legal &amp; Compliance (JA-09) di SNX-HR-ORG-01.</w:t>
+              <w:jc w:val="left"/>
+              <w:rPr>
+                <w:sz w:val="24"/>
+                <w:szCs w:val="24"/>
+              </w:rPr>
+            </w:pPr>
+            <w:r>
+              <w:rPr>
+                <w:b w:val="0"/>
+                <w:sz w:val="24"/>
+                <w:szCs w:val="24"/>
+              </w:rPr>
+              <w:t>Melapor ke Line Manager Legal. Mencatat permintaan di register (6.1), menyusun draf, tabel redline, dan ringkasan risiko (6.2), menyiapkan penandatanganan dan arsip (6.4), memantau register kontrak dan perizinan (6.5 dan 6.6), meninjau pelindungan data pribadi dan menyusun memo kepatuhan (6.7), menyusun berkas kasus (6.8), serta mengelola dokumen legal (6.9). Uraian tugas rinci mengikuti SNX-HR-JA-01. Dipetakan ke jabatan Legal &amp; Compliance (JA-09) di SNX-HR-ORG-01.</w:t>
             </w:r>
           </w:p>
         </w:tc>
@@ -4857,7 +4969,7 @@
           </w:tcPr>
           <w:p>
             <w:pPr>
-              <w:jc w:val="both"/>
+              <w:jc w:val="left"/>
               <w:rPr>
                 <w:sz w:val="24"/>
                 <w:szCs w:val="24"/>
@@ -4876,6 +4988,7 @@
       </w:tr>
       <w:tr>
         <w:trPr>
+          <w:cantSplit/>
           <w:jc w:val="center"/>
         </w:trPr>
         <w:tc>
@@ -4921,7 +5034,7 @@
           </w:tcPr>
           <w:p>
             <w:pPr>
-              <w:jc w:val="both"/>
+              <w:jc w:val="left"/>
               <w:rPr>
                 <w:sz w:val="24"/>
                 <w:szCs w:val="24"/>
@@ -4951,25 +5064,26 @@
           </w:tcPr>
           <w:p>
             <w:pPr>
-              <w:jc w:val="both"/>
-              <w:rPr>
-                <w:sz w:val="24"/>
-                <w:szCs w:val="24"/>
-              </w:rPr>
-            </w:pPr>
-            <w:r>
-              <w:rPr>
-                <w:b w:val="0"/>
-                <w:sz w:val="24"/>
-                <w:szCs w:val="24"/>
-              </w:rPr>
-              <w:t>Mengajukan permintaan. Batas wewenang Pemohon atas dokumen final ada di butir 4.12 dan 4.13.</w:t>
+              <w:jc w:val="left"/>
+              <w:rPr>
+                <w:sz w:val="24"/>
+                <w:szCs w:val="24"/>
+              </w:rPr>
+            </w:pPr>
+            <w:r>
+              <w:rPr>
+                <w:b w:val="0"/>
+                <w:sz w:val="24"/>
+                <w:szCs w:val="24"/>
+              </w:rPr>
+              <w:t>Mengajukan permintaan. Tidak menandatangani, menjanjikan, atau mengirim dokumen final sebelum ada persetujuan Departemen Legal dan pejabat berwenang sesuai DoA, dan tidak mengubah isi dokumen yang sudah direview tanpa melalui Departemen Legal.</w:t>
             </w:r>
           </w:p>
         </w:tc>
       </w:tr>
       <w:tr>
         <w:trPr>
+          <w:cantSplit/>
           <w:jc w:val="center"/>
         </w:trPr>
         <w:tc>
@@ -5015,19 +5129,19 @@
           </w:tcPr>
           <w:p>
             <w:pPr>
-              <w:jc w:val="both"/>
-              <w:rPr>
-                <w:sz w:val="24"/>
-                <w:szCs w:val="24"/>
-              </w:rPr>
-            </w:pPr>
-            <w:r>
-              <w:rPr>
-                <w:b w:val="0"/>
-                <w:sz w:val="24"/>
-                <w:szCs w:val="24"/>
-              </w:rPr>
-              <w:t>Direktur Utama dan COO. Memutuskan persetujuan internal kontrak menurut DoA (6.2), penanganan kontrak berisiko Tinggi (6.3), dan strategi penanganan sengketa (6.8). Menerima laporan bulanan dari Line Manager Legal (6.10).</w:t>
+              <w:jc w:val="left"/>
+              <w:rPr>
+                <w:sz w:val="24"/>
+                <w:szCs w:val="24"/>
+              </w:rPr>
+            </w:pPr>
+            <w:r>
+              <w:rPr>
+                <w:b w:val="0"/>
+                <w:sz w:val="24"/>
+                <w:szCs w:val="24"/>
+              </w:rPr>
+              <w:t>Direktur Utama dan COO. Memutuskan persetujuan internal kontrak sesuai DoA (6.2), penanganan kontrak berisiko Tinggi (6.3), dan strategi penanganan sengketa (6.8). Menerima laporan bulanan dari Line Manager Legal (6.10).</w:t>
             </w:r>
           </w:p>
         </w:tc>
@@ -5045,25 +5159,26 @@
           </w:tcPr>
           <w:p>
             <w:pPr>
-              <w:jc w:val="both"/>
-              <w:rPr>
-                <w:sz w:val="24"/>
-                <w:szCs w:val="24"/>
-              </w:rPr>
-            </w:pPr>
-            <w:r>
-              <w:rPr>
-                <w:b w:val="0"/>
-                <w:sz w:val="24"/>
-                <w:szCs w:val="24"/>
-              </w:rPr>
-              <w:t>Memutuskan atas rekomendasi tertulis Line Manager Legal. Pejabat lain memutuskan bila DoA menetapkannya.</w:t>
+              <w:jc w:val="left"/>
+              <w:rPr>
+                <w:sz w:val="24"/>
+                <w:szCs w:val="24"/>
+              </w:rPr>
+            </w:pPr>
+            <w:r>
+              <w:rPr>
+                <w:b w:val="0"/>
+                <w:sz w:val="24"/>
+                <w:szCs w:val="24"/>
+              </w:rPr>
+              <w:t>Memutuskan atas rekomendasi tertulis Line Manager Legal. Pejabat lain memutuskan jika DoA menetapkannya.</w:t>
             </w:r>
           </w:p>
         </w:tc>
       </w:tr>
       <w:tr>
         <w:trPr>
+          <w:cantSplit/>
           <w:jc w:val="center"/>
         </w:trPr>
         <w:tc>
@@ -5109,7 +5224,7 @@
           </w:tcPr>
           <w:p>
             <w:pPr>
-              <w:jc w:val="both"/>
+              <w:jc w:val="left"/>
               <w:rPr>
                 <w:sz w:val="24"/>
                 <w:szCs w:val="24"/>
@@ -5139,7 +5254,7 @@
           </w:tcPr>
           <w:p>
             <w:pPr>
-              <w:jc w:val="both"/>
+              <w:jc w:val="left"/>
               <w:rPr>
                 <w:sz w:val="24"/>
                 <w:szCs w:val="24"/>
@@ -5158,6 +5273,7 @@
       </w:tr>
       <w:tr>
         <w:trPr>
+          <w:cantSplit/>
           <w:jc w:val="center"/>
         </w:trPr>
         <w:tc>
@@ -5203,7 +5319,7 @@
           </w:tcPr>
           <w:p>
             <w:pPr>
-              <w:jc w:val="both"/>
+              <w:jc w:val="left"/>
               <w:rPr>
                 <w:sz w:val="24"/>
                 <w:szCs w:val="24"/>
@@ -5233,7 +5349,7 @@
           </w:tcPr>
           <w:p>
             <w:pPr>
-              <w:jc w:val="both"/>
+              <w:jc w:val="left"/>
               <w:rPr>
                 <w:sz w:val="24"/>
                 <w:szCs w:val="24"/>
@@ -5252,6 +5368,7 @@
       </w:tr>
       <w:tr>
         <w:trPr>
+          <w:cantSplit/>
           <w:jc w:val="center"/>
         </w:trPr>
         <w:tc>
@@ -5297,7 +5414,7 @@
           </w:tcPr>
           <w:p>
             <w:pPr>
-              <w:jc w:val="both"/>
+              <w:jc w:val="left"/>
               <w:rPr>
                 <w:sz w:val="24"/>
                 <w:szCs w:val="24"/>
@@ -5327,7 +5444,7 @@
           </w:tcPr>
           <w:p>
             <w:pPr>
-              <w:jc w:val="both"/>
+              <w:jc w:val="left"/>
               <w:rPr>
                 <w:sz w:val="24"/>
                 <w:szCs w:val="24"/>
@@ -5379,6 +5496,7 @@
     <w:p>
       <w:pPr>
         <w:pStyle w:val="Heading2"/>
+        <w:keepNext/>
         <w:numPr>
           <w:ilvl w:val="1"/>
           <w:numId w:val="7"/>
@@ -5401,27 +5519,30 @@
         <w:tblLook w:val="0400" w:firstRow="0" w:lastRow="0" w:firstColumn="0" w:lastColumn="0" w:noHBand="0" w:noVBand="1"/>
       </w:tblPr>
       <w:tblGrid>
-        <w:gridCol w:w="3367"/>
-        <w:gridCol w:w="2248"/>
-        <w:gridCol w:w="3913"/>
+        <w:gridCol w:w="4309"/>
+        <w:gridCol w:w="1927"/>
+        <w:gridCol w:w="2835"/>
       </w:tblGrid>
       <w:tr>
         <w:trPr>
+          <w:cantSplit/>
+          <w:tblHeader/>
           <w:jc w:val="center"/>
         </w:trPr>
         <w:tc>
           <w:tcPr>
-            <w:tcW w:w="3367" w:type="dxa"/>
-            <w:tcBorders>
-              <w:top w:val="single" w:sz="8" w:space="0" w:color="000000"/>
-              <w:left w:val="single" w:sz="8" w:space="0" w:color="000000"/>
-              <w:bottom w:val="single" w:sz="8" w:space="0" w:color="000000"/>
-              <w:right w:val="single" w:sz="8" w:space="0" w:color="000000"/>
-            </w:tcBorders>
-            <w:vAlign w:val="center"/>
-          </w:tcPr>
-          <w:p>
-            <w:pPr>
+            <w:tcW w:w="4309" w:type="dxa"/>
+            <w:tcBorders>
+              <w:top w:val="single" w:sz="8" w:space="0" w:color="000000"/>
+              <w:left w:val="single" w:sz="8" w:space="0" w:color="000000"/>
+              <w:bottom w:val="single" w:sz="8" w:space="0" w:color="000000"/>
+              <w:right w:val="single" w:sz="8" w:space="0" w:color="000000"/>
+            </w:tcBorders>
+            <w:vAlign w:val="center"/>
+          </w:tcPr>
+          <w:p>
+            <w:pPr>
+              <w:keepNext/>
               <w:jc w:val="center"/>
               <w:rPr>
                 <w:sz w:val="24"/>
@@ -5441,17 +5562,18 @@
         </w:tc>
         <w:tc>
           <w:tcPr>
-            <w:tcW w:w="2248" w:type="dxa"/>
-            <w:tcBorders>
-              <w:top w:val="single" w:sz="8" w:space="0" w:color="000000"/>
-              <w:left w:val="single" w:sz="8" w:space="0" w:color="000000"/>
-              <w:bottom w:val="single" w:sz="8" w:space="0" w:color="000000"/>
-              <w:right w:val="single" w:sz="8" w:space="0" w:color="000000"/>
-            </w:tcBorders>
-            <w:vAlign w:val="center"/>
-          </w:tcPr>
-          <w:p>
-            <w:pPr>
+            <w:tcW w:w="1927" w:type="dxa"/>
+            <w:tcBorders>
+              <w:top w:val="single" w:sz="8" w:space="0" w:color="000000"/>
+              <w:left w:val="single" w:sz="8" w:space="0" w:color="000000"/>
+              <w:bottom w:val="single" w:sz="8" w:space="0" w:color="000000"/>
+              <w:right w:val="single" w:sz="8" w:space="0" w:color="000000"/>
+            </w:tcBorders>
+            <w:vAlign w:val="center"/>
+          </w:tcPr>
+          <w:p>
+            <w:pPr>
+              <w:keepNext/>
               <w:jc w:val="center"/>
               <w:rPr>
                 <w:sz w:val="24"/>
@@ -5471,17 +5593,18 @@
         </w:tc>
         <w:tc>
           <w:tcPr>
-            <w:tcW w:w="3913" w:type="dxa"/>
-            <w:tcBorders>
-              <w:top w:val="single" w:sz="8" w:space="0" w:color="000000"/>
-              <w:left w:val="single" w:sz="8" w:space="0" w:color="000000"/>
-              <w:bottom w:val="single" w:sz="8" w:space="0" w:color="000000"/>
-              <w:right w:val="single" w:sz="8" w:space="0" w:color="000000"/>
-            </w:tcBorders>
-            <w:vAlign w:val="center"/>
-          </w:tcPr>
-          <w:p>
-            <w:pPr>
+            <w:tcW w:w="2835" w:type="dxa"/>
+            <w:tcBorders>
+              <w:top w:val="single" w:sz="8" w:space="0" w:color="000000"/>
+              <w:left w:val="single" w:sz="8" w:space="0" w:color="000000"/>
+              <w:bottom w:val="single" w:sz="8" w:space="0" w:color="000000"/>
+              <w:right w:val="single" w:sz="8" w:space="0" w:color="000000"/>
+            </w:tcBorders>
+            <w:vAlign w:val="center"/>
+          </w:tcPr>
+          <w:p>
+            <w:pPr>
+              <w:keepNext/>
               <w:jc w:val="center"/>
               <w:rPr>
                 <w:sz w:val="24"/>
@@ -5502,39 +5625,40 @@
       </w:tr>
       <w:tr>
         <w:trPr>
+          <w:cantSplit/>
           <w:jc w:val="center"/>
         </w:trPr>
         <w:tc>
           <w:tcPr>
-            <w:tcW w:w="3367" w:type="dxa"/>
-            <w:tcBorders>
-              <w:top w:val="single" w:sz="8" w:space="0" w:color="000000"/>
-              <w:left w:val="single" w:sz="8" w:space="0" w:color="000000"/>
-              <w:bottom w:val="single" w:sz="8" w:space="0" w:color="000000"/>
-              <w:right w:val="single" w:sz="8" w:space="0" w:color="000000"/>
-            </w:tcBorders>
-            <w:vAlign w:val="center"/>
-          </w:tcPr>
-          <w:p>
-            <w:pPr>
-              <w:rPr>
-                <w:sz w:val="24"/>
-                <w:szCs w:val="24"/>
-              </w:rPr>
-            </w:pPr>
-            <w:r>
-              <w:rPr>
-                <w:b w:val="0"/>
-                <w:sz w:val="24"/>
-                <w:szCs w:val="24"/>
-              </w:rPr>
-              <w:t>1. Kirim permintaan lewat tiket GLPI dengan data permintaan menurut butir 4.8.</w:t>
-            </w:r>
-          </w:p>
-        </w:tc>
-        <w:tc>
-          <w:tcPr>
-            <w:tcW w:w="2248" w:type="dxa"/>
+            <w:tcW w:w="4309" w:type="dxa"/>
+            <w:tcBorders>
+              <w:top w:val="single" w:sz="8" w:space="0" w:color="000000"/>
+              <w:left w:val="single" w:sz="8" w:space="0" w:color="000000"/>
+              <w:bottom w:val="single" w:sz="8" w:space="0" w:color="000000"/>
+              <w:right w:val="single" w:sz="8" w:space="0" w:color="000000"/>
+            </w:tcBorders>
+            <w:vAlign w:val="center"/>
+          </w:tcPr>
+          <w:p>
+            <w:pPr>
+              <w:rPr>
+                <w:sz w:val="24"/>
+                <w:szCs w:val="24"/>
+              </w:rPr>
+            </w:pPr>
+            <w:r>
+              <w:rPr>
+                <w:b w:val="0"/>
+                <w:sz w:val="24"/>
+                <w:szCs w:val="24"/>
+              </w:rPr>
+              <w:t>1. Kirim permintaan melalui ticket GLPI dengan data permintaan sesuai butir 4.8.</w:t>
+            </w:r>
+          </w:p>
+        </w:tc>
+        <w:tc>
+          <w:tcPr>
+            <w:tcW w:w="1927" w:type="dxa"/>
             <w:tcBorders>
               <w:top w:val="single" w:sz="8" w:space="0" w:color="000000"/>
               <w:left w:val="single" w:sz="8" w:space="0" w:color="000000"/>
@@ -5562,41 +5686,42 @@
         </w:tc>
         <w:tc>
           <w:tcPr>
-            <w:tcW w:w="3913" w:type="dxa"/>
-            <w:tcBorders>
-              <w:top w:val="single" w:sz="8" w:space="0" w:color="000000"/>
-              <w:left w:val="single" w:sz="8" w:space="0" w:color="000000"/>
-              <w:bottom w:val="single" w:sz="8" w:space="0" w:color="000000"/>
-              <w:right w:val="single" w:sz="8" w:space="0" w:color="000000"/>
-            </w:tcBorders>
-            <w:vAlign w:val="center"/>
-          </w:tcPr>
-          <w:p>
-            <w:pPr>
-              <w:jc w:val="both"/>
-              <w:rPr>
-                <w:sz w:val="24"/>
-                <w:szCs w:val="24"/>
-              </w:rPr>
-            </w:pPr>
-            <w:r>
-              <w:rPr>
-                <w:b w:val="0"/>
-                <w:sz w:val="24"/>
-                <w:szCs w:val="24"/>
-              </w:rPr>
-              <w:t>Tiket permintaan di GLPI</w:t>
+            <w:tcW w:w="2835" w:type="dxa"/>
+            <w:tcBorders>
+              <w:top w:val="single" w:sz="8" w:space="0" w:color="000000"/>
+              <w:left w:val="single" w:sz="8" w:space="0" w:color="000000"/>
+              <w:bottom w:val="single" w:sz="8" w:space="0" w:color="000000"/>
+              <w:right w:val="single" w:sz="8" w:space="0" w:color="000000"/>
+            </w:tcBorders>
+            <w:vAlign w:val="center"/>
+          </w:tcPr>
+          <w:p>
+            <w:pPr>
+              <w:jc w:val="left"/>
+              <w:rPr>
+                <w:sz w:val="24"/>
+                <w:szCs w:val="24"/>
+              </w:rPr>
+            </w:pPr>
+            <w:r>
+              <w:rPr>
+                <w:b w:val="0"/>
+                <w:sz w:val="24"/>
+                <w:szCs w:val="24"/>
+              </w:rPr>
+              <w:t>Ticket permintaan di GLPI</w:t>
             </w:r>
           </w:p>
         </w:tc>
       </w:tr>
       <w:tr>
         <w:trPr>
+          <w:cantSplit/>
           <w:jc w:val="center"/>
         </w:trPr>
         <w:tc>
           <w:tcPr>
-            <w:tcW w:w="3367" w:type="dxa"/>
+            <w:tcW w:w="4309" w:type="dxa"/>
             <w:tcBorders>
               <w:top w:val="single" w:sz="8" w:space="0" w:color="000000"/>
               <w:left w:val="single" w:sz="8" w:space="0" w:color="000000"/>
@@ -5624,7 +5749,7 @@
         </w:tc>
         <w:tc>
           <w:tcPr>
-            <w:tcW w:w="2248" w:type="dxa"/>
+            <w:tcW w:w="1927" w:type="dxa"/>
             <w:tcBorders>
               <w:top w:val="single" w:sz="8" w:space="0" w:color="000000"/>
               <w:left w:val="single" w:sz="8" w:space="0" w:color="000000"/>
@@ -5652,18 +5777,18 @@
         </w:tc>
         <w:tc>
           <w:tcPr>
-            <w:tcW w:w="3913" w:type="dxa"/>
-            <w:tcBorders>
-              <w:top w:val="single" w:sz="8" w:space="0" w:color="000000"/>
-              <w:left w:val="single" w:sz="8" w:space="0" w:color="000000"/>
-              <w:bottom w:val="single" w:sz="8" w:space="0" w:color="000000"/>
-              <w:right w:val="single" w:sz="8" w:space="0" w:color="000000"/>
-            </w:tcBorders>
-            <w:vAlign w:val="center"/>
-          </w:tcPr>
-          <w:p>
-            <w:pPr>
-              <w:jc w:val="both"/>
+            <w:tcW w:w="2835" w:type="dxa"/>
+            <w:tcBorders>
+              <w:top w:val="single" w:sz="8" w:space="0" w:color="000000"/>
+              <w:left w:val="single" w:sz="8" w:space="0" w:color="000000"/>
+              <w:bottom w:val="single" w:sz="8" w:space="0" w:color="000000"/>
+              <w:right w:val="single" w:sz="8" w:space="0" w:color="000000"/>
+            </w:tcBorders>
+            <w:vAlign w:val="center"/>
+          </w:tcPr>
+          <w:p>
+            <w:pPr>
+              <w:jc w:val="left"/>
               <w:rPr>
                 <w:sz w:val="24"/>
                 <w:szCs w:val="24"/>
@@ -5682,11 +5807,12 @@
       </w:tr>
       <w:tr>
         <w:trPr>
+          <w:cantSplit/>
           <w:jc w:val="center"/>
         </w:trPr>
         <w:tc>
           <w:tcPr>
-            <w:tcW w:w="3367" w:type="dxa"/>
+            <w:tcW w:w="4309" w:type="dxa"/>
             <w:tcBorders>
               <w:top w:val="single" w:sz="8" w:space="0" w:color="000000"/>
               <w:left w:val="single" w:sz="8" w:space="0" w:color="000000"/>
@@ -5714,7 +5840,7 @@
         </w:tc>
         <w:tc>
           <w:tcPr>
-            <w:tcW w:w="2248" w:type="dxa"/>
+            <w:tcW w:w="1927" w:type="dxa"/>
             <w:tcBorders>
               <w:top w:val="single" w:sz="8" w:space="0" w:color="000000"/>
               <w:left w:val="single" w:sz="8" w:space="0" w:color="000000"/>
@@ -5742,18 +5868,18 @@
         </w:tc>
         <w:tc>
           <w:tcPr>
-            <w:tcW w:w="3913" w:type="dxa"/>
-            <w:tcBorders>
-              <w:top w:val="single" w:sz="8" w:space="0" w:color="000000"/>
-              <w:left w:val="single" w:sz="8" w:space="0" w:color="000000"/>
-              <w:bottom w:val="single" w:sz="8" w:space="0" w:color="000000"/>
-              <w:right w:val="single" w:sz="8" w:space="0" w:color="000000"/>
-            </w:tcBorders>
-            <w:vAlign w:val="center"/>
-          </w:tcPr>
-          <w:p>
-            <w:pPr>
-              <w:jc w:val="both"/>
+            <w:tcW w:w="2835" w:type="dxa"/>
+            <w:tcBorders>
+              <w:top w:val="single" w:sz="8" w:space="0" w:color="000000"/>
+              <w:left w:val="single" w:sz="8" w:space="0" w:color="000000"/>
+              <w:bottom w:val="single" w:sz="8" w:space="0" w:color="000000"/>
+              <w:right w:val="single" w:sz="8" w:space="0" w:color="000000"/>
+            </w:tcBorders>
+            <w:vAlign w:val="center"/>
+          </w:tcPr>
+          <w:p>
+            <w:pPr>
+              <w:jc w:val="left"/>
               <w:rPr>
                 <w:sz w:val="24"/>
                 <w:szCs w:val="24"/>
@@ -5772,11 +5898,12 @@
       </w:tr>
       <w:tr>
         <w:trPr>
+          <w:cantSplit/>
           <w:jc w:val="center"/>
         </w:trPr>
         <w:tc>
           <w:tcPr>
-            <w:tcW w:w="3367" w:type="dxa"/>
+            <w:tcW w:w="4309" w:type="dxa"/>
             <w:tcBorders>
               <w:top w:val="single" w:sz="8" w:space="0" w:color="000000"/>
               <w:left w:val="single" w:sz="8" w:space="0" w:color="000000"/>
@@ -5804,7 +5931,7 @@
         </w:tc>
         <w:tc>
           <w:tcPr>
-            <w:tcW w:w="2248" w:type="dxa"/>
+            <w:tcW w:w="1927" w:type="dxa"/>
             <w:tcBorders>
               <w:top w:val="single" w:sz="8" w:space="0" w:color="000000"/>
               <w:left w:val="single" w:sz="8" w:space="0" w:color="000000"/>
@@ -5832,18 +5959,18 @@
         </w:tc>
         <w:tc>
           <w:tcPr>
-            <w:tcW w:w="3913" w:type="dxa"/>
-            <w:tcBorders>
-              <w:top w:val="single" w:sz="8" w:space="0" w:color="000000"/>
-              <w:left w:val="single" w:sz="8" w:space="0" w:color="000000"/>
-              <w:bottom w:val="single" w:sz="8" w:space="0" w:color="000000"/>
-              <w:right w:val="single" w:sz="8" w:space="0" w:color="000000"/>
-            </w:tcBorders>
-            <w:vAlign w:val="center"/>
-          </w:tcPr>
-          <w:p>
-            <w:pPr>
-              <w:jc w:val="both"/>
+            <w:tcW w:w="2835" w:type="dxa"/>
+            <w:tcBorders>
+              <w:top w:val="single" w:sz="8" w:space="0" w:color="000000"/>
+              <w:left w:val="single" w:sz="8" w:space="0" w:color="000000"/>
+              <w:bottom w:val="single" w:sz="8" w:space="0" w:color="000000"/>
+              <w:right w:val="single" w:sz="8" w:space="0" w:color="000000"/>
+            </w:tcBorders>
+            <w:vAlign w:val="center"/>
+          </w:tcPr>
+          <w:p>
+            <w:pPr>
+              <w:jc w:val="left"/>
               <w:rPr>
                 <w:sz w:val="24"/>
                 <w:szCs w:val="24"/>
@@ -5862,11 +5989,12 @@
       </w:tr>
       <w:tr>
         <w:trPr>
+          <w:cantSplit/>
           <w:jc w:val="center"/>
         </w:trPr>
         <w:tc>
           <w:tcPr>
-            <w:tcW w:w="3367" w:type="dxa"/>
+            <w:tcW w:w="4309" w:type="dxa"/>
             <w:tcBorders>
               <w:top w:val="single" w:sz="8" w:space="0" w:color="000000"/>
               <w:left w:val="single" w:sz="8" w:space="0" w:color="000000"/>
@@ -5894,7 +6022,7 @@
         </w:tc>
         <w:tc>
           <w:tcPr>
-            <w:tcW w:w="2248" w:type="dxa"/>
+            <w:tcW w:w="1927" w:type="dxa"/>
             <w:tcBorders>
               <w:top w:val="single" w:sz="8" w:space="0" w:color="000000"/>
               <w:left w:val="single" w:sz="8" w:space="0" w:color="000000"/>
@@ -5922,18 +6050,18 @@
         </w:tc>
         <w:tc>
           <w:tcPr>
-            <w:tcW w:w="3913" w:type="dxa"/>
-            <w:tcBorders>
-              <w:top w:val="single" w:sz="8" w:space="0" w:color="000000"/>
-              <w:left w:val="single" w:sz="8" w:space="0" w:color="000000"/>
-              <w:bottom w:val="single" w:sz="8" w:space="0" w:color="000000"/>
-              <w:right w:val="single" w:sz="8" w:space="0" w:color="000000"/>
-            </w:tcBorders>
-            <w:vAlign w:val="center"/>
-          </w:tcPr>
-          <w:p>
-            <w:pPr>
-              <w:jc w:val="both"/>
+            <w:tcW w:w="2835" w:type="dxa"/>
+            <w:tcBorders>
+              <w:top w:val="single" w:sz="8" w:space="0" w:color="000000"/>
+              <w:left w:val="single" w:sz="8" w:space="0" w:color="000000"/>
+              <w:bottom w:val="single" w:sz="8" w:space="0" w:color="000000"/>
+              <w:right w:val="single" w:sz="8" w:space="0" w:color="000000"/>
+            </w:tcBorders>
+            <w:vAlign w:val="center"/>
+          </w:tcPr>
+          <w:p>
+            <w:pPr>
+              <w:jc w:val="left"/>
               <w:rPr>
                 <w:sz w:val="24"/>
                 <w:szCs w:val="24"/>
@@ -5990,6 +6118,7 @@
     </w:p>
     <w:p>
       <w:pPr>
+        <w:keepNext/>
         <w:pBdr>
           <w:top w:val="nil"/>
           <w:left w:val="nil"/>
@@ -6022,27 +6151,30 @@
         <w:tblLook w:val="0400" w:firstRow="0" w:lastRow="0" w:firstColumn="0" w:lastColumn="0" w:noHBand="0" w:noVBand="1"/>
       </w:tblPr>
       <w:tblGrid>
-        <w:gridCol w:w="3367"/>
-        <w:gridCol w:w="2248"/>
-        <w:gridCol w:w="3913"/>
+        <w:gridCol w:w="4309"/>
+        <w:gridCol w:w="1927"/>
+        <w:gridCol w:w="2835"/>
       </w:tblGrid>
       <w:tr>
         <w:trPr>
+          <w:cantSplit/>
+          <w:tblHeader/>
           <w:jc w:val="center"/>
         </w:trPr>
         <w:tc>
           <w:tcPr>
-            <w:tcW w:w="3367" w:type="dxa"/>
-            <w:tcBorders>
-              <w:top w:val="single" w:sz="8" w:space="0" w:color="000000"/>
-              <w:left w:val="single" w:sz="8" w:space="0" w:color="000000"/>
-              <w:bottom w:val="single" w:sz="8" w:space="0" w:color="000000"/>
-              <w:right w:val="single" w:sz="8" w:space="0" w:color="000000"/>
-            </w:tcBorders>
-            <w:vAlign w:val="center"/>
-          </w:tcPr>
-          <w:p>
-            <w:pPr>
+            <w:tcW w:w="4309" w:type="dxa"/>
+            <w:tcBorders>
+              <w:top w:val="single" w:sz="8" w:space="0" w:color="000000"/>
+              <w:left w:val="single" w:sz="8" w:space="0" w:color="000000"/>
+              <w:bottom w:val="single" w:sz="8" w:space="0" w:color="000000"/>
+              <w:right w:val="single" w:sz="8" w:space="0" w:color="000000"/>
+            </w:tcBorders>
+            <w:vAlign w:val="center"/>
+          </w:tcPr>
+          <w:p>
+            <w:pPr>
+              <w:keepNext/>
               <w:jc w:val="center"/>
               <w:rPr>
                 <w:sz w:val="24"/>
@@ -6062,17 +6194,18 @@
         </w:tc>
         <w:tc>
           <w:tcPr>
-            <w:tcW w:w="2248" w:type="dxa"/>
-            <w:tcBorders>
-              <w:top w:val="single" w:sz="8" w:space="0" w:color="000000"/>
-              <w:left w:val="single" w:sz="8" w:space="0" w:color="000000"/>
-              <w:bottom w:val="single" w:sz="8" w:space="0" w:color="000000"/>
-              <w:right w:val="single" w:sz="8" w:space="0" w:color="000000"/>
-            </w:tcBorders>
-            <w:vAlign w:val="center"/>
-          </w:tcPr>
-          <w:p>
-            <w:pPr>
+            <w:tcW w:w="1927" w:type="dxa"/>
+            <w:tcBorders>
+              <w:top w:val="single" w:sz="8" w:space="0" w:color="000000"/>
+              <w:left w:val="single" w:sz="8" w:space="0" w:color="000000"/>
+              <w:bottom w:val="single" w:sz="8" w:space="0" w:color="000000"/>
+              <w:right w:val="single" w:sz="8" w:space="0" w:color="000000"/>
+            </w:tcBorders>
+            <w:vAlign w:val="center"/>
+          </w:tcPr>
+          <w:p>
+            <w:pPr>
+              <w:keepNext/>
               <w:jc w:val="center"/>
               <w:rPr>
                 <w:sz w:val="24"/>
@@ -6092,17 +6225,18 @@
         </w:tc>
         <w:tc>
           <w:tcPr>
-            <w:tcW w:w="3913" w:type="dxa"/>
-            <w:tcBorders>
-              <w:top w:val="single" w:sz="8" w:space="0" w:color="000000"/>
-              <w:left w:val="single" w:sz="8" w:space="0" w:color="000000"/>
-              <w:bottom w:val="single" w:sz="8" w:space="0" w:color="000000"/>
-              <w:right w:val="single" w:sz="8" w:space="0" w:color="000000"/>
-            </w:tcBorders>
-            <w:vAlign w:val="center"/>
-          </w:tcPr>
-          <w:p>
-            <w:pPr>
+            <w:tcW w:w="2835" w:type="dxa"/>
+            <w:tcBorders>
+              <w:top w:val="single" w:sz="8" w:space="0" w:color="000000"/>
+              <w:left w:val="single" w:sz="8" w:space="0" w:color="000000"/>
+              <w:bottom w:val="single" w:sz="8" w:space="0" w:color="000000"/>
+              <w:right w:val="single" w:sz="8" w:space="0" w:color="000000"/>
+            </w:tcBorders>
+            <w:vAlign w:val="center"/>
+          </w:tcPr>
+          <w:p>
+            <w:pPr>
+              <w:keepNext/>
               <w:jc w:val="center"/>
               <w:rPr>
                 <w:sz w:val="24"/>
@@ -6123,39 +6257,40 @@
       </w:tr>
       <w:tr>
         <w:trPr>
+          <w:cantSplit/>
           <w:jc w:val="center"/>
         </w:trPr>
         <w:tc>
           <w:tcPr>
-            <w:tcW w:w="3367" w:type="dxa"/>
-            <w:tcBorders>
-              <w:top w:val="single" w:sz="8" w:space="0" w:color="000000"/>
-              <w:left w:val="single" w:sz="8" w:space="0" w:color="000000"/>
-              <w:bottom w:val="single" w:sz="8" w:space="0" w:color="000000"/>
-              <w:right w:val="single" w:sz="8" w:space="0" w:color="000000"/>
-            </w:tcBorders>
-            <w:vAlign w:val="center"/>
-          </w:tcPr>
-          <w:p>
-            <w:pPr>
-              <w:rPr>
-                <w:sz w:val="24"/>
-                <w:szCs w:val="24"/>
-              </w:rPr>
-            </w:pPr>
-            <w:r>
-              <w:rPr>
-                <w:b w:val="0"/>
-                <w:sz w:val="24"/>
-                <w:szCs w:val="24"/>
-              </w:rPr>
-              <w:t>1. Pastikan Pemohon sudah memberikan data kontrak menurut butir 4.8.</w:t>
-            </w:r>
-          </w:p>
-        </w:tc>
-        <w:tc>
-          <w:tcPr>
-            <w:tcW w:w="2248" w:type="dxa"/>
+            <w:tcW w:w="4309" w:type="dxa"/>
+            <w:tcBorders>
+              <w:top w:val="single" w:sz="8" w:space="0" w:color="000000"/>
+              <w:left w:val="single" w:sz="8" w:space="0" w:color="000000"/>
+              <w:bottom w:val="single" w:sz="8" w:space="0" w:color="000000"/>
+              <w:right w:val="single" w:sz="8" w:space="0" w:color="000000"/>
+            </w:tcBorders>
+            <w:vAlign w:val="center"/>
+          </w:tcPr>
+          <w:p>
+            <w:pPr>
+              <w:rPr>
+                <w:sz w:val="24"/>
+                <w:szCs w:val="24"/>
+              </w:rPr>
+            </w:pPr>
+            <w:r>
+              <w:rPr>
+                <w:b w:val="0"/>
+                <w:sz w:val="24"/>
+                <w:szCs w:val="24"/>
+              </w:rPr>
+              <w:t>1. Pastikan Pemohon sudah memberikan data kontrak sesuai butir 4.8.</w:t>
+            </w:r>
+          </w:p>
+        </w:tc>
+        <w:tc>
+          <w:tcPr>
+            <w:tcW w:w="1927" w:type="dxa"/>
             <w:tcBorders>
               <w:top w:val="single" w:sz="8" w:space="0" w:color="000000"/>
               <w:left w:val="single" w:sz="8" w:space="0" w:color="000000"/>
@@ -6183,18 +6318,18 @@
         </w:tc>
         <w:tc>
           <w:tcPr>
-            <w:tcW w:w="3913" w:type="dxa"/>
-            <w:tcBorders>
-              <w:top w:val="single" w:sz="8" w:space="0" w:color="000000"/>
-              <w:left w:val="single" w:sz="8" w:space="0" w:color="000000"/>
-              <w:bottom w:val="single" w:sz="8" w:space="0" w:color="000000"/>
-              <w:right w:val="single" w:sz="8" w:space="0" w:color="000000"/>
-            </w:tcBorders>
-            <w:vAlign w:val="center"/>
-          </w:tcPr>
-          <w:p>
-            <w:pPr>
-              <w:jc w:val="both"/>
+            <w:tcW w:w="2835" w:type="dxa"/>
+            <w:tcBorders>
+              <w:top w:val="single" w:sz="8" w:space="0" w:color="000000"/>
+              <w:left w:val="single" w:sz="8" w:space="0" w:color="000000"/>
+              <w:bottom w:val="single" w:sz="8" w:space="0" w:color="000000"/>
+              <w:right w:val="single" w:sz="8" w:space="0" w:color="000000"/>
+            </w:tcBorders>
+            <w:vAlign w:val="center"/>
+          </w:tcPr>
+          <w:p>
+            <w:pPr>
+              <w:jc w:val="left"/>
               <w:rPr>
                 <w:sz w:val="24"/>
                 <w:szCs w:val="24"/>
@@ -6213,11 +6348,12 @@
       </w:tr>
       <w:tr>
         <w:trPr>
+          <w:cantSplit/>
           <w:jc w:val="center"/>
         </w:trPr>
         <w:tc>
           <w:tcPr>
-            <w:tcW w:w="3367" w:type="dxa"/>
+            <w:tcW w:w="4309" w:type="dxa"/>
             <w:tcBorders>
               <w:top w:val="single" w:sz="8" w:space="0" w:color="000000"/>
               <w:left w:val="single" w:sz="8" w:space="0" w:color="000000"/>
@@ -6245,7 +6381,7 @@
         </w:tc>
         <w:tc>
           <w:tcPr>
-            <w:tcW w:w="2248" w:type="dxa"/>
+            <w:tcW w:w="1927" w:type="dxa"/>
             <w:tcBorders>
               <w:top w:val="single" w:sz="8" w:space="0" w:color="000000"/>
               <w:left w:val="single" w:sz="8" w:space="0" w:color="000000"/>
@@ -6273,18 +6409,18 @@
         </w:tc>
         <w:tc>
           <w:tcPr>
-            <w:tcW w:w="3913" w:type="dxa"/>
-            <w:tcBorders>
-              <w:top w:val="single" w:sz="8" w:space="0" w:color="000000"/>
-              <w:left w:val="single" w:sz="8" w:space="0" w:color="000000"/>
-              <w:bottom w:val="single" w:sz="8" w:space="0" w:color="000000"/>
-              <w:right w:val="single" w:sz="8" w:space="0" w:color="000000"/>
-            </w:tcBorders>
-            <w:vAlign w:val="center"/>
-          </w:tcPr>
-          <w:p>
-            <w:pPr>
-              <w:jc w:val="both"/>
+            <w:tcW w:w="2835" w:type="dxa"/>
+            <w:tcBorders>
+              <w:top w:val="single" w:sz="8" w:space="0" w:color="000000"/>
+              <w:left w:val="single" w:sz="8" w:space="0" w:color="000000"/>
+              <w:bottom w:val="single" w:sz="8" w:space="0" w:color="000000"/>
+              <w:right w:val="single" w:sz="8" w:space="0" w:color="000000"/>
+            </w:tcBorders>
+            <w:vAlign w:val="center"/>
+          </w:tcPr>
+          <w:p>
+            <w:pPr>
+              <w:jc w:val="left"/>
               <w:rPr>
                 <w:sz w:val="24"/>
                 <w:szCs w:val="24"/>
@@ -6303,11 +6439,12 @@
       </w:tr>
       <w:tr>
         <w:trPr>
+          <w:cantSplit/>
           <w:jc w:val="center"/>
         </w:trPr>
         <w:tc>
           <w:tcPr>
-            <w:tcW w:w="3367" w:type="dxa"/>
+            <w:tcW w:w="4309" w:type="dxa"/>
             <w:tcBorders>
               <w:top w:val="single" w:sz="8" w:space="0" w:color="000000"/>
               <w:left w:val="single" w:sz="8" w:space="0" w:color="000000"/>
@@ -6335,7 +6472,7 @@
         </w:tc>
         <w:tc>
           <w:tcPr>
-            <w:tcW w:w="2248" w:type="dxa"/>
+            <w:tcW w:w="1927" w:type="dxa"/>
             <w:tcBorders>
               <w:top w:val="single" w:sz="8" w:space="0" w:color="000000"/>
               <w:left w:val="single" w:sz="8" w:space="0" w:color="000000"/>
@@ -6363,18 +6500,18 @@
         </w:tc>
         <w:tc>
           <w:tcPr>
-            <w:tcW w:w="3913" w:type="dxa"/>
-            <w:tcBorders>
-              <w:top w:val="single" w:sz="8" w:space="0" w:color="000000"/>
-              <w:left w:val="single" w:sz="8" w:space="0" w:color="000000"/>
-              <w:bottom w:val="single" w:sz="8" w:space="0" w:color="000000"/>
-              <w:right w:val="single" w:sz="8" w:space="0" w:color="000000"/>
-            </w:tcBorders>
-            <w:vAlign w:val="center"/>
-          </w:tcPr>
-          <w:p>
-            <w:pPr>
-              <w:jc w:val="both"/>
+            <w:tcW w:w="2835" w:type="dxa"/>
+            <w:tcBorders>
+              <w:top w:val="single" w:sz="8" w:space="0" w:color="000000"/>
+              <w:left w:val="single" w:sz="8" w:space="0" w:color="000000"/>
+              <w:bottom w:val="single" w:sz="8" w:space="0" w:color="000000"/>
+              <w:right w:val="single" w:sz="8" w:space="0" w:color="000000"/>
+            </w:tcBorders>
+            <w:vAlign w:val="center"/>
+          </w:tcPr>
+          <w:p>
+            <w:pPr>
+              <w:jc w:val="left"/>
               <w:rPr>
                 <w:sz w:val="24"/>
                 <w:szCs w:val="24"/>
@@ -6393,11 +6530,12 @@
       </w:tr>
       <w:tr>
         <w:trPr>
+          <w:cantSplit/>
           <w:jc w:val="center"/>
         </w:trPr>
         <w:tc>
           <w:tcPr>
-            <w:tcW w:w="3367" w:type="dxa"/>
+            <w:tcW w:w="4309" w:type="dxa"/>
             <w:tcBorders>
               <w:top w:val="single" w:sz="8" w:space="0" w:color="000000"/>
               <w:left w:val="single" w:sz="8" w:space="0" w:color="000000"/>
@@ -6425,7 +6563,7 @@
         </w:tc>
         <w:tc>
           <w:tcPr>
-            <w:tcW w:w="2248" w:type="dxa"/>
+            <w:tcW w:w="1927" w:type="dxa"/>
             <w:tcBorders>
               <w:top w:val="single" w:sz="8" w:space="0" w:color="000000"/>
               <w:left w:val="single" w:sz="8" w:space="0" w:color="000000"/>
@@ -6453,18 +6591,18 @@
         </w:tc>
         <w:tc>
           <w:tcPr>
-            <w:tcW w:w="3913" w:type="dxa"/>
-            <w:tcBorders>
-              <w:top w:val="single" w:sz="8" w:space="0" w:color="000000"/>
-              <w:left w:val="single" w:sz="8" w:space="0" w:color="000000"/>
-              <w:bottom w:val="single" w:sz="8" w:space="0" w:color="000000"/>
-              <w:right w:val="single" w:sz="8" w:space="0" w:color="000000"/>
-            </w:tcBorders>
-            <w:vAlign w:val="center"/>
-          </w:tcPr>
-          <w:p>
-            <w:pPr>
-              <w:jc w:val="both"/>
+            <w:tcW w:w="2835" w:type="dxa"/>
+            <w:tcBorders>
+              <w:top w:val="single" w:sz="8" w:space="0" w:color="000000"/>
+              <w:left w:val="single" w:sz="8" w:space="0" w:color="000000"/>
+              <w:bottom w:val="single" w:sz="8" w:space="0" w:color="000000"/>
+              <w:right w:val="single" w:sz="8" w:space="0" w:color="000000"/>
+            </w:tcBorders>
+            <w:vAlign w:val="center"/>
+          </w:tcPr>
+          <w:p>
+            <w:pPr>
+              <w:jc w:val="left"/>
               <w:rPr>
                 <w:sz w:val="24"/>
                 <w:szCs w:val="24"/>
@@ -6483,39 +6621,40 @@
       </w:tr>
       <w:tr>
         <w:trPr>
+          <w:cantSplit/>
           <w:jc w:val="center"/>
         </w:trPr>
         <w:tc>
           <w:tcPr>
-            <w:tcW w:w="3367" w:type="dxa"/>
-            <w:tcBorders>
-              <w:top w:val="single" w:sz="8" w:space="0" w:color="000000"/>
-              <w:left w:val="single" w:sz="8" w:space="0" w:color="000000"/>
-              <w:bottom w:val="single" w:sz="8" w:space="0" w:color="000000"/>
-              <w:right w:val="single" w:sz="8" w:space="0" w:color="000000"/>
-            </w:tcBorders>
-            <w:vAlign w:val="center"/>
-          </w:tcPr>
-          <w:p>
-            <w:pPr>
-              <w:rPr>
-                <w:sz w:val="24"/>
-                <w:szCs w:val="24"/>
-              </w:rPr>
-            </w:pPr>
-            <w:r>
-              <w:rPr>
-                <w:b w:val="0"/>
-                <w:sz w:val="24"/>
-                <w:szCs w:val="24"/>
-              </w:rPr>
-              <w:t>5. Periksa klausul kritis menurut butir 4.16.</w:t>
-            </w:r>
-          </w:p>
-        </w:tc>
-        <w:tc>
-          <w:tcPr>
-            <w:tcW w:w="2248" w:type="dxa"/>
+            <w:tcW w:w="4309" w:type="dxa"/>
+            <w:tcBorders>
+              <w:top w:val="single" w:sz="8" w:space="0" w:color="000000"/>
+              <w:left w:val="single" w:sz="8" w:space="0" w:color="000000"/>
+              <w:bottom w:val="single" w:sz="8" w:space="0" w:color="000000"/>
+              <w:right w:val="single" w:sz="8" w:space="0" w:color="000000"/>
+            </w:tcBorders>
+            <w:vAlign w:val="center"/>
+          </w:tcPr>
+          <w:p>
+            <w:pPr>
+              <w:rPr>
+                <w:sz w:val="24"/>
+                <w:szCs w:val="24"/>
+              </w:rPr>
+            </w:pPr>
+            <w:r>
+              <w:rPr>
+                <w:b w:val="0"/>
+                <w:sz w:val="24"/>
+                <w:szCs w:val="24"/>
+              </w:rPr>
+              <w:t>5. Periksa klausul kritis sesuai butir 4.16.</w:t>
+            </w:r>
+          </w:p>
+        </w:tc>
+        <w:tc>
+          <w:tcPr>
+            <w:tcW w:w="1927" w:type="dxa"/>
             <w:tcBorders>
               <w:top w:val="single" w:sz="8" w:space="0" w:color="000000"/>
               <w:left w:val="single" w:sz="8" w:space="0" w:color="000000"/>
@@ -6543,18 +6682,18 @@
         </w:tc>
         <w:tc>
           <w:tcPr>
-            <w:tcW w:w="3913" w:type="dxa"/>
-            <w:tcBorders>
-              <w:top w:val="single" w:sz="8" w:space="0" w:color="000000"/>
-              <w:left w:val="single" w:sz="8" w:space="0" w:color="000000"/>
-              <w:bottom w:val="single" w:sz="8" w:space="0" w:color="000000"/>
-              <w:right w:val="single" w:sz="8" w:space="0" w:color="000000"/>
-            </w:tcBorders>
-            <w:vAlign w:val="center"/>
-          </w:tcPr>
-          <w:p>
-            <w:pPr>
-              <w:jc w:val="both"/>
+            <w:tcW w:w="2835" w:type="dxa"/>
+            <w:tcBorders>
+              <w:top w:val="single" w:sz="8" w:space="0" w:color="000000"/>
+              <w:left w:val="single" w:sz="8" w:space="0" w:color="000000"/>
+              <w:bottom w:val="single" w:sz="8" w:space="0" w:color="000000"/>
+              <w:right w:val="single" w:sz="8" w:space="0" w:color="000000"/>
+            </w:tcBorders>
+            <w:vAlign w:val="center"/>
+          </w:tcPr>
+          <w:p>
+            <w:pPr>
+              <w:jc w:val="left"/>
               <w:rPr>
                 <w:sz w:val="24"/>
                 <w:szCs w:val="24"/>
@@ -6573,39 +6712,40 @@
       </w:tr>
       <w:tr>
         <w:trPr>
+          <w:cantSplit/>
           <w:jc w:val="center"/>
         </w:trPr>
         <w:tc>
           <w:tcPr>
-            <w:tcW w:w="3367" w:type="dxa"/>
-            <w:tcBorders>
-              <w:top w:val="single" w:sz="8" w:space="0" w:color="000000"/>
-              <w:left w:val="single" w:sz="8" w:space="0" w:color="000000"/>
-              <w:bottom w:val="single" w:sz="8" w:space="0" w:color="000000"/>
-              <w:right w:val="single" w:sz="8" w:space="0" w:color="000000"/>
-            </w:tcBorders>
-            <w:vAlign w:val="center"/>
-          </w:tcPr>
-          <w:p>
-            <w:pPr>
-              <w:rPr>
-                <w:sz w:val="24"/>
-                <w:szCs w:val="24"/>
-              </w:rPr>
-            </w:pPr>
-            <w:r>
-              <w:rPr>
-                <w:b w:val="0"/>
-                <w:sz w:val="24"/>
-                <w:szCs w:val="24"/>
-              </w:rPr>
-              <w:t>6. Klasifikasikan risiko kontrak sebagai Tinggi, Sedang, atau Rendah menurut butir 4.17 sampai 4.19.</w:t>
-            </w:r>
-          </w:p>
-        </w:tc>
-        <w:tc>
-          <w:tcPr>
-            <w:tcW w:w="2248" w:type="dxa"/>
+            <w:tcW w:w="4309" w:type="dxa"/>
+            <w:tcBorders>
+              <w:top w:val="single" w:sz="8" w:space="0" w:color="000000"/>
+              <w:left w:val="single" w:sz="8" w:space="0" w:color="000000"/>
+              <w:bottom w:val="single" w:sz="8" w:space="0" w:color="000000"/>
+              <w:right w:val="single" w:sz="8" w:space="0" w:color="000000"/>
+            </w:tcBorders>
+            <w:vAlign w:val="center"/>
+          </w:tcPr>
+          <w:p>
+            <w:pPr>
+              <w:rPr>
+                <w:sz w:val="24"/>
+                <w:szCs w:val="24"/>
+              </w:rPr>
+            </w:pPr>
+            <w:r>
+              <w:rPr>
+                <w:b w:val="0"/>
+                <w:sz w:val="24"/>
+                <w:szCs w:val="24"/>
+              </w:rPr>
+              <w:t>6. Klasifikasikan risiko kontrak sebagai Tinggi, Sedang, atau Rendah sesuai butir 4.17 sampai 4.19.</w:t>
+            </w:r>
+          </w:p>
+        </w:tc>
+        <w:tc>
+          <w:tcPr>
+            <w:tcW w:w="1927" w:type="dxa"/>
             <w:tcBorders>
               <w:top w:val="single" w:sz="8" w:space="0" w:color="000000"/>
               <w:left w:val="single" w:sz="8" w:space="0" w:color="000000"/>
@@ -6633,18 +6773,18 @@
         </w:tc>
         <w:tc>
           <w:tcPr>
-            <w:tcW w:w="3913" w:type="dxa"/>
-            <w:tcBorders>
-              <w:top w:val="single" w:sz="8" w:space="0" w:color="000000"/>
-              <w:left w:val="single" w:sz="8" w:space="0" w:color="000000"/>
-              <w:bottom w:val="single" w:sz="8" w:space="0" w:color="000000"/>
-              <w:right w:val="single" w:sz="8" w:space="0" w:color="000000"/>
-            </w:tcBorders>
-            <w:vAlign w:val="center"/>
-          </w:tcPr>
-          <w:p>
-            <w:pPr>
-              <w:jc w:val="both"/>
+            <w:tcW w:w="2835" w:type="dxa"/>
+            <w:tcBorders>
+              <w:top w:val="single" w:sz="8" w:space="0" w:color="000000"/>
+              <w:left w:val="single" w:sz="8" w:space="0" w:color="000000"/>
+              <w:bottom w:val="single" w:sz="8" w:space="0" w:color="000000"/>
+              <w:right w:val="single" w:sz="8" w:space="0" w:color="000000"/>
+            </w:tcBorders>
+            <w:vAlign w:val="center"/>
+          </w:tcPr>
+          <w:p>
+            <w:pPr>
+              <w:jc w:val="left"/>
               <w:rPr>
                 <w:sz w:val="24"/>
                 <w:szCs w:val="24"/>
@@ -6663,11 +6803,12 @@
       </w:tr>
       <w:tr>
         <w:trPr>
+          <w:cantSplit/>
           <w:jc w:val="center"/>
         </w:trPr>
         <w:tc>
           <w:tcPr>
-            <w:tcW w:w="3367" w:type="dxa"/>
+            <w:tcW w:w="4309" w:type="dxa"/>
             <w:tcBorders>
               <w:top w:val="single" w:sz="8" w:space="0" w:color="000000"/>
               <w:left w:val="single" w:sz="8" w:space="0" w:color="000000"/>
@@ -6695,7 +6836,7 @@
         </w:tc>
         <w:tc>
           <w:tcPr>
-            <w:tcW w:w="2248" w:type="dxa"/>
+            <w:tcW w:w="1927" w:type="dxa"/>
             <w:tcBorders>
               <w:top w:val="single" w:sz="8" w:space="0" w:color="000000"/>
               <w:left w:val="single" w:sz="8" w:space="0" w:color="000000"/>
@@ -6723,18 +6864,18 @@
         </w:tc>
         <w:tc>
           <w:tcPr>
-            <w:tcW w:w="3913" w:type="dxa"/>
-            <w:tcBorders>
-              <w:top w:val="single" w:sz="8" w:space="0" w:color="000000"/>
-              <w:left w:val="single" w:sz="8" w:space="0" w:color="000000"/>
-              <w:bottom w:val="single" w:sz="8" w:space="0" w:color="000000"/>
-              <w:right w:val="single" w:sz="8" w:space="0" w:color="000000"/>
-            </w:tcBorders>
-            <w:vAlign w:val="center"/>
-          </w:tcPr>
-          <w:p>
-            <w:pPr>
-              <w:jc w:val="both"/>
+            <w:tcW w:w="2835" w:type="dxa"/>
+            <w:tcBorders>
+              <w:top w:val="single" w:sz="8" w:space="0" w:color="000000"/>
+              <w:left w:val="single" w:sz="8" w:space="0" w:color="000000"/>
+              <w:bottom w:val="single" w:sz="8" w:space="0" w:color="000000"/>
+              <w:right w:val="single" w:sz="8" w:space="0" w:color="000000"/>
+            </w:tcBorders>
+            <w:vAlign w:val="center"/>
+          </w:tcPr>
+          <w:p>
+            <w:pPr>
+              <w:jc w:val="left"/>
               <w:rPr>
                 <w:sz w:val="24"/>
                 <w:szCs w:val="24"/>
@@ -6753,11 +6894,12 @@
       </w:tr>
       <w:tr>
         <w:trPr>
+          <w:cantSplit/>
           <w:jc w:val="center"/>
         </w:trPr>
         <w:tc>
           <w:tcPr>
-            <w:tcW w:w="3367" w:type="dxa"/>
+            <w:tcW w:w="4309" w:type="dxa"/>
             <w:tcBorders>
               <w:top w:val="single" w:sz="8" w:space="0" w:color="000000"/>
               <w:left w:val="single" w:sz="8" w:space="0" w:color="000000"/>
@@ -6785,7 +6927,7 @@
         </w:tc>
         <w:tc>
           <w:tcPr>
-            <w:tcW w:w="2248" w:type="dxa"/>
+            <w:tcW w:w="1927" w:type="dxa"/>
             <w:tcBorders>
               <w:top w:val="single" w:sz="8" w:space="0" w:color="000000"/>
               <w:left w:val="single" w:sz="8" w:space="0" w:color="000000"/>
@@ -6813,18 +6955,18 @@
         </w:tc>
         <w:tc>
           <w:tcPr>
-            <w:tcW w:w="3913" w:type="dxa"/>
-            <w:tcBorders>
-              <w:top w:val="single" w:sz="8" w:space="0" w:color="000000"/>
-              <w:left w:val="single" w:sz="8" w:space="0" w:color="000000"/>
-              <w:bottom w:val="single" w:sz="8" w:space="0" w:color="000000"/>
-              <w:right w:val="single" w:sz="8" w:space="0" w:color="000000"/>
-            </w:tcBorders>
-            <w:vAlign w:val="center"/>
-          </w:tcPr>
-          <w:p>
-            <w:pPr>
-              <w:jc w:val="both"/>
+            <w:tcW w:w="2835" w:type="dxa"/>
+            <w:tcBorders>
+              <w:top w:val="single" w:sz="8" w:space="0" w:color="000000"/>
+              <w:left w:val="single" w:sz="8" w:space="0" w:color="000000"/>
+              <w:bottom w:val="single" w:sz="8" w:space="0" w:color="000000"/>
+              <w:right w:val="single" w:sz="8" w:space="0" w:color="000000"/>
+            </w:tcBorders>
+            <w:vAlign w:val="center"/>
+          </w:tcPr>
+          <w:p>
+            <w:pPr>
+              <w:jc w:val="left"/>
               <w:rPr>
                 <w:sz w:val="24"/>
                 <w:szCs w:val="24"/>
@@ -6843,11 +6985,12 @@
       </w:tr>
       <w:tr>
         <w:trPr>
+          <w:cantSplit/>
           <w:jc w:val="center"/>
         </w:trPr>
         <w:tc>
           <w:tcPr>
-            <w:tcW w:w="3367" w:type="dxa"/>
+            <w:tcW w:w="4309" w:type="dxa"/>
             <w:tcBorders>
               <w:top w:val="single" w:sz="8" w:space="0" w:color="000000"/>
               <w:left w:val="single" w:sz="8" w:space="0" w:color="000000"/>
@@ -6875,7 +7018,7 @@
         </w:tc>
         <w:tc>
           <w:tcPr>
-            <w:tcW w:w="2248" w:type="dxa"/>
+            <w:tcW w:w="1927" w:type="dxa"/>
             <w:tcBorders>
               <w:top w:val="single" w:sz="8" w:space="0" w:color="000000"/>
               <w:left w:val="single" w:sz="8" w:space="0" w:color="000000"/>
@@ -6903,18 +7046,18 @@
         </w:tc>
         <w:tc>
           <w:tcPr>
-            <w:tcW w:w="3913" w:type="dxa"/>
-            <w:tcBorders>
-              <w:top w:val="single" w:sz="8" w:space="0" w:color="000000"/>
-              <w:left w:val="single" w:sz="8" w:space="0" w:color="000000"/>
-              <w:bottom w:val="single" w:sz="8" w:space="0" w:color="000000"/>
-              <w:right w:val="single" w:sz="8" w:space="0" w:color="000000"/>
-            </w:tcBorders>
-            <w:vAlign w:val="center"/>
-          </w:tcPr>
-          <w:p>
-            <w:pPr>
-              <w:jc w:val="both"/>
+            <w:tcW w:w="2835" w:type="dxa"/>
+            <w:tcBorders>
+              <w:top w:val="single" w:sz="8" w:space="0" w:color="000000"/>
+              <w:left w:val="single" w:sz="8" w:space="0" w:color="000000"/>
+              <w:bottom w:val="single" w:sz="8" w:space="0" w:color="000000"/>
+              <w:right w:val="single" w:sz="8" w:space="0" w:color="000000"/>
+            </w:tcBorders>
+            <w:vAlign w:val="center"/>
+          </w:tcPr>
+          <w:p>
+            <w:pPr>
+              <w:jc w:val="left"/>
               <w:rPr>
                 <w:sz w:val="24"/>
                 <w:szCs w:val="24"/>
@@ -6933,11 +7076,12 @@
       </w:tr>
       <w:tr>
         <w:trPr>
+          <w:cantSplit/>
           <w:jc w:val="center"/>
         </w:trPr>
         <w:tc>
           <w:tcPr>
-            <w:tcW w:w="3367" w:type="dxa"/>
+            <w:tcW w:w="4309" w:type="dxa"/>
             <w:tcBorders>
               <w:top w:val="single" w:sz="8" w:space="0" w:color="000000"/>
               <w:left w:val="single" w:sz="8" w:space="0" w:color="000000"/>
@@ -6965,7 +7109,7 @@
         </w:tc>
         <w:tc>
           <w:tcPr>
-            <w:tcW w:w="2248" w:type="dxa"/>
+            <w:tcW w:w="1927" w:type="dxa"/>
             <w:tcBorders>
               <w:top w:val="single" w:sz="8" w:space="0" w:color="000000"/>
               <w:left w:val="single" w:sz="8" w:space="0" w:color="000000"/>
@@ -6993,18 +7137,18 @@
         </w:tc>
         <w:tc>
           <w:tcPr>
-            <w:tcW w:w="3913" w:type="dxa"/>
-            <w:tcBorders>
-              <w:top w:val="single" w:sz="8" w:space="0" w:color="000000"/>
-              <w:left w:val="single" w:sz="8" w:space="0" w:color="000000"/>
-              <w:bottom w:val="single" w:sz="8" w:space="0" w:color="000000"/>
-              <w:right w:val="single" w:sz="8" w:space="0" w:color="000000"/>
-            </w:tcBorders>
-            <w:vAlign w:val="center"/>
-          </w:tcPr>
-          <w:p>
-            <w:pPr>
-              <w:jc w:val="both"/>
+            <w:tcW w:w="2835" w:type="dxa"/>
+            <w:tcBorders>
+              <w:top w:val="single" w:sz="8" w:space="0" w:color="000000"/>
+              <w:left w:val="single" w:sz="8" w:space="0" w:color="000000"/>
+              <w:bottom w:val="single" w:sz="8" w:space="0" w:color="000000"/>
+              <w:right w:val="single" w:sz="8" w:space="0" w:color="000000"/>
+            </w:tcBorders>
+            <w:vAlign w:val="center"/>
+          </w:tcPr>
+          <w:p>
+            <w:pPr>
+              <w:jc w:val="left"/>
               <w:rPr>
                 <w:sz w:val="24"/>
                 <w:szCs w:val="24"/>
@@ -7023,39 +7167,40 @@
       </w:tr>
       <w:tr>
         <w:trPr>
+          <w:cantSplit/>
           <w:jc w:val="center"/>
         </w:trPr>
         <w:tc>
           <w:tcPr>
-            <w:tcW w:w="3367" w:type="dxa"/>
-            <w:tcBorders>
-              <w:top w:val="single" w:sz="8" w:space="0" w:color="000000"/>
-              <w:left w:val="single" w:sz="8" w:space="0" w:color="000000"/>
-              <w:bottom w:val="single" w:sz="8" w:space="0" w:color="000000"/>
-              <w:right w:val="single" w:sz="8" w:space="0" w:color="000000"/>
-            </w:tcBorders>
-            <w:vAlign w:val="center"/>
-          </w:tcPr>
-          <w:p>
-            <w:pPr>
-              <w:rPr>
-                <w:sz w:val="24"/>
-                <w:szCs w:val="24"/>
-              </w:rPr>
-            </w:pPr>
-            <w:r>
-              <w:rPr>
-                <w:b w:val="0"/>
-                <w:sz w:val="24"/>
-                <w:szCs w:val="24"/>
-              </w:rPr>
-              <w:t>11. Teruskan kontrak yang sudah disetujui Departemen Legal ke pejabat penyetuju menurut butir 4.20.</w:t>
-            </w:r>
-          </w:p>
-        </w:tc>
-        <w:tc>
-          <w:tcPr>
-            <w:tcW w:w="2248" w:type="dxa"/>
+            <w:tcW w:w="4309" w:type="dxa"/>
+            <w:tcBorders>
+              <w:top w:val="single" w:sz="8" w:space="0" w:color="000000"/>
+              <w:left w:val="single" w:sz="8" w:space="0" w:color="000000"/>
+              <w:bottom w:val="single" w:sz="8" w:space="0" w:color="000000"/>
+              <w:right w:val="single" w:sz="8" w:space="0" w:color="000000"/>
+            </w:tcBorders>
+            <w:vAlign w:val="center"/>
+          </w:tcPr>
+          <w:p>
+            <w:pPr>
+              <w:rPr>
+                <w:sz w:val="24"/>
+                <w:szCs w:val="24"/>
+              </w:rPr>
+            </w:pPr>
+            <w:r>
+              <w:rPr>
+                <w:b w:val="0"/>
+                <w:sz w:val="24"/>
+                <w:szCs w:val="24"/>
+              </w:rPr>
+              <w:t>11. Teruskan kontrak yang sudah disetujui Departemen Legal ke pejabat penyetuju sesuai butir 4.20.</w:t>
+            </w:r>
+          </w:p>
+        </w:tc>
+        <w:tc>
+          <w:tcPr>
+            <w:tcW w:w="1927" w:type="dxa"/>
             <w:tcBorders>
               <w:top w:val="single" w:sz="8" w:space="0" w:color="000000"/>
               <w:left w:val="single" w:sz="8" w:space="0" w:color="000000"/>
@@ -7083,41 +7228,42 @@
         </w:tc>
         <w:tc>
           <w:tcPr>
-            <w:tcW w:w="3913" w:type="dxa"/>
-            <w:tcBorders>
-              <w:top w:val="single" w:sz="8" w:space="0" w:color="000000"/>
-              <w:left w:val="single" w:sz="8" w:space="0" w:color="000000"/>
-              <w:bottom w:val="single" w:sz="8" w:space="0" w:color="000000"/>
-              <w:right w:val="single" w:sz="8" w:space="0" w:color="000000"/>
-            </w:tcBorders>
-            <w:vAlign w:val="center"/>
-          </w:tcPr>
-          <w:p>
-            <w:pPr>
-              <w:jc w:val="both"/>
-              <w:rPr>
-                <w:sz w:val="24"/>
-                <w:szCs w:val="24"/>
-              </w:rPr>
-            </w:pPr>
-            <w:r>
-              <w:rPr>
-                <w:b w:val="0"/>
-                <w:sz w:val="24"/>
-                <w:szCs w:val="24"/>
-              </w:rPr>
-              <w:t>Permintaan persetujuan menurut DoA</w:t>
+            <w:tcW w:w="2835" w:type="dxa"/>
+            <w:tcBorders>
+              <w:top w:val="single" w:sz="8" w:space="0" w:color="000000"/>
+              <w:left w:val="single" w:sz="8" w:space="0" w:color="000000"/>
+              <w:bottom w:val="single" w:sz="8" w:space="0" w:color="000000"/>
+              <w:right w:val="single" w:sz="8" w:space="0" w:color="000000"/>
+            </w:tcBorders>
+            <w:vAlign w:val="center"/>
+          </w:tcPr>
+          <w:p>
+            <w:pPr>
+              <w:jc w:val="left"/>
+              <w:rPr>
+                <w:sz w:val="24"/>
+                <w:szCs w:val="24"/>
+              </w:rPr>
+            </w:pPr>
+            <w:r>
+              <w:rPr>
+                <w:b w:val="0"/>
+                <w:sz w:val="24"/>
+                <w:szCs w:val="24"/>
+              </w:rPr>
+              <w:t>Permintaan persetujuan sesuai DoA</w:t>
             </w:r>
           </w:p>
         </w:tc>
       </w:tr>
       <w:tr>
         <w:trPr>
+          <w:cantSplit/>
           <w:jc w:val="center"/>
         </w:trPr>
         <w:tc>
           <w:tcPr>
-            <w:tcW w:w="3367" w:type="dxa"/>
+            <w:tcW w:w="4309" w:type="dxa"/>
             <w:tcBorders>
               <w:top w:val="single" w:sz="8" w:space="0" w:color="000000"/>
               <w:left w:val="single" w:sz="8" w:space="0" w:color="000000"/>
@@ -7145,7 +7291,7 @@
         </w:tc>
         <w:tc>
           <w:tcPr>
-            <w:tcW w:w="2248" w:type="dxa"/>
+            <w:tcW w:w="1927" w:type="dxa"/>
             <w:tcBorders>
               <w:top w:val="single" w:sz="8" w:space="0" w:color="000000"/>
               <w:left w:val="single" w:sz="8" w:space="0" w:color="000000"/>
@@ -7173,18 +7319,18 @@
         </w:tc>
         <w:tc>
           <w:tcPr>
-            <w:tcW w:w="3913" w:type="dxa"/>
-            <w:tcBorders>
-              <w:top w:val="single" w:sz="8" w:space="0" w:color="000000"/>
-              <w:left w:val="single" w:sz="8" w:space="0" w:color="000000"/>
-              <w:bottom w:val="single" w:sz="8" w:space="0" w:color="000000"/>
-              <w:right w:val="single" w:sz="8" w:space="0" w:color="000000"/>
-            </w:tcBorders>
-            <w:vAlign w:val="center"/>
-          </w:tcPr>
-          <w:p>
-            <w:pPr>
-              <w:jc w:val="both"/>
+            <w:tcW w:w="2835" w:type="dxa"/>
+            <w:tcBorders>
+              <w:top w:val="single" w:sz="8" w:space="0" w:color="000000"/>
+              <w:left w:val="single" w:sz="8" w:space="0" w:color="000000"/>
+              <w:bottom w:val="single" w:sz="8" w:space="0" w:color="000000"/>
+              <w:right w:val="single" w:sz="8" w:space="0" w:color="000000"/>
+            </w:tcBorders>
+            <w:vAlign w:val="center"/>
+          </w:tcPr>
+          <w:p>
+            <w:pPr>
+              <w:jc w:val="left"/>
               <w:rPr>
                 <w:sz w:val="24"/>
                 <w:szCs w:val="24"/>
@@ -7229,6 +7375,7 @@
     <w:p>
       <w:pPr>
         <w:pStyle w:val="Heading2"/>
+        <w:keepNext/>
         <w:numPr>
           <w:ilvl w:val="1"/>
           <w:numId w:val="7"/>
@@ -7249,27 +7396,30 @@
         <w:tblLook w:val="0400" w:firstRow="0" w:lastRow="0" w:firstColumn="0" w:lastColumn="0" w:noHBand="0" w:noVBand="1"/>
       </w:tblPr>
       <w:tblGrid>
-        <w:gridCol w:w="3367"/>
-        <w:gridCol w:w="2248"/>
-        <w:gridCol w:w="3913"/>
+        <w:gridCol w:w="4309"/>
+        <w:gridCol w:w="1927"/>
+        <w:gridCol w:w="2835"/>
       </w:tblGrid>
       <w:tr>
         <w:trPr>
+          <w:cantSplit/>
+          <w:tblHeader/>
           <w:jc w:val="center"/>
         </w:trPr>
         <w:tc>
           <w:tcPr>
-            <w:tcW w:w="3367" w:type="dxa"/>
-            <w:tcBorders>
-              <w:top w:val="single" w:sz="8" w:space="0" w:color="000000"/>
-              <w:left w:val="single" w:sz="8" w:space="0" w:color="000000"/>
-              <w:bottom w:val="single" w:sz="8" w:space="0" w:color="000000"/>
-              <w:right w:val="single" w:sz="8" w:space="0" w:color="000000"/>
-            </w:tcBorders>
-            <w:vAlign w:val="center"/>
-          </w:tcPr>
-          <w:p>
-            <w:pPr>
+            <w:tcW w:w="4309" w:type="dxa"/>
+            <w:tcBorders>
+              <w:top w:val="single" w:sz="8" w:space="0" w:color="000000"/>
+              <w:left w:val="single" w:sz="8" w:space="0" w:color="000000"/>
+              <w:bottom w:val="single" w:sz="8" w:space="0" w:color="000000"/>
+              <w:right w:val="single" w:sz="8" w:space="0" w:color="000000"/>
+            </w:tcBorders>
+            <w:vAlign w:val="center"/>
+          </w:tcPr>
+          <w:p>
+            <w:pPr>
+              <w:keepNext/>
               <w:jc w:val="center"/>
               <w:rPr>
                 <w:sz w:val="24"/>
@@ -7289,17 +7439,18 @@
         </w:tc>
         <w:tc>
           <w:tcPr>
-            <w:tcW w:w="2248" w:type="dxa"/>
-            <w:tcBorders>
-              <w:top w:val="single" w:sz="8" w:space="0" w:color="000000"/>
-              <w:left w:val="single" w:sz="8" w:space="0" w:color="000000"/>
-              <w:bottom w:val="single" w:sz="8" w:space="0" w:color="000000"/>
-              <w:right w:val="single" w:sz="8" w:space="0" w:color="000000"/>
-            </w:tcBorders>
-            <w:vAlign w:val="center"/>
-          </w:tcPr>
-          <w:p>
-            <w:pPr>
+            <w:tcW w:w="1927" w:type="dxa"/>
+            <w:tcBorders>
+              <w:top w:val="single" w:sz="8" w:space="0" w:color="000000"/>
+              <w:left w:val="single" w:sz="8" w:space="0" w:color="000000"/>
+              <w:bottom w:val="single" w:sz="8" w:space="0" w:color="000000"/>
+              <w:right w:val="single" w:sz="8" w:space="0" w:color="000000"/>
+            </w:tcBorders>
+            <w:vAlign w:val="center"/>
+          </w:tcPr>
+          <w:p>
+            <w:pPr>
+              <w:keepNext/>
               <w:jc w:val="center"/>
               <w:rPr>
                 <w:sz w:val="24"/>
@@ -7319,17 +7470,18 @@
         </w:tc>
         <w:tc>
           <w:tcPr>
-            <w:tcW w:w="3913" w:type="dxa"/>
-            <w:tcBorders>
-              <w:top w:val="single" w:sz="8" w:space="0" w:color="000000"/>
-              <w:left w:val="single" w:sz="8" w:space="0" w:color="000000"/>
-              <w:bottom w:val="single" w:sz="8" w:space="0" w:color="000000"/>
-              <w:right w:val="single" w:sz="8" w:space="0" w:color="000000"/>
-            </w:tcBorders>
-            <w:vAlign w:val="center"/>
-          </w:tcPr>
-          <w:p>
-            <w:pPr>
+            <w:tcW w:w="2835" w:type="dxa"/>
+            <w:tcBorders>
+              <w:top w:val="single" w:sz="8" w:space="0" w:color="000000"/>
+              <w:left w:val="single" w:sz="8" w:space="0" w:color="000000"/>
+              <w:bottom w:val="single" w:sz="8" w:space="0" w:color="000000"/>
+              <w:right w:val="single" w:sz="8" w:space="0" w:color="000000"/>
+            </w:tcBorders>
+            <w:vAlign w:val="center"/>
+          </w:tcPr>
+          <w:p>
+            <w:pPr>
+              <w:keepNext/>
               <w:jc w:val="center"/>
               <w:rPr>
                 <w:sz w:val="24"/>
@@ -7350,11 +7502,12 @@
       </w:tr>
       <w:tr>
         <w:trPr>
+          <w:cantSplit/>
           <w:jc w:val="center"/>
         </w:trPr>
         <w:tc>
           <w:tcPr>
-            <w:tcW w:w="3367" w:type="dxa"/>
+            <w:tcW w:w="4309" w:type="dxa"/>
             <w:tcBorders>
               <w:top w:val="single" w:sz="8" w:space="0" w:color="000000"/>
               <w:left w:val="single" w:sz="8" w:space="0" w:color="000000"/>
@@ -7382,7 +7535,7 @@
         </w:tc>
         <w:tc>
           <w:tcPr>
-            <w:tcW w:w="2248" w:type="dxa"/>
+            <w:tcW w:w="1927" w:type="dxa"/>
             <w:tcBorders>
               <w:top w:val="single" w:sz="8" w:space="0" w:color="000000"/>
               <w:left w:val="single" w:sz="8" w:space="0" w:color="000000"/>
@@ -7410,18 +7563,18 @@
         </w:tc>
         <w:tc>
           <w:tcPr>
-            <w:tcW w:w="3913" w:type="dxa"/>
-            <w:tcBorders>
-              <w:top w:val="single" w:sz="8" w:space="0" w:color="000000"/>
-              <w:left w:val="single" w:sz="8" w:space="0" w:color="000000"/>
-              <w:bottom w:val="single" w:sz="8" w:space="0" w:color="000000"/>
-              <w:right w:val="single" w:sz="8" w:space="0" w:color="000000"/>
-            </w:tcBorders>
-            <w:vAlign w:val="center"/>
-          </w:tcPr>
-          <w:p>
-            <w:pPr>
-              <w:jc w:val="both"/>
+            <w:tcW w:w="2835" w:type="dxa"/>
+            <w:tcBorders>
+              <w:top w:val="single" w:sz="8" w:space="0" w:color="000000"/>
+              <w:left w:val="single" w:sz="8" w:space="0" w:color="000000"/>
+              <w:bottom w:val="single" w:sz="8" w:space="0" w:color="000000"/>
+              <w:right w:val="single" w:sz="8" w:space="0" w:color="000000"/>
+            </w:tcBorders>
+            <w:vAlign w:val="center"/>
+          </w:tcPr>
+          <w:p>
+            <w:pPr>
+              <w:jc w:val="left"/>
               <w:rPr>
                 <w:sz w:val="24"/>
                 <w:szCs w:val="24"/>
@@ -7440,11 +7593,12 @@
       </w:tr>
       <w:tr>
         <w:trPr>
+          <w:cantSplit/>
           <w:jc w:val="center"/>
         </w:trPr>
         <w:tc>
           <w:tcPr>
-            <w:tcW w:w="3367" w:type="dxa"/>
+            <w:tcW w:w="4309" w:type="dxa"/>
             <w:tcBorders>
               <w:top w:val="single" w:sz="8" w:space="0" w:color="000000"/>
               <w:left w:val="single" w:sz="8" w:space="0" w:color="000000"/>
@@ -7472,7 +7626,7 @@
         </w:tc>
         <w:tc>
           <w:tcPr>
-            <w:tcW w:w="2248" w:type="dxa"/>
+            <w:tcW w:w="1927" w:type="dxa"/>
             <w:tcBorders>
               <w:top w:val="single" w:sz="8" w:space="0" w:color="000000"/>
               <w:left w:val="single" w:sz="8" w:space="0" w:color="000000"/>
@@ -7500,18 +7654,18 @@
         </w:tc>
         <w:tc>
           <w:tcPr>
-            <w:tcW w:w="3913" w:type="dxa"/>
-            <w:tcBorders>
-              <w:top w:val="single" w:sz="8" w:space="0" w:color="000000"/>
-              <w:left w:val="single" w:sz="8" w:space="0" w:color="000000"/>
-              <w:bottom w:val="single" w:sz="8" w:space="0" w:color="000000"/>
-              <w:right w:val="single" w:sz="8" w:space="0" w:color="000000"/>
-            </w:tcBorders>
-            <w:vAlign w:val="center"/>
-          </w:tcPr>
-          <w:p>
-            <w:pPr>
-              <w:jc w:val="both"/>
+            <w:tcW w:w="2835" w:type="dxa"/>
+            <w:tcBorders>
+              <w:top w:val="single" w:sz="8" w:space="0" w:color="000000"/>
+              <w:left w:val="single" w:sz="8" w:space="0" w:color="000000"/>
+              <w:bottom w:val="single" w:sz="8" w:space="0" w:color="000000"/>
+              <w:right w:val="single" w:sz="8" w:space="0" w:color="000000"/>
+            </w:tcBorders>
+            <w:vAlign w:val="center"/>
+          </w:tcPr>
+          <w:p>
+            <w:pPr>
+              <w:jc w:val="left"/>
               <w:rPr>
                 <w:sz w:val="24"/>
                 <w:szCs w:val="24"/>
@@ -7530,11 +7684,12 @@
       </w:tr>
       <w:tr>
         <w:trPr>
+          <w:cantSplit/>
           <w:jc w:val="center"/>
         </w:trPr>
         <w:tc>
           <w:tcPr>
-            <w:tcW w:w="3367" w:type="dxa"/>
+            <w:tcW w:w="4309" w:type="dxa"/>
             <w:tcBorders>
               <w:top w:val="single" w:sz="8" w:space="0" w:color="000000"/>
               <w:left w:val="single" w:sz="8" w:space="0" w:color="000000"/>
@@ -7562,7 +7717,7 @@
         </w:tc>
         <w:tc>
           <w:tcPr>
-            <w:tcW w:w="2248" w:type="dxa"/>
+            <w:tcW w:w="1927" w:type="dxa"/>
             <w:tcBorders>
               <w:top w:val="single" w:sz="8" w:space="0" w:color="000000"/>
               <w:left w:val="single" w:sz="8" w:space="0" w:color="000000"/>
@@ -7590,18 +7745,18 @@
         </w:tc>
         <w:tc>
           <w:tcPr>
-            <w:tcW w:w="3913" w:type="dxa"/>
-            <w:tcBorders>
-              <w:top w:val="single" w:sz="8" w:space="0" w:color="000000"/>
-              <w:left w:val="single" w:sz="8" w:space="0" w:color="000000"/>
-              <w:bottom w:val="single" w:sz="8" w:space="0" w:color="000000"/>
-              <w:right w:val="single" w:sz="8" w:space="0" w:color="000000"/>
-            </w:tcBorders>
-            <w:vAlign w:val="center"/>
-          </w:tcPr>
-          <w:p>
-            <w:pPr>
-              <w:jc w:val="both"/>
+            <w:tcW w:w="2835" w:type="dxa"/>
+            <w:tcBorders>
+              <w:top w:val="single" w:sz="8" w:space="0" w:color="000000"/>
+              <w:left w:val="single" w:sz="8" w:space="0" w:color="000000"/>
+              <w:bottom w:val="single" w:sz="8" w:space="0" w:color="000000"/>
+              <w:right w:val="single" w:sz="8" w:space="0" w:color="000000"/>
+            </w:tcBorders>
+            <w:vAlign w:val="center"/>
+          </w:tcPr>
+          <w:p>
+            <w:pPr>
+              <w:jc w:val="left"/>
               <w:rPr>
                 <w:sz w:val="24"/>
                 <w:szCs w:val="24"/>
@@ -7620,11 +7775,12 @@
       </w:tr>
       <w:tr>
         <w:trPr>
+          <w:cantSplit/>
           <w:jc w:val="center"/>
         </w:trPr>
         <w:tc>
           <w:tcPr>
-            <w:tcW w:w="3367" w:type="dxa"/>
+            <w:tcW w:w="4309" w:type="dxa"/>
             <w:tcBorders>
               <w:top w:val="single" w:sz="8" w:space="0" w:color="000000"/>
               <w:left w:val="single" w:sz="8" w:space="0" w:color="000000"/>
@@ -7652,7 +7808,7 @@
         </w:tc>
         <w:tc>
           <w:tcPr>
-            <w:tcW w:w="2248" w:type="dxa"/>
+            <w:tcW w:w="1927" w:type="dxa"/>
             <w:tcBorders>
               <w:top w:val="single" w:sz="8" w:space="0" w:color="000000"/>
               <w:left w:val="single" w:sz="8" w:space="0" w:color="000000"/>
@@ -7680,18 +7836,18 @@
         </w:tc>
         <w:tc>
           <w:tcPr>
-            <w:tcW w:w="3913" w:type="dxa"/>
-            <w:tcBorders>
-              <w:top w:val="single" w:sz="8" w:space="0" w:color="000000"/>
-              <w:left w:val="single" w:sz="8" w:space="0" w:color="000000"/>
-              <w:bottom w:val="single" w:sz="8" w:space="0" w:color="000000"/>
-              <w:right w:val="single" w:sz="8" w:space="0" w:color="000000"/>
-            </w:tcBorders>
-            <w:vAlign w:val="center"/>
-          </w:tcPr>
-          <w:p>
-            <w:pPr>
-              <w:jc w:val="both"/>
+            <w:tcW w:w="2835" w:type="dxa"/>
+            <w:tcBorders>
+              <w:top w:val="single" w:sz="8" w:space="0" w:color="000000"/>
+              <w:left w:val="single" w:sz="8" w:space="0" w:color="000000"/>
+              <w:bottom w:val="single" w:sz="8" w:space="0" w:color="000000"/>
+              <w:right w:val="single" w:sz="8" w:space="0" w:color="000000"/>
+            </w:tcBorders>
+            <w:vAlign w:val="center"/>
+          </w:tcPr>
+          <w:p>
+            <w:pPr>
+              <w:jc w:val="left"/>
               <w:rPr>
                 <w:sz w:val="24"/>
                 <w:szCs w:val="24"/>
@@ -7710,11 +7866,12 @@
       </w:tr>
       <w:tr>
         <w:trPr>
+          <w:cantSplit/>
           <w:jc w:val="center"/>
         </w:trPr>
         <w:tc>
           <w:tcPr>
-            <w:tcW w:w="3367" w:type="dxa"/>
+            <w:tcW w:w="4309" w:type="dxa"/>
             <w:tcBorders>
               <w:top w:val="single" w:sz="8" w:space="0" w:color="000000"/>
               <w:left w:val="single" w:sz="8" w:space="0" w:color="000000"/>
@@ -7742,7 +7899,7 @@
         </w:tc>
         <w:tc>
           <w:tcPr>
-            <w:tcW w:w="2248" w:type="dxa"/>
+            <w:tcW w:w="1927" w:type="dxa"/>
             <w:tcBorders>
               <w:top w:val="single" w:sz="8" w:space="0" w:color="000000"/>
               <w:left w:val="single" w:sz="8" w:space="0" w:color="000000"/>
@@ -7770,18 +7927,18 @@
         </w:tc>
         <w:tc>
           <w:tcPr>
-            <w:tcW w:w="3913" w:type="dxa"/>
-            <w:tcBorders>
-              <w:top w:val="single" w:sz="8" w:space="0" w:color="000000"/>
-              <w:left w:val="single" w:sz="8" w:space="0" w:color="000000"/>
-              <w:bottom w:val="single" w:sz="8" w:space="0" w:color="000000"/>
-              <w:right w:val="single" w:sz="8" w:space="0" w:color="000000"/>
-            </w:tcBorders>
-            <w:vAlign w:val="center"/>
-          </w:tcPr>
-          <w:p>
-            <w:pPr>
-              <w:jc w:val="both"/>
+            <w:tcW w:w="2835" w:type="dxa"/>
+            <w:tcBorders>
+              <w:top w:val="single" w:sz="8" w:space="0" w:color="000000"/>
+              <w:left w:val="single" w:sz="8" w:space="0" w:color="000000"/>
+              <w:bottom w:val="single" w:sz="8" w:space="0" w:color="000000"/>
+              <w:right w:val="single" w:sz="8" w:space="0" w:color="000000"/>
+            </w:tcBorders>
+            <w:vAlign w:val="center"/>
+          </w:tcPr>
+          <w:p>
+            <w:pPr>
+              <w:jc w:val="left"/>
               <w:rPr>
                 <w:sz w:val="24"/>
                 <w:szCs w:val="24"/>
@@ -7826,6 +7983,7 @@
     <w:p>
       <w:pPr>
         <w:pStyle w:val="Heading2"/>
+        <w:keepNext/>
         <w:numPr>
           <w:ilvl w:val="1"/>
           <w:numId w:val="7"/>
@@ -7846,27 +8004,30 @@
         <w:tblLook w:val="0400" w:firstRow="0" w:lastRow="0" w:firstColumn="0" w:lastColumn="0" w:noHBand="0" w:noVBand="1"/>
       </w:tblPr>
       <w:tblGrid>
-        <w:gridCol w:w="3367"/>
-        <w:gridCol w:w="2248"/>
-        <w:gridCol w:w="3913"/>
+        <w:gridCol w:w="4309"/>
+        <w:gridCol w:w="1927"/>
+        <w:gridCol w:w="2835"/>
       </w:tblGrid>
       <w:tr>
         <w:trPr>
+          <w:cantSplit/>
+          <w:tblHeader/>
           <w:jc w:val="center"/>
         </w:trPr>
         <w:tc>
           <w:tcPr>
-            <w:tcW w:w="3367" w:type="dxa"/>
-            <w:tcBorders>
-              <w:top w:val="single" w:sz="8" w:space="0" w:color="000000"/>
-              <w:left w:val="single" w:sz="8" w:space="0" w:color="000000"/>
-              <w:bottom w:val="single" w:sz="8" w:space="0" w:color="000000"/>
-              <w:right w:val="single" w:sz="8" w:space="0" w:color="000000"/>
-            </w:tcBorders>
-            <w:vAlign w:val="center"/>
-          </w:tcPr>
-          <w:p>
-            <w:pPr>
+            <w:tcW w:w="4309" w:type="dxa"/>
+            <w:tcBorders>
+              <w:top w:val="single" w:sz="8" w:space="0" w:color="000000"/>
+              <w:left w:val="single" w:sz="8" w:space="0" w:color="000000"/>
+              <w:bottom w:val="single" w:sz="8" w:space="0" w:color="000000"/>
+              <w:right w:val="single" w:sz="8" w:space="0" w:color="000000"/>
+            </w:tcBorders>
+            <w:vAlign w:val="center"/>
+          </w:tcPr>
+          <w:p>
+            <w:pPr>
+              <w:keepNext/>
               <w:jc w:val="center"/>
               <w:rPr>
                 <w:sz w:val="24"/>
@@ -7886,17 +8047,18 @@
         </w:tc>
         <w:tc>
           <w:tcPr>
-            <w:tcW w:w="2248" w:type="dxa"/>
-            <w:tcBorders>
-              <w:top w:val="single" w:sz="8" w:space="0" w:color="000000"/>
-              <w:left w:val="single" w:sz="8" w:space="0" w:color="000000"/>
-              <w:bottom w:val="single" w:sz="8" w:space="0" w:color="000000"/>
-              <w:right w:val="single" w:sz="8" w:space="0" w:color="000000"/>
-            </w:tcBorders>
-            <w:vAlign w:val="center"/>
-          </w:tcPr>
-          <w:p>
-            <w:pPr>
+            <w:tcW w:w="1927" w:type="dxa"/>
+            <w:tcBorders>
+              <w:top w:val="single" w:sz="8" w:space="0" w:color="000000"/>
+              <w:left w:val="single" w:sz="8" w:space="0" w:color="000000"/>
+              <w:bottom w:val="single" w:sz="8" w:space="0" w:color="000000"/>
+              <w:right w:val="single" w:sz="8" w:space="0" w:color="000000"/>
+            </w:tcBorders>
+            <w:vAlign w:val="center"/>
+          </w:tcPr>
+          <w:p>
+            <w:pPr>
+              <w:keepNext/>
               <w:jc w:val="center"/>
               <w:rPr>
                 <w:sz w:val="24"/>
@@ -7916,17 +8078,18 @@
         </w:tc>
         <w:tc>
           <w:tcPr>
-            <w:tcW w:w="3913" w:type="dxa"/>
-            <w:tcBorders>
-              <w:top w:val="single" w:sz="8" w:space="0" w:color="000000"/>
-              <w:left w:val="single" w:sz="8" w:space="0" w:color="000000"/>
-              <w:bottom w:val="single" w:sz="8" w:space="0" w:color="000000"/>
-              <w:right w:val="single" w:sz="8" w:space="0" w:color="000000"/>
-            </w:tcBorders>
-            <w:vAlign w:val="center"/>
-          </w:tcPr>
-          <w:p>
-            <w:pPr>
+            <w:tcW w:w="2835" w:type="dxa"/>
+            <w:tcBorders>
+              <w:top w:val="single" w:sz="8" w:space="0" w:color="000000"/>
+              <w:left w:val="single" w:sz="8" w:space="0" w:color="000000"/>
+              <w:bottom w:val="single" w:sz="8" w:space="0" w:color="000000"/>
+              <w:right w:val="single" w:sz="8" w:space="0" w:color="000000"/>
+            </w:tcBorders>
+            <w:vAlign w:val="center"/>
+          </w:tcPr>
+          <w:p>
+            <w:pPr>
+              <w:keepNext/>
               <w:jc w:val="center"/>
               <w:rPr>
                 <w:sz w:val="24"/>
@@ -7947,11 +8110,12 @@
       </w:tr>
       <w:tr>
         <w:trPr>
+          <w:cantSplit/>
           <w:jc w:val="center"/>
         </w:trPr>
         <w:tc>
           <w:tcPr>
-            <w:tcW w:w="3367" w:type="dxa"/>
+            <w:tcW w:w="4309" w:type="dxa"/>
             <w:tcBorders>
               <w:top w:val="single" w:sz="8" w:space="0" w:color="000000"/>
               <w:left w:val="single" w:sz="8" w:space="0" w:color="000000"/>
@@ -7979,7 +8143,7 @@
         </w:tc>
         <w:tc>
           <w:tcPr>
-            <w:tcW w:w="2248" w:type="dxa"/>
+            <w:tcW w:w="1927" w:type="dxa"/>
             <w:tcBorders>
               <w:top w:val="single" w:sz="8" w:space="0" w:color="000000"/>
               <w:left w:val="single" w:sz="8" w:space="0" w:color="000000"/>
@@ -8007,18 +8171,18 @@
         </w:tc>
         <w:tc>
           <w:tcPr>
-            <w:tcW w:w="3913" w:type="dxa"/>
-            <w:tcBorders>
-              <w:top w:val="single" w:sz="8" w:space="0" w:color="000000"/>
-              <w:left w:val="single" w:sz="8" w:space="0" w:color="000000"/>
-              <w:bottom w:val="single" w:sz="8" w:space="0" w:color="000000"/>
-              <w:right w:val="single" w:sz="8" w:space="0" w:color="000000"/>
-            </w:tcBorders>
-            <w:vAlign w:val="center"/>
-          </w:tcPr>
-          <w:p>
-            <w:pPr>
-              <w:jc w:val="both"/>
+            <w:tcW w:w="2835" w:type="dxa"/>
+            <w:tcBorders>
+              <w:top w:val="single" w:sz="8" w:space="0" w:color="000000"/>
+              <w:left w:val="single" w:sz="8" w:space="0" w:color="000000"/>
+              <w:bottom w:val="single" w:sz="8" w:space="0" w:color="000000"/>
+              <w:right w:val="single" w:sz="8" w:space="0" w:color="000000"/>
+            </w:tcBorders>
+            <w:vAlign w:val="center"/>
+          </w:tcPr>
+          <w:p>
+            <w:pPr>
+              <w:jc w:val="left"/>
               <w:rPr>
                 <w:sz w:val="24"/>
                 <w:szCs w:val="24"/>
@@ -8037,39 +8201,40 @@
       </w:tr>
       <w:tr>
         <w:trPr>
+          <w:cantSplit/>
           <w:jc w:val="center"/>
         </w:trPr>
         <w:tc>
           <w:tcPr>
-            <w:tcW w:w="3367" w:type="dxa"/>
-            <w:tcBorders>
-              <w:top w:val="single" w:sz="8" w:space="0" w:color="000000"/>
-              <w:left w:val="single" w:sz="8" w:space="0" w:color="000000"/>
-              <w:bottom w:val="single" w:sz="8" w:space="0" w:color="000000"/>
-              <w:right w:val="single" w:sz="8" w:space="0" w:color="000000"/>
-            </w:tcBorders>
-            <w:vAlign w:val="center"/>
-          </w:tcPr>
-          <w:p>
-            <w:pPr>
-              <w:rPr>
-                <w:sz w:val="24"/>
-                <w:szCs w:val="24"/>
-              </w:rPr>
-            </w:pPr>
-            <w:r>
-              <w:rPr>
-                <w:b w:val="0"/>
-                <w:sz w:val="24"/>
-                <w:szCs w:val="24"/>
-              </w:rPr>
-              <w:t>2. Periksa bahwa penandatangan berwenang menurut anggaran dasar atau surat kuasa.</w:t>
-            </w:r>
-          </w:p>
-        </w:tc>
-        <w:tc>
-          <w:tcPr>
-            <w:tcW w:w="2248" w:type="dxa"/>
+            <w:tcW w:w="4309" w:type="dxa"/>
+            <w:tcBorders>
+              <w:top w:val="single" w:sz="8" w:space="0" w:color="000000"/>
+              <w:left w:val="single" w:sz="8" w:space="0" w:color="000000"/>
+              <w:bottom w:val="single" w:sz="8" w:space="0" w:color="000000"/>
+              <w:right w:val="single" w:sz="8" w:space="0" w:color="000000"/>
+            </w:tcBorders>
+            <w:vAlign w:val="center"/>
+          </w:tcPr>
+          <w:p>
+            <w:pPr>
+              <w:rPr>
+                <w:sz w:val="24"/>
+                <w:szCs w:val="24"/>
+              </w:rPr>
+            </w:pPr>
+            <w:r>
+              <w:rPr>
+                <w:b w:val="0"/>
+                <w:sz w:val="24"/>
+                <w:szCs w:val="24"/>
+              </w:rPr>
+              <w:t>2. Pastikan penandatangan berwenang sesuai anggaran dasar atau surat kuasa.</w:t>
+            </w:r>
+          </w:p>
+        </w:tc>
+        <w:tc>
+          <w:tcPr>
+            <w:tcW w:w="1927" w:type="dxa"/>
             <w:tcBorders>
               <w:top w:val="single" w:sz="8" w:space="0" w:color="000000"/>
               <w:left w:val="single" w:sz="8" w:space="0" w:color="000000"/>
@@ -8097,18 +8262,18 @@
         </w:tc>
         <w:tc>
           <w:tcPr>
-            <w:tcW w:w="3913" w:type="dxa"/>
-            <w:tcBorders>
-              <w:top w:val="single" w:sz="8" w:space="0" w:color="000000"/>
-              <w:left w:val="single" w:sz="8" w:space="0" w:color="000000"/>
-              <w:bottom w:val="single" w:sz="8" w:space="0" w:color="000000"/>
-              <w:right w:val="single" w:sz="8" w:space="0" w:color="000000"/>
-            </w:tcBorders>
-            <w:vAlign w:val="center"/>
-          </w:tcPr>
-          <w:p>
-            <w:pPr>
-              <w:jc w:val="both"/>
+            <w:tcW w:w="2835" w:type="dxa"/>
+            <w:tcBorders>
+              <w:top w:val="single" w:sz="8" w:space="0" w:color="000000"/>
+              <w:left w:val="single" w:sz="8" w:space="0" w:color="000000"/>
+              <w:bottom w:val="single" w:sz="8" w:space="0" w:color="000000"/>
+              <w:right w:val="single" w:sz="8" w:space="0" w:color="000000"/>
+            </w:tcBorders>
+            <w:vAlign w:val="center"/>
+          </w:tcPr>
+          <w:p>
+            <w:pPr>
+              <w:jc w:val="left"/>
               <w:rPr>
                 <w:sz w:val="24"/>
                 <w:szCs w:val="24"/>
@@ -8127,11 +8292,12 @@
       </w:tr>
       <w:tr>
         <w:trPr>
+          <w:cantSplit/>
           <w:jc w:val="center"/>
         </w:trPr>
         <w:tc>
           <w:tcPr>
-            <w:tcW w:w="3367" w:type="dxa"/>
+            <w:tcW w:w="4309" w:type="dxa"/>
             <w:tcBorders>
               <w:top w:val="single" w:sz="8" w:space="0" w:color="000000"/>
               <w:left w:val="single" w:sz="8" w:space="0" w:color="000000"/>
@@ -8159,7 +8325,7 @@
         </w:tc>
         <w:tc>
           <w:tcPr>
-            <w:tcW w:w="2248" w:type="dxa"/>
+            <w:tcW w:w="1927" w:type="dxa"/>
             <w:tcBorders>
               <w:top w:val="single" w:sz="8" w:space="0" w:color="000000"/>
               <w:left w:val="single" w:sz="8" w:space="0" w:color="000000"/>
@@ -8187,18 +8353,18 @@
         </w:tc>
         <w:tc>
           <w:tcPr>
-            <w:tcW w:w="3913" w:type="dxa"/>
-            <w:tcBorders>
-              <w:top w:val="single" w:sz="8" w:space="0" w:color="000000"/>
-              <w:left w:val="single" w:sz="8" w:space="0" w:color="000000"/>
-              <w:bottom w:val="single" w:sz="8" w:space="0" w:color="000000"/>
-              <w:right w:val="single" w:sz="8" w:space="0" w:color="000000"/>
-            </w:tcBorders>
-            <w:vAlign w:val="center"/>
-          </w:tcPr>
-          <w:p>
-            <w:pPr>
-              <w:jc w:val="both"/>
+            <w:tcW w:w="2835" w:type="dxa"/>
+            <w:tcBorders>
+              <w:top w:val="single" w:sz="8" w:space="0" w:color="000000"/>
+              <w:left w:val="single" w:sz="8" w:space="0" w:color="000000"/>
+              <w:bottom w:val="single" w:sz="8" w:space="0" w:color="000000"/>
+              <w:right w:val="single" w:sz="8" w:space="0" w:color="000000"/>
+            </w:tcBorders>
+            <w:vAlign w:val="center"/>
+          </w:tcPr>
+          <w:p>
+            <w:pPr>
+              <w:jc w:val="left"/>
               <w:rPr>
                 <w:sz w:val="24"/>
                 <w:szCs w:val="24"/>
@@ -8217,11 +8383,12 @@
       </w:tr>
       <w:tr>
         <w:trPr>
+          <w:cantSplit/>
           <w:jc w:val="center"/>
         </w:trPr>
         <w:tc>
           <w:tcPr>
-            <w:tcW w:w="3367" w:type="dxa"/>
+            <w:tcW w:w="4309" w:type="dxa"/>
             <w:tcBorders>
               <w:top w:val="single" w:sz="8" w:space="0" w:color="000000"/>
               <w:left w:val="single" w:sz="8" w:space="0" w:color="000000"/>
@@ -8249,7 +8416,7 @@
         </w:tc>
         <w:tc>
           <w:tcPr>
-            <w:tcW w:w="2248" w:type="dxa"/>
+            <w:tcW w:w="1927" w:type="dxa"/>
             <w:tcBorders>
               <w:top w:val="single" w:sz="8" w:space="0" w:color="000000"/>
               <w:left w:val="single" w:sz="8" w:space="0" w:color="000000"/>
@@ -8277,18 +8444,18 @@
         </w:tc>
         <w:tc>
           <w:tcPr>
-            <w:tcW w:w="3913" w:type="dxa"/>
-            <w:tcBorders>
-              <w:top w:val="single" w:sz="8" w:space="0" w:color="000000"/>
-              <w:left w:val="single" w:sz="8" w:space="0" w:color="000000"/>
-              <w:bottom w:val="single" w:sz="8" w:space="0" w:color="000000"/>
-              <w:right w:val="single" w:sz="8" w:space="0" w:color="000000"/>
-            </w:tcBorders>
-            <w:vAlign w:val="center"/>
-          </w:tcPr>
-          <w:p>
-            <w:pPr>
-              <w:jc w:val="both"/>
+            <w:tcW w:w="2835" w:type="dxa"/>
+            <w:tcBorders>
+              <w:top w:val="single" w:sz="8" w:space="0" w:color="000000"/>
+              <w:left w:val="single" w:sz="8" w:space="0" w:color="000000"/>
+              <w:bottom w:val="single" w:sz="8" w:space="0" w:color="000000"/>
+              <w:right w:val="single" w:sz="8" w:space="0" w:color="000000"/>
+            </w:tcBorders>
+            <w:vAlign w:val="center"/>
+          </w:tcPr>
+          <w:p>
+            <w:pPr>
+              <w:jc w:val="left"/>
               <w:rPr>
                 <w:sz w:val="24"/>
                 <w:szCs w:val="24"/>
@@ -8307,11 +8474,12 @@
       </w:tr>
       <w:tr>
         <w:trPr>
+          <w:cantSplit/>
           <w:jc w:val="center"/>
         </w:trPr>
         <w:tc>
           <w:tcPr>
-            <w:tcW w:w="3367" w:type="dxa"/>
+            <w:tcW w:w="4309" w:type="dxa"/>
             <w:tcBorders>
               <w:top w:val="single" w:sz="8" w:space="0" w:color="000000"/>
               <w:left w:val="single" w:sz="8" w:space="0" w:color="000000"/>
@@ -8339,7 +8507,7 @@
         </w:tc>
         <w:tc>
           <w:tcPr>
-            <w:tcW w:w="2248" w:type="dxa"/>
+            <w:tcW w:w="1927" w:type="dxa"/>
             <w:tcBorders>
               <w:top w:val="single" w:sz="8" w:space="0" w:color="000000"/>
               <w:left w:val="single" w:sz="8" w:space="0" w:color="000000"/>
@@ -8367,18 +8535,18 @@
         </w:tc>
         <w:tc>
           <w:tcPr>
-            <w:tcW w:w="3913" w:type="dxa"/>
-            <w:tcBorders>
-              <w:top w:val="single" w:sz="8" w:space="0" w:color="000000"/>
-              <w:left w:val="single" w:sz="8" w:space="0" w:color="000000"/>
-              <w:bottom w:val="single" w:sz="8" w:space="0" w:color="000000"/>
-              <w:right w:val="single" w:sz="8" w:space="0" w:color="000000"/>
-            </w:tcBorders>
-            <w:vAlign w:val="center"/>
-          </w:tcPr>
-          <w:p>
-            <w:pPr>
-              <w:jc w:val="both"/>
+            <w:tcW w:w="2835" w:type="dxa"/>
+            <w:tcBorders>
+              <w:top w:val="single" w:sz="8" w:space="0" w:color="000000"/>
+              <w:left w:val="single" w:sz="8" w:space="0" w:color="000000"/>
+              <w:bottom w:val="single" w:sz="8" w:space="0" w:color="000000"/>
+              <w:right w:val="single" w:sz="8" w:space="0" w:color="000000"/>
+            </w:tcBorders>
+            <w:vAlign w:val="center"/>
+          </w:tcPr>
+          <w:p>
+            <w:pPr>
+              <w:jc w:val="left"/>
               <w:rPr>
                 <w:sz w:val="24"/>
                 <w:szCs w:val="24"/>
@@ -8397,11 +8565,12 @@
       </w:tr>
       <w:tr>
         <w:trPr>
+          <w:cantSplit/>
           <w:jc w:val="center"/>
         </w:trPr>
         <w:tc>
           <w:tcPr>
-            <w:tcW w:w="3367" w:type="dxa"/>
+            <w:tcW w:w="4309" w:type="dxa"/>
             <w:tcBorders>
               <w:top w:val="single" w:sz="8" w:space="0" w:color="000000"/>
               <w:left w:val="single" w:sz="8" w:space="0" w:color="000000"/>
@@ -8429,7 +8598,7 @@
         </w:tc>
         <w:tc>
           <w:tcPr>
-            <w:tcW w:w="2248" w:type="dxa"/>
+            <w:tcW w:w="1927" w:type="dxa"/>
             <w:tcBorders>
               <w:top w:val="single" w:sz="8" w:space="0" w:color="000000"/>
               <w:left w:val="single" w:sz="8" w:space="0" w:color="000000"/>
@@ -8457,18 +8626,18 @@
         </w:tc>
         <w:tc>
           <w:tcPr>
-            <w:tcW w:w="3913" w:type="dxa"/>
-            <w:tcBorders>
-              <w:top w:val="single" w:sz="8" w:space="0" w:color="000000"/>
-              <w:left w:val="single" w:sz="8" w:space="0" w:color="000000"/>
-              <w:bottom w:val="single" w:sz="8" w:space="0" w:color="000000"/>
-              <w:right w:val="single" w:sz="8" w:space="0" w:color="000000"/>
-            </w:tcBorders>
-            <w:vAlign w:val="center"/>
-          </w:tcPr>
-          <w:p>
-            <w:pPr>
-              <w:jc w:val="both"/>
+            <w:tcW w:w="2835" w:type="dxa"/>
+            <w:tcBorders>
+              <w:top w:val="single" w:sz="8" w:space="0" w:color="000000"/>
+              <w:left w:val="single" w:sz="8" w:space="0" w:color="000000"/>
+              <w:bottom w:val="single" w:sz="8" w:space="0" w:color="000000"/>
+              <w:right w:val="single" w:sz="8" w:space="0" w:color="000000"/>
+            </w:tcBorders>
+            <w:vAlign w:val="center"/>
+          </w:tcPr>
+          <w:p>
+            <w:pPr>
+              <w:jc w:val="left"/>
               <w:rPr>
                 <w:sz w:val="24"/>
                 <w:szCs w:val="24"/>
@@ -8487,11 +8656,12 @@
       </w:tr>
       <w:tr>
         <w:trPr>
+          <w:cantSplit/>
           <w:jc w:val="center"/>
         </w:trPr>
         <w:tc>
           <w:tcPr>
-            <w:tcW w:w="3367" w:type="dxa"/>
+            <w:tcW w:w="4309" w:type="dxa"/>
             <w:tcBorders>
               <w:top w:val="single" w:sz="8" w:space="0" w:color="000000"/>
               <w:left w:val="single" w:sz="8" w:space="0" w:color="000000"/>
@@ -8519,7 +8689,7 @@
         </w:tc>
         <w:tc>
           <w:tcPr>
-            <w:tcW w:w="2248" w:type="dxa"/>
+            <w:tcW w:w="1927" w:type="dxa"/>
             <w:tcBorders>
               <w:top w:val="single" w:sz="8" w:space="0" w:color="000000"/>
               <w:left w:val="single" w:sz="8" w:space="0" w:color="000000"/>
@@ -8547,18 +8717,18 @@
         </w:tc>
         <w:tc>
           <w:tcPr>
-            <w:tcW w:w="3913" w:type="dxa"/>
-            <w:tcBorders>
-              <w:top w:val="single" w:sz="8" w:space="0" w:color="000000"/>
-              <w:left w:val="single" w:sz="8" w:space="0" w:color="000000"/>
-              <w:bottom w:val="single" w:sz="8" w:space="0" w:color="000000"/>
-              <w:right w:val="single" w:sz="8" w:space="0" w:color="000000"/>
-            </w:tcBorders>
-            <w:vAlign w:val="center"/>
-          </w:tcPr>
-          <w:p>
-            <w:pPr>
-              <w:jc w:val="both"/>
+            <w:tcW w:w="2835" w:type="dxa"/>
+            <w:tcBorders>
+              <w:top w:val="single" w:sz="8" w:space="0" w:color="000000"/>
+              <w:left w:val="single" w:sz="8" w:space="0" w:color="000000"/>
+              <w:bottom w:val="single" w:sz="8" w:space="0" w:color="000000"/>
+              <w:right w:val="single" w:sz="8" w:space="0" w:color="000000"/>
+            </w:tcBorders>
+            <w:vAlign w:val="center"/>
+          </w:tcPr>
+          <w:p>
+            <w:pPr>
+              <w:jc w:val="left"/>
               <w:rPr>
                 <w:sz w:val="24"/>
                 <w:szCs w:val="24"/>
@@ -8577,11 +8747,12 @@
       </w:tr>
       <w:tr>
         <w:trPr>
+          <w:cantSplit/>
           <w:jc w:val="center"/>
         </w:trPr>
         <w:tc>
           <w:tcPr>
-            <w:tcW w:w="3367" w:type="dxa"/>
+            <w:tcW w:w="4309" w:type="dxa"/>
             <w:tcBorders>
               <w:top w:val="single" w:sz="8" w:space="0" w:color="000000"/>
               <w:left w:val="single" w:sz="8" w:space="0" w:color="000000"/>
@@ -8609,7 +8780,7 @@
         </w:tc>
         <w:tc>
           <w:tcPr>
-            <w:tcW w:w="2248" w:type="dxa"/>
+            <w:tcW w:w="1927" w:type="dxa"/>
             <w:tcBorders>
               <w:top w:val="single" w:sz="8" w:space="0" w:color="000000"/>
               <w:left w:val="single" w:sz="8" w:space="0" w:color="000000"/>
@@ -8637,18 +8808,18 @@
         </w:tc>
         <w:tc>
           <w:tcPr>
-            <w:tcW w:w="3913" w:type="dxa"/>
-            <w:tcBorders>
-              <w:top w:val="single" w:sz="8" w:space="0" w:color="000000"/>
-              <w:left w:val="single" w:sz="8" w:space="0" w:color="000000"/>
-              <w:bottom w:val="single" w:sz="8" w:space="0" w:color="000000"/>
-              <w:right w:val="single" w:sz="8" w:space="0" w:color="000000"/>
-            </w:tcBorders>
-            <w:vAlign w:val="center"/>
-          </w:tcPr>
-          <w:p>
-            <w:pPr>
-              <w:jc w:val="both"/>
+            <w:tcW w:w="2835" w:type="dxa"/>
+            <w:tcBorders>
+              <w:top w:val="single" w:sz="8" w:space="0" w:color="000000"/>
+              <w:left w:val="single" w:sz="8" w:space="0" w:color="000000"/>
+              <w:bottom w:val="single" w:sz="8" w:space="0" w:color="000000"/>
+              <w:right w:val="single" w:sz="8" w:space="0" w:color="000000"/>
+            </w:tcBorders>
+            <w:vAlign w:val="center"/>
+          </w:tcPr>
+          <w:p>
+            <w:pPr>
+              <w:jc w:val="left"/>
               <w:rPr>
                 <w:sz w:val="24"/>
                 <w:szCs w:val="24"/>
@@ -8693,6 +8864,7 @@
     <w:p>
       <w:pPr>
         <w:pStyle w:val="Heading2"/>
+        <w:keepNext/>
         <w:numPr>
           <w:ilvl w:val="1"/>
           <w:numId w:val="7"/>
@@ -8713,27 +8885,30 @@
         <w:tblLook w:val="0400" w:firstRow="0" w:lastRow="0" w:firstColumn="0" w:lastColumn="0" w:noHBand="0" w:noVBand="1"/>
       </w:tblPr>
       <w:tblGrid>
-        <w:gridCol w:w="3367"/>
-        <w:gridCol w:w="2248"/>
-        <w:gridCol w:w="3913"/>
+        <w:gridCol w:w="4309"/>
+        <w:gridCol w:w="1927"/>
+        <w:gridCol w:w="2835"/>
       </w:tblGrid>
       <w:tr>
         <w:trPr>
+          <w:cantSplit/>
+          <w:tblHeader/>
           <w:jc w:val="center"/>
         </w:trPr>
         <w:tc>
           <w:tcPr>
-            <w:tcW w:w="3367" w:type="dxa"/>
-            <w:tcBorders>
-              <w:top w:val="single" w:sz="8" w:space="0" w:color="000000"/>
-              <w:left w:val="single" w:sz="8" w:space="0" w:color="000000"/>
-              <w:bottom w:val="single" w:sz="8" w:space="0" w:color="000000"/>
-              <w:right w:val="single" w:sz="8" w:space="0" w:color="000000"/>
-            </w:tcBorders>
-            <w:vAlign w:val="center"/>
-          </w:tcPr>
-          <w:p>
-            <w:pPr>
+            <w:tcW w:w="4309" w:type="dxa"/>
+            <w:tcBorders>
+              <w:top w:val="single" w:sz="8" w:space="0" w:color="000000"/>
+              <w:left w:val="single" w:sz="8" w:space="0" w:color="000000"/>
+              <w:bottom w:val="single" w:sz="8" w:space="0" w:color="000000"/>
+              <w:right w:val="single" w:sz="8" w:space="0" w:color="000000"/>
+            </w:tcBorders>
+            <w:vAlign w:val="center"/>
+          </w:tcPr>
+          <w:p>
+            <w:pPr>
+              <w:keepNext/>
               <w:jc w:val="center"/>
               <w:rPr>
                 <w:sz w:val="24"/>
@@ -8753,17 +8928,18 @@
         </w:tc>
         <w:tc>
           <w:tcPr>
-            <w:tcW w:w="2248" w:type="dxa"/>
-            <w:tcBorders>
-              <w:top w:val="single" w:sz="8" w:space="0" w:color="000000"/>
-              <w:left w:val="single" w:sz="8" w:space="0" w:color="000000"/>
-              <w:bottom w:val="single" w:sz="8" w:space="0" w:color="000000"/>
-              <w:right w:val="single" w:sz="8" w:space="0" w:color="000000"/>
-            </w:tcBorders>
-            <w:vAlign w:val="center"/>
-          </w:tcPr>
-          <w:p>
-            <w:pPr>
+            <w:tcW w:w="1927" w:type="dxa"/>
+            <w:tcBorders>
+              <w:top w:val="single" w:sz="8" w:space="0" w:color="000000"/>
+              <w:left w:val="single" w:sz="8" w:space="0" w:color="000000"/>
+              <w:bottom w:val="single" w:sz="8" w:space="0" w:color="000000"/>
+              <w:right w:val="single" w:sz="8" w:space="0" w:color="000000"/>
+            </w:tcBorders>
+            <w:vAlign w:val="center"/>
+          </w:tcPr>
+          <w:p>
+            <w:pPr>
+              <w:keepNext/>
               <w:jc w:val="center"/>
               <w:rPr>
                 <w:sz w:val="24"/>
@@ -8783,17 +8959,18 @@
         </w:tc>
         <w:tc>
           <w:tcPr>
-            <w:tcW w:w="3913" w:type="dxa"/>
-            <w:tcBorders>
-              <w:top w:val="single" w:sz="8" w:space="0" w:color="000000"/>
-              <w:left w:val="single" w:sz="8" w:space="0" w:color="000000"/>
-              <w:bottom w:val="single" w:sz="8" w:space="0" w:color="000000"/>
-              <w:right w:val="single" w:sz="8" w:space="0" w:color="000000"/>
-            </w:tcBorders>
-            <w:vAlign w:val="center"/>
-          </w:tcPr>
-          <w:p>
-            <w:pPr>
+            <w:tcW w:w="2835" w:type="dxa"/>
+            <w:tcBorders>
+              <w:top w:val="single" w:sz="8" w:space="0" w:color="000000"/>
+              <w:left w:val="single" w:sz="8" w:space="0" w:color="000000"/>
+              <w:bottom w:val="single" w:sz="8" w:space="0" w:color="000000"/>
+              <w:right w:val="single" w:sz="8" w:space="0" w:color="000000"/>
+            </w:tcBorders>
+            <w:vAlign w:val="center"/>
+          </w:tcPr>
+          <w:p>
+            <w:pPr>
+              <w:keepNext/>
               <w:jc w:val="center"/>
               <w:rPr>
                 <w:sz w:val="24"/>
@@ -8814,11 +8991,12 @@
       </w:tr>
       <w:tr>
         <w:trPr>
+          <w:cantSplit/>
           <w:jc w:val="center"/>
         </w:trPr>
         <w:tc>
           <w:tcPr>
-            <w:tcW w:w="3367" w:type="dxa"/>
+            <w:tcW w:w="4309" w:type="dxa"/>
             <w:tcBorders>
               <w:top w:val="single" w:sz="8" w:space="0" w:color="000000"/>
               <w:left w:val="single" w:sz="8" w:space="0" w:color="000000"/>
@@ -8846,7 +9024,7 @@
         </w:tc>
         <w:tc>
           <w:tcPr>
-            <w:tcW w:w="2248" w:type="dxa"/>
+            <w:tcW w:w="1927" w:type="dxa"/>
             <w:tcBorders>
               <w:top w:val="single" w:sz="8" w:space="0" w:color="000000"/>
               <w:left w:val="single" w:sz="8" w:space="0" w:color="000000"/>
@@ -8874,18 +9052,18 @@
         </w:tc>
         <w:tc>
           <w:tcPr>
-            <w:tcW w:w="3913" w:type="dxa"/>
-            <w:tcBorders>
-              <w:top w:val="single" w:sz="8" w:space="0" w:color="000000"/>
-              <w:left w:val="single" w:sz="8" w:space="0" w:color="000000"/>
-              <w:bottom w:val="single" w:sz="8" w:space="0" w:color="000000"/>
-              <w:right w:val="single" w:sz="8" w:space="0" w:color="000000"/>
-            </w:tcBorders>
-            <w:vAlign w:val="center"/>
-          </w:tcPr>
-          <w:p>
-            <w:pPr>
-              <w:jc w:val="both"/>
+            <w:tcW w:w="2835" w:type="dxa"/>
+            <w:tcBorders>
+              <w:top w:val="single" w:sz="8" w:space="0" w:color="000000"/>
+              <w:left w:val="single" w:sz="8" w:space="0" w:color="000000"/>
+              <w:bottom w:val="single" w:sz="8" w:space="0" w:color="000000"/>
+              <w:right w:val="single" w:sz="8" w:space="0" w:color="000000"/>
+            </w:tcBorders>
+            <w:vAlign w:val="center"/>
+          </w:tcPr>
+          <w:p>
+            <w:pPr>
+              <w:jc w:val="left"/>
               <w:rPr>
                 <w:sz w:val="24"/>
                 <w:szCs w:val="24"/>
@@ -8904,11 +9082,12 @@
       </w:tr>
       <w:tr>
         <w:trPr>
+          <w:cantSplit/>
           <w:jc w:val="center"/>
         </w:trPr>
         <w:tc>
           <w:tcPr>
-            <w:tcW w:w="3367" w:type="dxa"/>
+            <w:tcW w:w="4309" w:type="dxa"/>
             <w:tcBorders>
               <w:top w:val="single" w:sz="8" w:space="0" w:color="000000"/>
               <w:left w:val="single" w:sz="8" w:space="0" w:color="000000"/>
@@ -8936,7 +9115,7 @@
         </w:tc>
         <w:tc>
           <w:tcPr>
-            <w:tcW w:w="2248" w:type="dxa"/>
+            <w:tcW w:w="1927" w:type="dxa"/>
             <w:tcBorders>
               <w:top w:val="single" w:sz="8" w:space="0" w:color="000000"/>
               <w:left w:val="single" w:sz="8" w:space="0" w:color="000000"/>
@@ -8964,18 +9143,18 @@
         </w:tc>
         <w:tc>
           <w:tcPr>
-            <w:tcW w:w="3913" w:type="dxa"/>
-            <w:tcBorders>
-              <w:top w:val="single" w:sz="8" w:space="0" w:color="000000"/>
-              <w:left w:val="single" w:sz="8" w:space="0" w:color="000000"/>
-              <w:bottom w:val="single" w:sz="8" w:space="0" w:color="000000"/>
-              <w:right w:val="single" w:sz="8" w:space="0" w:color="000000"/>
-            </w:tcBorders>
-            <w:vAlign w:val="center"/>
-          </w:tcPr>
-          <w:p>
-            <w:pPr>
-              <w:jc w:val="both"/>
+            <w:tcW w:w="2835" w:type="dxa"/>
+            <w:tcBorders>
+              <w:top w:val="single" w:sz="8" w:space="0" w:color="000000"/>
+              <w:left w:val="single" w:sz="8" w:space="0" w:color="000000"/>
+              <w:bottom w:val="single" w:sz="8" w:space="0" w:color="000000"/>
+              <w:right w:val="single" w:sz="8" w:space="0" w:color="000000"/>
+            </w:tcBorders>
+            <w:vAlign w:val="center"/>
+          </w:tcPr>
+          <w:p>
+            <w:pPr>
+              <w:jc w:val="left"/>
               <w:rPr>
                 <w:sz w:val="24"/>
                 <w:szCs w:val="24"/>
@@ -8994,39 +9173,40 @@
       </w:tr>
       <w:tr>
         <w:trPr>
+          <w:cantSplit/>
           <w:jc w:val="center"/>
         </w:trPr>
         <w:tc>
           <w:tcPr>
-            <w:tcW w:w="3367" w:type="dxa"/>
-            <w:tcBorders>
-              <w:top w:val="single" w:sz="8" w:space="0" w:color="000000"/>
-              <w:left w:val="single" w:sz="8" w:space="0" w:color="000000"/>
-              <w:bottom w:val="single" w:sz="8" w:space="0" w:color="000000"/>
-              <w:right w:val="single" w:sz="8" w:space="0" w:color="000000"/>
-            </w:tcBorders>
-            <w:vAlign w:val="center"/>
-          </w:tcPr>
-          <w:p>
-            <w:pPr>
-              <w:rPr>
-                <w:sz w:val="24"/>
-                <w:szCs w:val="24"/>
-              </w:rPr>
-            </w:pPr>
-            <w:r>
-              <w:rPr>
-                <w:b w:val="0"/>
-                <w:sz w:val="24"/>
-                <w:szCs w:val="24"/>
-              </w:rPr>
-              <w:t>3. Proses addendum atau amandemen lewat prosedur 6.2 dan 6.4.</w:t>
-            </w:r>
-          </w:p>
-        </w:tc>
-        <w:tc>
-          <w:tcPr>
-            <w:tcW w:w="2248" w:type="dxa"/>
+            <w:tcW w:w="4309" w:type="dxa"/>
+            <w:tcBorders>
+              <w:top w:val="single" w:sz="8" w:space="0" w:color="000000"/>
+              <w:left w:val="single" w:sz="8" w:space="0" w:color="000000"/>
+              <w:bottom w:val="single" w:sz="8" w:space="0" w:color="000000"/>
+              <w:right w:val="single" w:sz="8" w:space="0" w:color="000000"/>
+            </w:tcBorders>
+            <w:vAlign w:val="center"/>
+          </w:tcPr>
+          <w:p>
+            <w:pPr>
+              <w:rPr>
+                <w:sz w:val="24"/>
+                <w:szCs w:val="24"/>
+              </w:rPr>
+            </w:pPr>
+            <w:r>
+              <w:rPr>
+                <w:b w:val="0"/>
+                <w:sz w:val="24"/>
+                <w:szCs w:val="24"/>
+              </w:rPr>
+              <w:t>3. Proses addendum atau amandemen melalui prosedur 6.2 dan 6.4.</w:t>
+            </w:r>
+          </w:p>
+        </w:tc>
+        <w:tc>
+          <w:tcPr>
+            <w:tcW w:w="1927" w:type="dxa"/>
             <w:tcBorders>
               <w:top w:val="single" w:sz="8" w:space="0" w:color="000000"/>
               <w:left w:val="single" w:sz="8" w:space="0" w:color="000000"/>
@@ -9054,18 +9234,18 @@
         </w:tc>
         <w:tc>
           <w:tcPr>
-            <w:tcW w:w="3913" w:type="dxa"/>
-            <w:tcBorders>
-              <w:top w:val="single" w:sz="8" w:space="0" w:color="000000"/>
-              <w:left w:val="single" w:sz="8" w:space="0" w:color="000000"/>
-              <w:bottom w:val="single" w:sz="8" w:space="0" w:color="000000"/>
-              <w:right w:val="single" w:sz="8" w:space="0" w:color="000000"/>
-            </w:tcBorders>
-            <w:vAlign w:val="center"/>
-          </w:tcPr>
-          <w:p>
-            <w:pPr>
-              <w:jc w:val="both"/>
+            <w:tcW w:w="2835" w:type="dxa"/>
+            <w:tcBorders>
+              <w:top w:val="single" w:sz="8" w:space="0" w:color="000000"/>
+              <w:left w:val="single" w:sz="8" w:space="0" w:color="000000"/>
+              <w:bottom w:val="single" w:sz="8" w:space="0" w:color="000000"/>
+              <w:right w:val="single" w:sz="8" w:space="0" w:color="000000"/>
+            </w:tcBorders>
+            <w:vAlign w:val="center"/>
+          </w:tcPr>
+          <w:p>
+            <w:pPr>
+              <w:jc w:val="left"/>
               <w:rPr>
                 <w:sz w:val="24"/>
                 <w:szCs w:val="24"/>
@@ -9084,11 +9264,12 @@
       </w:tr>
       <w:tr>
         <w:trPr>
+          <w:cantSplit/>
           <w:jc w:val="center"/>
         </w:trPr>
         <w:tc>
           <w:tcPr>
-            <w:tcW w:w="3367" w:type="dxa"/>
+            <w:tcW w:w="4309" w:type="dxa"/>
             <w:tcBorders>
               <w:top w:val="single" w:sz="8" w:space="0" w:color="000000"/>
               <w:left w:val="single" w:sz="8" w:space="0" w:color="000000"/>
@@ -9116,7 +9297,7 @@
         </w:tc>
         <w:tc>
           <w:tcPr>
-            <w:tcW w:w="2248" w:type="dxa"/>
+            <w:tcW w:w="1927" w:type="dxa"/>
             <w:tcBorders>
               <w:top w:val="single" w:sz="8" w:space="0" w:color="000000"/>
               <w:left w:val="single" w:sz="8" w:space="0" w:color="000000"/>
@@ -9144,18 +9325,18 @@
         </w:tc>
         <w:tc>
           <w:tcPr>
-            <w:tcW w:w="3913" w:type="dxa"/>
-            <w:tcBorders>
-              <w:top w:val="single" w:sz="8" w:space="0" w:color="000000"/>
-              <w:left w:val="single" w:sz="8" w:space="0" w:color="000000"/>
-              <w:bottom w:val="single" w:sz="8" w:space="0" w:color="000000"/>
-              <w:right w:val="single" w:sz="8" w:space="0" w:color="000000"/>
-            </w:tcBorders>
-            <w:vAlign w:val="center"/>
-          </w:tcPr>
-          <w:p>
-            <w:pPr>
-              <w:jc w:val="both"/>
+            <w:tcW w:w="2835" w:type="dxa"/>
+            <w:tcBorders>
+              <w:top w:val="single" w:sz="8" w:space="0" w:color="000000"/>
+              <w:left w:val="single" w:sz="8" w:space="0" w:color="000000"/>
+              <w:bottom w:val="single" w:sz="8" w:space="0" w:color="000000"/>
+              <w:right w:val="single" w:sz="8" w:space="0" w:color="000000"/>
+            </w:tcBorders>
+            <w:vAlign w:val="center"/>
+          </w:tcPr>
+          <w:p>
+            <w:pPr>
+              <w:jc w:val="left"/>
               <w:rPr>
                 <w:sz w:val="24"/>
                 <w:szCs w:val="24"/>
@@ -9200,6 +9381,7 @@
     <w:p>
       <w:pPr>
         <w:pStyle w:val="Heading2"/>
+        <w:keepNext/>
         <w:numPr>
           <w:ilvl w:val="1"/>
           <w:numId w:val="7"/>
@@ -9220,27 +9402,30 @@
         <w:tblLook w:val="0400" w:firstRow="0" w:lastRow="0" w:firstColumn="0" w:lastColumn="0" w:noHBand="0" w:noVBand="1"/>
       </w:tblPr>
       <w:tblGrid>
-        <w:gridCol w:w="3367"/>
-        <w:gridCol w:w="2248"/>
-        <w:gridCol w:w="3913"/>
+        <w:gridCol w:w="4309"/>
+        <w:gridCol w:w="1927"/>
+        <w:gridCol w:w="2835"/>
       </w:tblGrid>
       <w:tr>
         <w:trPr>
+          <w:cantSplit/>
+          <w:tblHeader/>
           <w:jc w:val="center"/>
         </w:trPr>
         <w:tc>
           <w:tcPr>
-            <w:tcW w:w="3367" w:type="dxa"/>
-            <w:tcBorders>
-              <w:top w:val="single" w:sz="8" w:space="0" w:color="000000"/>
-              <w:left w:val="single" w:sz="8" w:space="0" w:color="000000"/>
-              <w:bottom w:val="single" w:sz="8" w:space="0" w:color="000000"/>
-              <w:right w:val="single" w:sz="8" w:space="0" w:color="000000"/>
-            </w:tcBorders>
-            <w:vAlign w:val="center"/>
-          </w:tcPr>
-          <w:p>
-            <w:pPr>
+            <w:tcW w:w="4309" w:type="dxa"/>
+            <w:tcBorders>
+              <w:top w:val="single" w:sz="8" w:space="0" w:color="000000"/>
+              <w:left w:val="single" w:sz="8" w:space="0" w:color="000000"/>
+              <w:bottom w:val="single" w:sz="8" w:space="0" w:color="000000"/>
+              <w:right w:val="single" w:sz="8" w:space="0" w:color="000000"/>
+            </w:tcBorders>
+            <w:vAlign w:val="center"/>
+          </w:tcPr>
+          <w:p>
+            <w:pPr>
+              <w:keepNext/>
               <w:jc w:val="center"/>
               <w:rPr>
                 <w:sz w:val="24"/>
@@ -9260,17 +9445,18 @@
         </w:tc>
         <w:tc>
           <w:tcPr>
-            <w:tcW w:w="2248" w:type="dxa"/>
-            <w:tcBorders>
-              <w:top w:val="single" w:sz="8" w:space="0" w:color="000000"/>
-              <w:left w:val="single" w:sz="8" w:space="0" w:color="000000"/>
-              <w:bottom w:val="single" w:sz="8" w:space="0" w:color="000000"/>
-              <w:right w:val="single" w:sz="8" w:space="0" w:color="000000"/>
-            </w:tcBorders>
-            <w:vAlign w:val="center"/>
-          </w:tcPr>
-          <w:p>
-            <w:pPr>
+            <w:tcW w:w="1927" w:type="dxa"/>
+            <w:tcBorders>
+              <w:top w:val="single" w:sz="8" w:space="0" w:color="000000"/>
+              <w:left w:val="single" w:sz="8" w:space="0" w:color="000000"/>
+              <w:bottom w:val="single" w:sz="8" w:space="0" w:color="000000"/>
+              <w:right w:val="single" w:sz="8" w:space="0" w:color="000000"/>
+            </w:tcBorders>
+            <w:vAlign w:val="center"/>
+          </w:tcPr>
+          <w:p>
+            <w:pPr>
+              <w:keepNext/>
               <w:jc w:val="center"/>
               <w:rPr>
                 <w:sz w:val="24"/>
@@ -9290,17 +9476,18 @@
         </w:tc>
         <w:tc>
           <w:tcPr>
-            <w:tcW w:w="3913" w:type="dxa"/>
-            <w:tcBorders>
-              <w:top w:val="single" w:sz="8" w:space="0" w:color="000000"/>
-              <w:left w:val="single" w:sz="8" w:space="0" w:color="000000"/>
-              <w:bottom w:val="single" w:sz="8" w:space="0" w:color="000000"/>
-              <w:right w:val="single" w:sz="8" w:space="0" w:color="000000"/>
-            </w:tcBorders>
-            <w:vAlign w:val="center"/>
-          </w:tcPr>
-          <w:p>
-            <w:pPr>
+            <w:tcW w:w="2835" w:type="dxa"/>
+            <w:tcBorders>
+              <w:top w:val="single" w:sz="8" w:space="0" w:color="000000"/>
+              <w:left w:val="single" w:sz="8" w:space="0" w:color="000000"/>
+              <w:bottom w:val="single" w:sz="8" w:space="0" w:color="000000"/>
+              <w:right w:val="single" w:sz="8" w:space="0" w:color="000000"/>
+            </w:tcBorders>
+            <w:vAlign w:val="center"/>
+          </w:tcPr>
+          <w:p>
+            <w:pPr>
+              <w:keepNext/>
               <w:jc w:val="center"/>
               <w:rPr>
                 <w:sz w:val="24"/>
@@ -9321,39 +9508,40 @@
       </w:tr>
       <w:tr>
         <w:trPr>
+          <w:cantSplit/>
           <w:jc w:val="center"/>
         </w:trPr>
         <w:tc>
           <w:tcPr>
-            <w:tcW w:w="3367" w:type="dxa"/>
-            <w:tcBorders>
-              <w:top w:val="single" w:sz="8" w:space="0" w:color="000000"/>
-              <w:left w:val="single" w:sz="8" w:space="0" w:color="000000"/>
-              <w:bottom w:val="single" w:sz="8" w:space="0" w:color="000000"/>
-              <w:right w:val="single" w:sz="8" w:space="0" w:color="000000"/>
-            </w:tcBorders>
-            <w:vAlign w:val="center"/>
-          </w:tcPr>
-          <w:p>
-            <w:pPr>
-              <w:rPr>
-                <w:sz w:val="24"/>
-                <w:szCs w:val="24"/>
-              </w:rPr>
-            </w:pPr>
-            <w:r>
-              <w:rPr>
-                <w:b w:val="0"/>
-                <w:sz w:val="24"/>
-                <w:szCs w:val="24"/>
-              </w:rPr>
-              <w:t>1. Analisis KBLI terhadap kegiatan usaha untuk pendirian atau spin-off entitas.</w:t>
-            </w:r>
-          </w:p>
-        </w:tc>
-        <w:tc>
-          <w:tcPr>
-            <w:tcW w:w="2248" w:type="dxa"/>
+            <w:tcW w:w="4309" w:type="dxa"/>
+            <w:tcBorders>
+              <w:top w:val="single" w:sz="8" w:space="0" w:color="000000"/>
+              <w:left w:val="single" w:sz="8" w:space="0" w:color="000000"/>
+              <w:bottom w:val="single" w:sz="8" w:space="0" w:color="000000"/>
+              <w:right w:val="single" w:sz="8" w:space="0" w:color="000000"/>
+            </w:tcBorders>
+            <w:vAlign w:val="center"/>
+          </w:tcPr>
+          <w:p>
+            <w:pPr>
+              <w:rPr>
+                <w:sz w:val="24"/>
+                <w:szCs w:val="24"/>
+              </w:rPr>
+            </w:pPr>
+            <w:r>
+              <w:rPr>
+                <w:b w:val="0"/>
+                <w:sz w:val="24"/>
+                <w:szCs w:val="24"/>
+              </w:rPr>
+              <w:t>1. Analisis kesesuaian KBLI dengan kegiatan usaha untuk pendirian atau spin-off entitas.</w:t>
+            </w:r>
+          </w:p>
+        </w:tc>
+        <w:tc>
+          <w:tcPr>
+            <w:tcW w:w="1927" w:type="dxa"/>
             <w:tcBorders>
               <w:top w:val="single" w:sz="8" w:space="0" w:color="000000"/>
               <w:left w:val="single" w:sz="8" w:space="0" w:color="000000"/>
@@ -9381,18 +9569,18 @@
         </w:tc>
         <w:tc>
           <w:tcPr>
-            <w:tcW w:w="3913" w:type="dxa"/>
-            <w:tcBorders>
-              <w:top w:val="single" w:sz="8" w:space="0" w:color="000000"/>
-              <w:left w:val="single" w:sz="8" w:space="0" w:color="000000"/>
-              <w:bottom w:val="single" w:sz="8" w:space="0" w:color="000000"/>
-              <w:right w:val="single" w:sz="8" w:space="0" w:color="000000"/>
-            </w:tcBorders>
-            <w:vAlign w:val="center"/>
-          </w:tcPr>
-          <w:p>
-            <w:pPr>
-              <w:jc w:val="both"/>
+            <w:tcW w:w="2835" w:type="dxa"/>
+            <w:tcBorders>
+              <w:top w:val="single" w:sz="8" w:space="0" w:color="000000"/>
+              <w:left w:val="single" w:sz="8" w:space="0" w:color="000000"/>
+              <w:bottom w:val="single" w:sz="8" w:space="0" w:color="000000"/>
+              <w:right w:val="single" w:sz="8" w:space="0" w:color="000000"/>
+            </w:tcBorders>
+            <w:vAlign w:val="center"/>
+          </w:tcPr>
+          <w:p>
+            <w:pPr>
+              <w:jc w:val="left"/>
               <w:rPr>
                 <w:sz w:val="24"/>
                 <w:szCs w:val="24"/>
@@ -9411,11 +9599,12 @@
       </w:tr>
       <w:tr>
         <w:trPr>
+          <w:cantSplit/>
           <w:jc w:val="center"/>
         </w:trPr>
         <w:tc>
           <w:tcPr>
-            <w:tcW w:w="3367" w:type="dxa"/>
+            <w:tcW w:w="4309" w:type="dxa"/>
             <w:tcBorders>
               <w:top w:val="single" w:sz="8" w:space="0" w:color="000000"/>
               <w:left w:val="single" w:sz="8" w:space="0" w:color="000000"/>
@@ -9443,7 +9632,7 @@
         </w:tc>
         <w:tc>
           <w:tcPr>
-            <w:tcW w:w="2248" w:type="dxa"/>
+            <w:tcW w:w="1927" w:type="dxa"/>
             <w:tcBorders>
               <w:top w:val="single" w:sz="8" w:space="0" w:color="000000"/>
               <w:left w:val="single" w:sz="8" w:space="0" w:color="000000"/>
@@ -9471,18 +9660,18 @@
         </w:tc>
         <w:tc>
           <w:tcPr>
-            <w:tcW w:w="3913" w:type="dxa"/>
-            <w:tcBorders>
-              <w:top w:val="single" w:sz="8" w:space="0" w:color="000000"/>
-              <w:left w:val="single" w:sz="8" w:space="0" w:color="000000"/>
-              <w:bottom w:val="single" w:sz="8" w:space="0" w:color="000000"/>
-              <w:right w:val="single" w:sz="8" w:space="0" w:color="000000"/>
-            </w:tcBorders>
-            <w:vAlign w:val="center"/>
-          </w:tcPr>
-          <w:p>
-            <w:pPr>
-              <w:jc w:val="both"/>
+            <w:tcW w:w="2835" w:type="dxa"/>
+            <w:tcBorders>
+              <w:top w:val="single" w:sz="8" w:space="0" w:color="000000"/>
+              <w:left w:val="single" w:sz="8" w:space="0" w:color="000000"/>
+              <w:bottom w:val="single" w:sz="8" w:space="0" w:color="000000"/>
+              <w:right w:val="single" w:sz="8" w:space="0" w:color="000000"/>
+            </w:tcBorders>
+            <w:vAlign w:val="center"/>
+          </w:tcPr>
+          <w:p>
+            <w:pPr>
+              <w:jc w:val="left"/>
               <w:rPr>
                 <w:sz w:val="24"/>
                 <w:szCs w:val="24"/>
@@ -9501,11 +9690,12 @@
       </w:tr>
       <w:tr>
         <w:trPr>
+          <w:cantSplit/>
           <w:jc w:val="center"/>
         </w:trPr>
         <w:tc>
           <w:tcPr>
-            <w:tcW w:w="3367" w:type="dxa"/>
+            <w:tcW w:w="4309" w:type="dxa"/>
             <w:tcBorders>
               <w:top w:val="single" w:sz="8" w:space="0" w:color="000000"/>
               <w:left w:val="single" w:sz="8" w:space="0" w:color="000000"/>
@@ -9533,7 +9723,7 @@
         </w:tc>
         <w:tc>
           <w:tcPr>
-            <w:tcW w:w="2248" w:type="dxa"/>
+            <w:tcW w:w="1927" w:type="dxa"/>
             <w:tcBorders>
               <w:top w:val="single" w:sz="8" w:space="0" w:color="000000"/>
               <w:left w:val="single" w:sz="8" w:space="0" w:color="000000"/>
@@ -9561,18 +9751,18 @@
         </w:tc>
         <w:tc>
           <w:tcPr>
-            <w:tcW w:w="3913" w:type="dxa"/>
-            <w:tcBorders>
-              <w:top w:val="single" w:sz="8" w:space="0" w:color="000000"/>
-              <w:left w:val="single" w:sz="8" w:space="0" w:color="000000"/>
-              <w:bottom w:val="single" w:sz="8" w:space="0" w:color="000000"/>
-              <w:right w:val="single" w:sz="8" w:space="0" w:color="000000"/>
-            </w:tcBorders>
-            <w:vAlign w:val="center"/>
-          </w:tcPr>
-          <w:p>
-            <w:pPr>
-              <w:jc w:val="both"/>
+            <w:tcW w:w="2835" w:type="dxa"/>
+            <w:tcBorders>
+              <w:top w:val="single" w:sz="8" w:space="0" w:color="000000"/>
+              <w:left w:val="single" w:sz="8" w:space="0" w:color="000000"/>
+              <w:bottom w:val="single" w:sz="8" w:space="0" w:color="000000"/>
+              <w:right w:val="single" w:sz="8" w:space="0" w:color="000000"/>
+            </w:tcBorders>
+            <w:vAlign w:val="center"/>
+          </w:tcPr>
+          <w:p>
+            <w:pPr>
+              <w:jc w:val="left"/>
               <w:rPr>
                 <w:sz w:val="24"/>
                 <w:szCs w:val="24"/>
@@ -9591,39 +9781,40 @@
       </w:tr>
       <w:tr>
         <w:trPr>
+          <w:cantSplit/>
           <w:jc w:val="center"/>
         </w:trPr>
         <w:tc>
           <w:tcPr>
-            <w:tcW w:w="3367" w:type="dxa"/>
-            <w:tcBorders>
-              <w:top w:val="single" w:sz="8" w:space="0" w:color="000000"/>
-              <w:left w:val="single" w:sz="8" w:space="0" w:color="000000"/>
-              <w:bottom w:val="single" w:sz="8" w:space="0" w:color="000000"/>
-              <w:right w:val="single" w:sz="8" w:space="0" w:color="000000"/>
-            </w:tcBorders>
-            <w:vAlign w:val="center"/>
-          </w:tcPr>
-          <w:p>
-            <w:pPr>
-              <w:rPr>
-                <w:sz w:val="24"/>
-                <w:szCs w:val="24"/>
-              </w:rPr>
-            </w:pPr>
-            <w:r>
-              <w:rPr>
-                <w:b w:val="0"/>
-                <w:sz w:val="24"/>
-                <w:szCs w:val="24"/>
-              </w:rPr>
-              <w:t>4. Urus NIB lewat OSS sesuai PP No. 5 Tahun 2021 dan peraturan turunannya.</w:t>
-            </w:r>
-          </w:p>
-        </w:tc>
-        <w:tc>
-          <w:tcPr>
-            <w:tcW w:w="2248" w:type="dxa"/>
+            <w:tcW w:w="4309" w:type="dxa"/>
+            <w:tcBorders>
+              <w:top w:val="single" w:sz="8" w:space="0" w:color="000000"/>
+              <w:left w:val="single" w:sz="8" w:space="0" w:color="000000"/>
+              <w:bottom w:val="single" w:sz="8" w:space="0" w:color="000000"/>
+              <w:right w:val="single" w:sz="8" w:space="0" w:color="000000"/>
+            </w:tcBorders>
+            <w:vAlign w:val="center"/>
+          </w:tcPr>
+          <w:p>
+            <w:pPr>
+              <w:rPr>
+                <w:sz w:val="24"/>
+                <w:szCs w:val="24"/>
+              </w:rPr>
+            </w:pPr>
+            <w:r>
+              <w:rPr>
+                <w:b w:val="0"/>
+                <w:sz w:val="24"/>
+                <w:szCs w:val="24"/>
+              </w:rPr>
+              <w:t>4. Urus NIB melalui OSS sesuai PP No. 5 Tahun 2021 dan peraturan turunannya.</w:t>
+            </w:r>
+          </w:p>
+        </w:tc>
+        <w:tc>
+          <w:tcPr>
+            <w:tcW w:w="1927" w:type="dxa"/>
             <w:tcBorders>
               <w:top w:val="single" w:sz="8" w:space="0" w:color="000000"/>
               <w:left w:val="single" w:sz="8" w:space="0" w:color="000000"/>
@@ -9651,18 +9842,18 @@
         </w:tc>
         <w:tc>
           <w:tcPr>
-            <w:tcW w:w="3913" w:type="dxa"/>
-            <w:tcBorders>
-              <w:top w:val="single" w:sz="8" w:space="0" w:color="000000"/>
-              <w:left w:val="single" w:sz="8" w:space="0" w:color="000000"/>
-              <w:bottom w:val="single" w:sz="8" w:space="0" w:color="000000"/>
-              <w:right w:val="single" w:sz="8" w:space="0" w:color="000000"/>
-            </w:tcBorders>
-            <w:vAlign w:val="center"/>
-          </w:tcPr>
-          <w:p>
-            <w:pPr>
-              <w:jc w:val="both"/>
+            <w:tcW w:w="2835" w:type="dxa"/>
+            <w:tcBorders>
+              <w:top w:val="single" w:sz="8" w:space="0" w:color="000000"/>
+              <w:left w:val="single" w:sz="8" w:space="0" w:color="000000"/>
+              <w:bottom w:val="single" w:sz="8" w:space="0" w:color="000000"/>
+              <w:right w:val="single" w:sz="8" w:space="0" w:color="000000"/>
+            </w:tcBorders>
+            <w:vAlign w:val="center"/>
+          </w:tcPr>
+          <w:p>
+            <w:pPr>
+              <w:jc w:val="left"/>
               <w:rPr>
                 <w:sz w:val="24"/>
                 <w:szCs w:val="24"/>
@@ -9681,11 +9872,12 @@
       </w:tr>
       <w:tr>
         <w:trPr>
+          <w:cantSplit/>
           <w:jc w:val="center"/>
         </w:trPr>
         <w:tc>
           <w:tcPr>
-            <w:tcW w:w="3367" w:type="dxa"/>
+            <w:tcW w:w="4309" w:type="dxa"/>
             <w:tcBorders>
               <w:top w:val="single" w:sz="8" w:space="0" w:color="000000"/>
               <w:left w:val="single" w:sz="8" w:space="0" w:color="000000"/>
@@ -9713,7 +9905,7 @@
         </w:tc>
         <w:tc>
           <w:tcPr>
-            <w:tcW w:w="2248" w:type="dxa"/>
+            <w:tcW w:w="1927" w:type="dxa"/>
             <w:tcBorders>
               <w:top w:val="single" w:sz="8" w:space="0" w:color="000000"/>
               <w:left w:val="single" w:sz="8" w:space="0" w:color="000000"/>
@@ -9741,18 +9933,18 @@
         </w:tc>
         <w:tc>
           <w:tcPr>
-            <w:tcW w:w="3913" w:type="dxa"/>
-            <w:tcBorders>
-              <w:top w:val="single" w:sz="8" w:space="0" w:color="000000"/>
-              <w:left w:val="single" w:sz="8" w:space="0" w:color="000000"/>
-              <w:bottom w:val="single" w:sz="8" w:space="0" w:color="000000"/>
-              <w:right w:val="single" w:sz="8" w:space="0" w:color="000000"/>
-            </w:tcBorders>
-            <w:vAlign w:val="center"/>
-          </w:tcPr>
-          <w:p>
-            <w:pPr>
-              <w:jc w:val="both"/>
+            <w:tcW w:w="2835" w:type="dxa"/>
+            <w:tcBorders>
+              <w:top w:val="single" w:sz="8" w:space="0" w:color="000000"/>
+              <w:left w:val="single" w:sz="8" w:space="0" w:color="000000"/>
+              <w:bottom w:val="single" w:sz="8" w:space="0" w:color="000000"/>
+              <w:right w:val="single" w:sz="8" w:space="0" w:color="000000"/>
+            </w:tcBorders>
+            <w:vAlign w:val="center"/>
+          </w:tcPr>
+          <w:p>
+            <w:pPr>
+              <w:jc w:val="left"/>
               <w:rPr>
                 <w:sz w:val="24"/>
                 <w:szCs w:val="24"/>
@@ -9771,11 +9963,12 @@
       </w:tr>
       <w:tr>
         <w:trPr>
+          <w:cantSplit/>
           <w:jc w:val="center"/>
         </w:trPr>
         <w:tc>
           <w:tcPr>
-            <w:tcW w:w="3367" w:type="dxa"/>
+            <w:tcW w:w="4309" w:type="dxa"/>
             <w:tcBorders>
               <w:top w:val="single" w:sz="8" w:space="0" w:color="000000"/>
               <w:left w:val="single" w:sz="8" w:space="0" w:color="000000"/>
@@ -9803,7 +9996,7 @@
         </w:tc>
         <w:tc>
           <w:tcPr>
-            <w:tcW w:w="2248" w:type="dxa"/>
+            <w:tcW w:w="1927" w:type="dxa"/>
             <w:tcBorders>
               <w:top w:val="single" w:sz="8" w:space="0" w:color="000000"/>
               <w:left w:val="single" w:sz="8" w:space="0" w:color="000000"/>
@@ -9831,18 +10024,18 @@
         </w:tc>
         <w:tc>
           <w:tcPr>
-            <w:tcW w:w="3913" w:type="dxa"/>
-            <w:tcBorders>
-              <w:top w:val="single" w:sz="8" w:space="0" w:color="000000"/>
-              <w:left w:val="single" w:sz="8" w:space="0" w:color="000000"/>
-              <w:bottom w:val="single" w:sz="8" w:space="0" w:color="000000"/>
-              <w:right w:val="single" w:sz="8" w:space="0" w:color="000000"/>
-            </w:tcBorders>
-            <w:vAlign w:val="center"/>
-          </w:tcPr>
-          <w:p>
-            <w:pPr>
-              <w:jc w:val="both"/>
+            <w:tcW w:w="2835" w:type="dxa"/>
+            <w:tcBorders>
+              <w:top w:val="single" w:sz="8" w:space="0" w:color="000000"/>
+              <w:left w:val="single" w:sz="8" w:space="0" w:color="000000"/>
+              <w:bottom w:val="single" w:sz="8" w:space="0" w:color="000000"/>
+              <w:right w:val="single" w:sz="8" w:space="0" w:color="000000"/>
+            </w:tcBorders>
+            <w:vAlign w:val="center"/>
+          </w:tcPr>
+          <w:p>
+            <w:pPr>
+              <w:jc w:val="left"/>
               <w:rPr>
                 <w:sz w:val="24"/>
                 <w:szCs w:val="24"/>
@@ -9861,11 +10054,12 @@
       </w:tr>
       <w:tr>
         <w:trPr>
+          <w:cantSplit/>
           <w:jc w:val="center"/>
         </w:trPr>
         <w:tc>
           <w:tcPr>
-            <w:tcW w:w="3367" w:type="dxa"/>
+            <w:tcW w:w="4309" w:type="dxa"/>
             <w:tcBorders>
               <w:top w:val="single" w:sz="8" w:space="0" w:color="000000"/>
               <w:left w:val="single" w:sz="8" w:space="0" w:color="000000"/>
@@ -9893,7 +10087,7 @@
         </w:tc>
         <w:tc>
           <w:tcPr>
-            <w:tcW w:w="2248" w:type="dxa"/>
+            <w:tcW w:w="1927" w:type="dxa"/>
             <w:tcBorders>
               <w:top w:val="single" w:sz="8" w:space="0" w:color="000000"/>
               <w:left w:val="single" w:sz="8" w:space="0" w:color="000000"/>
@@ -9921,18 +10115,18 @@
         </w:tc>
         <w:tc>
           <w:tcPr>
-            <w:tcW w:w="3913" w:type="dxa"/>
-            <w:tcBorders>
-              <w:top w:val="single" w:sz="8" w:space="0" w:color="000000"/>
-              <w:left w:val="single" w:sz="8" w:space="0" w:color="000000"/>
-              <w:bottom w:val="single" w:sz="8" w:space="0" w:color="000000"/>
-              <w:right w:val="single" w:sz="8" w:space="0" w:color="000000"/>
-            </w:tcBorders>
-            <w:vAlign w:val="center"/>
-          </w:tcPr>
-          <w:p>
-            <w:pPr>
-              <w:jc w:val="both"/>
+            <w:tcW w:w="2835" w:type="dxa"/>
+            <w:tcBorders>
+              <w:top w:val="single" w:sz="8" w:space="0" w:color="000000"/>
+              <w:left w:val="single" w:sz="8" w:space="0" w:color="000000"/>
+              <w:bottom w:val="single" w:sz="8" w:space="0" w:color="000000"/>
+              <w:right w:val="single" w:sz="8" w:space="0" w:color="000000"/>
+            </w:tcBorders>
+            <w:vAlign w:val="center"/>
+          </w:tcPr>
+          <w:p>
+            <w:pPr>
+              <w:jc w:val="left"/>
               <w:rPr>
                 <w:sz w:val="24"/>
                 <w:szCs w:val="24"/>
@@ -9951,11 +10145,12 @@
       </w:tr>
       <w:tr>
         <w:trPr>
+          <w:cantSplit/>
           <w:jc w:val="center"/>
         </w:trPr>
         <w:tc>
           <w:tcPr>
-            <w:tcW w:w="3367" w:type="dxa"/>
+            <w:tcW w:w="4309" w:type="dxa"/>
             <w:tcBorders>
               <w:top w:val="single" w:sz="8" w:space="0" w:color="000000"/>
               <w:left w:val="single" w:sz="8" w:space="0" w:color="000000"/>
@@ -9983,7 +10178,7 @@
         </w:tc>
         <w:tc>
           <w:tcPr>
-            <w:tcW w:w="2248" w:type="dxa"/>
+            <w:tcW w:w="1927" w:type="dxa"/>
             <w:tcBorders>
               <w:top w:val="single" w:sz="8" w:space="0" w:color="000000"/>
               <w:left w:val="single" w:sz="8" w:space="0" w:color="000000"/>
@@ -10011,18 +10206,18 @@
         </w:tc>
         <w:tc>
           <w:tcPr>
-            <w:tcW w:w="3913" w:type="dxa"/>
-            <w:tcBorders>
-              <w:top w:val="single" w:sz="8" w:space="0" w:color="000000"/>
-              <w:left w:val="single" w:sz="8" w:space="0" w:color="000000"/>
-              <w:bottom w:val="single" w:sz="8" w:space="0" w:color="000000"/>
-              <w:right w:val="single" w:sz="8" w:space="0" w:color="000000"/>
-            </w:tcBorders>
-            <w:vAlign w:val="center"/>
-          </w:tcPr>
-          <w:p>
-            <w:pPr>
-              <w:jc w:val="both"/>
+            <w:tcW w:w="2835" w:type="dxa"/>
+            <w:tcBorders>
+              <w:top w:val="single" w:sz="8" w:space="0" w:color="000000"/>
+              <w:left w:val="single" w:sz="8" w:space="0" w:color="000000"/>
+              <w:bottom w:val="single" w:sz="8" w:space="0" w:color="000000"/>
+              <w:right w:val="single" w:sz="8" w:space="0" w:color="000000"/>
+            </w:tcBorders>
+            <w:vAlign w:val="center"/>
+          </w:tcPr>
+          <w:p>
+            <w:pPr>
+              <w:jc w:val="left"/>
               <w:rPr>
                 <w:sz w:val="24"/>
                 <w:szCs w:val="24"/>
@@ -10041,11 +10236,12 @@
       </w:tr>
       <w:tr>
         <w:trPr>
+          <w:cantSplit/>
           <w:jc w:val="center"/>
         </w:trPr>
         <w:tc>
           <w:tcPr>
-            <w:tcW w:w="3367" w:type="dxa"/>
+            <w:tcW w:w="4309" w:type="dxa"/>
             <w:tcBorders>
               <w:top w:val="single" w:sz="8" w:space="0" w:color="000000"/>
               <w:left w:val="single" w:sz="8" w:space="0" w:color="000000"/>
@@ -10073,7 +10269,7 @@
         </w:tc>
         <w:tc>
           <w:tcPr>
-            <w:tcW w:w="2248" w:type="dxa"/>
+            <w:tcW w:w="1927" w:type="dxa"/>
             <w:tcBorders>
               <w:top w:val="single" w:sz="8" w:space="0" w:color="000000"/>
               <w:left w:val="single" w:sz="8" w:space="0" w:color="000000"/>
@@ -10101,18 +10297,18 @@
         </w:tc>
         <w:tc>
           <w:tcPr>
-            <w:tcW w:w="3913" w:type="dxa"/>
-            <w:tcBorders>
-              <w:top w:val="single" w:sz="8" w:space="0" w:color="000000"/>
-              <w:left w:val="single" w:sz="8" w:space="0" w:color="000000"/>
-              <w:bottom w:val="single" w:sz="8" w:space="0" w:color="000000"/>
-              <w:right w:val="single" w:sz="8" w:space="0" w:color="000000"/>
-            </w:tcBorders>
-            <w:vAlign w:val="center"/>
-          </w:tcPr>
-          <w:p>
-            <w:pPr>
-              <w:jc w:val="both"/>
+            <w:tcW w:w="2835" w:type="dxa"/>
+            <w:tcBorders>
+              <w:top w:val="single" w:sz="8" w:space="0" w:color="000000"/>
+              <w:left w:val="single" w:sz="8" w:space="0" w:color="000000"/>
+              <w:bottom w:val="single" w:sz="8" w:space="0" w:color="000000"/>
+              <w:right w:val="single" w:sz="8" w:space="0" w:color="000000"/>
+            </w:tcBorders>
+            <w:vAlign w:val="center"/>
+          </w:tcPr>
+          <w:p>
+            <w:pPr>
+              <w:jc w:val="left"/>
               <w:rPr>
                 <w:sz w:val="24"/>
                 <w:szCs w:val="24"/>
@@ -10131,11 +10327,12 @@
       </w:tr>
       <w:tr>
         <w:trPr>
+          <w:cantSplit/>
           <w:jc w:val="center"/>
         </w:trPr>
         <w:tc>
           <w:tcPr>
-            <w:tcW w:w="3367" w:type="dxa"/>
+            <w:tcW w:w="4309" w:type="dxa"/>
             <w:tcBorders>
               <w:top w:val="single" w:sz="8" w:space="0" w:color="000000"/>
               <w:left w:val="single" w:sz="8" w:space="0" w:color="000000"/>
@@ -10163,7 +10360,7 @@
         </w:tc>
         <w:tc>
           <w:tcPr>
-            <w:tcW w:w="2248" w:type="dxa"/>
+            <w:tcW w:w="1927" w:type="dxa"/>
             <w:tcBorders>
               <w:top w:val="single" w:sz="8" w:space="0" w:color="000000"/>
               <w:left w:val="single" w:sz="8" w:space="0" w:color="000000"/>
@@ -10191,18 +10388,18 @@
         </w:tc>
         <w:tc>
           <w:tcPr>
-            <w:tcW w:w="3913" w:type="dxa"/>
-            <w:tcBorders>
-              <w:top w:val="single" w:sz="8" w:space="0" w:color="000000"/>
-              <w:left w:val="single" w:sz="8" w:space="0" w:color="000000"/>
-              <w:bottom w:val="single" w:sz="8" w:space="0" w:color="000000"/>
-              <w:right w:val="single" w:sz="8" w:space="0" w:color="000000"/>
-            </w:tcBorders>
-            <w:vAlign w:val="center"/>
-          </w:tcPr>
-          <w:p>
-            <w:pPr>
-              <w:jc w:val="both"/>
+            <w:tcW w:w="2835" w:type="dxa"/>
+            <w:tcBorders>
+              <w:top w:val="single" w:sz="8" w:space="0" w:color="000000"/>
+              <w:left w:val="single" w:sz="8" w:space="0" w:color="000000"/>
+              <w:bottom w:val="single" w:sz="8" w:space="0" w:color="000000"/>
+              <w:right w:val="single" w:sz="8" w:space="0" w:color="000000"/>
+            </w:tcBorders>
+            <w:vAlign w:val="center"/>
+          </w:tcPr>
+          <w:p>
+            <w:pPr>
+              <w:jc w:val="left"/>
               <w:rPr>
                 <w:sz w:val="24"/>
                 <w:szCs w:val="24"/>
@@ -10221,11 +10418,12 @@
       </w:tr>
       <w:tr>
         <w:trPr>
+          <w:cantSplit/>
           <w:jc w:val="center"/>
         </w:trPr>
         <w:tc>
           <w:tcPr>
-            <w:tcW w:w="3367" w:type="dxa"/>
+            <w:tcW w:w="4309" w:type="dxa"/>
             <w:tcBorders>
               <w:top w:val="single" w:sz="8" w:space="0" w:color="000000"/>
               <w:left w:val="single" w:sz="8" w:space="0" w:color="000000"/>
@@ -10253,7 +10451,7 @@
         </w:tc>
         <w:tc>
           <w:tcPr>
-            <w:tcW w:w="2248" w:type="dxa"/>
+            <w:tcW w:w="1927" w:type="dxa"/>
             <w:tcBorders>
               <w:top w:val="single" w:sz="8" w:space="0" w:color="000000"/>
               <w:left w:val="single" w:sz="8" w:space="0" w:color="000000"/>
@@ -10281,18 +10479,18 @@
         </w:tc>
         <w:tc>
           <w:tcPr>
-            <w:tcW w:w="3913" w:type="dxa"/>
-            <w:tcBorders>
-              <w:top w:val="single" w:sz="8" w:space="0" w:color="000000"/>
-              <w:left w:val="single" w:sz="8" w:space="0" w:color="000000"/>
-              <w:bottom w:val="single" w:sz="8" w:space="0" w:color="000000"/>
-              <w:right w:val="single" w:sz="8" w:space="0" w:color="000000"/>
-            </w:tcBorders>
-            <w:vAlign w:val="center"/>
-          </w:tcPr>
-          <w:p>
-            <w:pPr>
-              <w:jc w:val="both"/>
+            <w:tcW w:w="2835" w:type="dxa"/>
+            <w:tcBorders>
+              <w:top w:val="single" w:sz="8" w:space="0" w:color="000000"/>
+              <w:left w:val="single" w:sz="8" w:space="0" w:color="000000"/>
+              <w:bottom w:val="single" w:sz="8" w:space="0" w:color="000000"/>
+              <w:right w:val="single" w:sz="8" w:space="0" w:color="000000"/>
+            </w:tcBorders>
+            <w:vAlign w:val="center"/>
+          </w:tcPr>
+          <w:p>
+            <w:pPr>
+              <w:jc w:val="left"/>
               <w:rPr>
                 <w:sz w:val="24"/>
                 <w:szCs w:val="24"/>
@@ -10337,6 +10535,7 @@
     <w:p>
       <w:pPr>
         <w:pStyle w:val="Heading2"/>
+        <w:keepNext/>
         <w:numPr>
           <w:ilvl w:val="1"/>
           <w:numId w:val="7"/>
@@ -10357,27 +10556,30 @@
         <w:tblLook w:val="0400" w:firstRow="0" w:lastRow="0" w:firstColumn="0" w:lastColumn="0" w:noHBand="0" w:noVBand="1"/>
       </w:tblPr>
       <w:tblGrid>
-        <w:gridCol w:w="3367"/>
-        <w:gridCol w:w="2248"/>
-        <w:gridCol w:w="3913"/>
+        <w:gridCol w:w="4309"/>
+        <w:gridCol w:w="1927"/>
+        <w:gridCol w:w="2835"/>
       </w:tblGrid>
       <w:tr>
         <w:trPr>
+          <w:cantSplit/>
+          <w:tblHeader/>
           <w:jc w:val="center"/>
         </w:trPr>
         <w:tc>
           <w:tcPr>
-            <w:tcW w:w="3367" w:type="dxa"/>
-            <w:tcBorders>
-              <w:top w:val="single" w:sz="8" w:space="0" w:color="000000"/>
-              <w:left w:val="single" w:sz="8" w:space="0" w:color="000000"/>
-              <w:bottom w:val="single" w:sz="8" w:space="0" w:color="000000"/>
-              <w:right w:val="single" w:sz="8" w:space="0" w:color="000000"/>
-            </w:tcBorders>
-            <w:vAlign w:val="center"/>
-          </w:tcPr>
-          <w:p>
-            <w:pPr>
+            <w:tcW w:w="4309" w:type="dxa"/>
+            <w:tcBorders>
+              <w:top w:val="single" w:sz="8" w:space="0" w:color="000000"/>
+              <w:left w:val="single" w:sz="8" w:space="0" w:color="000000"/>
+              <w:bottom w:val="single" w:sz="8" w:space="0" w:color="000000"/>
+              <w:right w:val="single" w:sz="8" w:space="0" w:color="000000"/>
+            </w:tcBorders>
+            <w:vAlign w:val="center"/>
+          </w:tcPr>
+          <w:p>
+            <w:pPr>
+              <w:keepNext/>
               <w:jc w:val="center"/>
               <w:rPr>
                 <w:sz w:val="24"/>
@@ -10397,17 +10599,18 @@
         </w:tc>
         <w:tc>
           <w:tcPr>
-            <w:tcW w:w="2248" w:type="dxa"/>
-            <w:tcBorders>
-              <w:top w:val="single" w:sz="8" w:space="0" w:color="000000"/>
-              <w:left w:val="single" w:sz="8" w:space="0" w:color="000000"/>
-              <w:bottom w:val="single" w:sz="8" w:space="0" w:color="000000"/>
-              <w:right w:val="single" w:sz="8" w:space="0" w:color="000000"/>
-            </w:tcBorders>
-            <w:vAlign w:val="center"/>
-          </w:tcPr>
-          <w:p>
-            <w:pPr>
+            <w:tcW w:w="1927" w:type="dxa"/>
+            <w:tcBorders>
+              <w:top w:val="single" w:sz="8" w:space="0" w:color="000000"/>
+              <w:left w:val="single" w:sz="8" w:space="0" w:color="000000"/>
+              <w:bottom w:val="single" w:sz="8" w:space="0" w:color="000000"/>
+              <w:right w:val="single" w:sz="8" w:space="0" w:color="000000"/>
+            </w:tcBorders>
+            <w:vAlign w:val="center"/>
+          </w:tcPr>
+          <w:p>
+            <w:pPr>
+              <w:keepNext/>
               <w:jc w:val="center"/>
               <w:rPr>
                 <w:sz w:val="24"/>
@@ -10427,17 +10630,18 @@
         </w:tc>
         <w:tc>
           <w:tcPr>
-            <w:tcW w:w="3913" w:type="dxa"/>
-            <w:tcBorders>
-              <w:top w:val="single" w:sz="8" w:space="0" w:color="000000"/>
-              <w:left w:val="single" w:sz="8" w:space="0" w:color="000000"/>
-              <w:bottom w:val="single" w:sz="8" w:space="0" w:color="000000"/>
-              <w:right w:val="single" w:sz="8" w:space="0" w:color="000000"/>
-            </w:tcBorders>
-            <w:vAlign w:val="center"/>
-          </w:tcPr>
-          <w:p>
-            <w:pPr>
+            <w:tcW w:w="2835" w:type="dxa"/>
+            <w:tcBorders>
+              <w:top w:val="single" w:sz="8" w:space="0" w:color="000000"/>
+              <w:left w:val="single" w:sz="8" w:space="0" w:color="000000"/>
+              <w:bottom w:val="single" w:sz="8" w:space="0" w:color="000000"/>
+              <w:right w:val="single" w:sz="8" w:space="0" w:color="000000"/>
+            </w:tcBorders>
+            <w:vAlign w:val="center"/>
+          </w:tcPr>
+          <w:p>
+            <w:pPr>
+              <w:keepNext/>
               <w:jc w:val="center"/>
               <w:rPr>
                 <w:sz w:val="24"/>
@@ -10458,39 +10662,40 @@
       </w:tr>
       <w:tr>
         <w:trPr>
+          <w:cantSplit/>
           <w:jc w:val="center"/>
         </w:trPr>
         <w:tc>
           <w:tcPr>
-            <w:tcW w:w="3367" w:type="dxa"/>
-            <w:tcBorders>
-              <w:top w:val="single" w:sz="8" w:space="0" w:color="000000"/>
-              <w:left w:val="single" w:sz="8" w:space="0" w:color="000000"/>
-              <w:bottom w:val="single" w:sz="8" w:space="0" w:color="000000"/>
-              <w:right w:val="single" w:sz="8" w:space="0" w:color="000000"/>
-            </w:tcBorders>
-            <w:vAlign w:val="center"/>
-          </w:tcPr>
-          <w:p>
-            <w:pPr>
-              <w:rPr>
-                <w:sz w:val="24"/>
-                <w:szCs w:val="24"/>
-              </w:rPr>
-            </w:pPr>
-            <w:r>
-              <w:rPr>
-                <w:b w:val="0"/>
-                <w:sz w:val="24"/>
-                <w:szCs w:val="24"/>
-              </w:rPr>
-              <w:t>1. Tinjau kontrak atau proyek yang melibatkan data pribadi menurut butir 4.21.</w:t>
-            </w:r>
-          </w:p>
-        </w:tc>
-        <w:tc>
-          <w:tcPr>
-            <w:tcW w:w="2248" w:type="dxa"/>
+            <w:tcW w:w="4309" w:type="dxa"/>
+            <w:tcBorders>
+              <w:top w:val="single" w:sz="8" w:space="0" w:color="000000"/>
+              <w:left w:val="single" w:sz="8" w:space="0" w:color="000000"/>
+              <w:bottom w:val="single" w:sz="8" w:space="0" w:color="000000"/>
+              <w:right w:val="single" w:sz="8" w:space="0" w:color="000000"/>
+            </w:tcBorders>
+            <w:vAlign w:val="center"/>
+          </w:tcPr>
+          <w:p>
+            <w:pPr>
+              <w:rPr>
+                <w:sz w:val="24"/>
+                <w:szCs w:val="24"/>
+              </w:rPr>
+            </w:pPr>
+            <w:r>
+              <w:rPr>
+                <w:b w:val="0"/>
+                <w:sz w:val="24"/>
+                <w:szCs w:val="24"/>
+              </w:rPr>
+              <w:t>1. Tinjau kontrak atau proyek yang melibatkan data pribadi sesuai butir 4.21.</w:t>
+            </w:r>
+          </w:p>
+        </w:tc>
+        <w:tc>
+          <w:tcPr>
+            <w:tcW w:w="1927" w:type="dxa"/>
             <w:tcBorders>
               <w:top w:val="single" w:sz="8" w:space="0" w:color="000000"/>
               <w:left w:val="single" w:sz="8" w:space="0" w:color="000000"/>
@@ -10518,41 +10723,42 @@
         </w:tc>
         <w:tc>
           <w:tcPr>
-            <w:tcW w:w="3913" w:type="dxa"/>
-            <w:tcBorders>
-              <w:top w:val="single" w:sz="8" w:space="0" w:color="000000"/>
-              <w:left w:val="single" w:sz="8" w:space="0" w:color="000000"/>
-              <w:bottom w:val="single" w:sz="8" w:space="0" w:color="000000"/>
-              <w:right w:val="single" w:sz="8" w:space="0" w:color="000000"/>
-            </w:tcBorders>
-            <w:vAlign w:val="center"/>
-          </w:tcPr>
-          <w:p>
-            <w:pPr>
-              <w:jc w:val="both"/>
-              <w:rPr>
-                <w:sz w:val="24"/>
-                <w:szCs w:val="24"/>
-              </w:rPr>
-            </w:pPr>
-            <w:r>
-              <w:rPr>
-                <w:b w:val="0"/>
-                <w:sz w:val="24"/>
-                <w:szCs w:val="24"/>
-              </w:rPr>
-              <w:t>Hasil tinjauan pelindungan data pribadi</w:t>
+            <w:tcW w:w="2835" w:type="dxa"/>
+            <w:tcBorders>
+              <w:top w:val="single" w:sz="8" w:space="0" w:color="000000"/>
+              <w:left w:val="single" w:sz="8" w:space="0" w:color="000000"/>
+              <w:bottom w:val="single" w:sz="8" w:space="0" w:color="000000"/>
+              <w:right w:val="single" w:sz="8" w:space="0" w:color="000000"/>
+            </w:tcBorders>
+            <w:vAlign w:val="center"/>
+          </w:tcPr>
+          <w:p>
+            <w:pPr>
+              <w:jc w:val="left"/>
+              <w:rPr>
+                <w:sz w:val="24"/>
+                <w:szCs w:val="24"/>
+              </w:rPr>
+            </w:pPr>
+            <w:r>
+              <w:rPr>
+                <w:b w:val="0"/>
+                <w:sz w:val="24"/>
+                <w:szCs w:val="24"/>
+              </w:rPr>
+              <w:t>Hasil review pelindungan data pribadi</w:t>
             </w:r>
           </w:p>
         </w:tc>
       </w:tr>
       <w:tr>
         <w:trPr>
+          <w:cantSplit/>
           <w:jc w:val="center"/>
         </w:trPr>
         <w:tc>
           <w:tcPr>
-            <w:tcW w:w="3367" w:type="dxa"/>
+            <w:tcW w:w="4309" w:type="dxa"/>
             <w:tcBorders>
               <w:top w:val="single" w:sz="8" w:space="0" w:color="000000"/>
               <w:left w:val="single" w:sz="8" w:space="0" w:color="000000"/>
@@ -10580,7 +10786,7 @@
         </w:tc>
         <w:tc>
           <w:tcPr>
-            <w:tcW w:w="2248" w:type="dxa"/>
+            <w:tcW w:w="1927" w:type="dxa"/>
             <w:tcBorders>
               <w:top w:val="single" w:sz="8" w:space="0" w:color="000000"/>
               <w:left w:val="single" w:sz="8" w:space="0" w:color="000000"/>
@@ -10608,18 +10814,18 @@
         </w:tc>
         <w:tc>
           <w:tcPr>
-            <w:tcW w:w="3913" w:type="dxa"/>
-            <w:tcBorders>
-              <w:top w:val="single" w:sz="8" w:space="0" w:color="000000"/>
-              <w:left w:val="single" w:sz="8" w:space="0" w:color="000000"/>
-              <w:bottom w:val="single" w:sz="8" w:space="0" w:color="000000"/>
-              <w:right w:val="single" w:sz="8" w:space="0" w:color="000000"/>
-            </w:tcBorders>
-            <w:vAlign w:val="center"/>
-          </w:tcPr>
-          <w:p>
-            <w:pPr>
-              <w:jc w:val="both"/>
+            <w:tcW w:w="2835" w:type="dxa"/>
+            <w:tcBorders>
+              <w:top w:val="single" w:sz="8" w:space="0" w:color="000000"/>
+              <w:left w:val="single" w:sz="8" w:space="0" w:color="000000"/>
+              <w:bottom w:val="single" w:sz="8" w:space="0" w:color="000000"/>
+              <w:right w:val="single" w:sz="8" w:space="0" w:color="000000"/>
+            </w:tcBorders>
+            <w:vAlign w:val="center"/>
+          </w:tcPr>
+          <w:p>
+            <w:pPr>
+              <w:jc w:val="left"/>
               <w:rPr>
                 <w:sz w:val="24"/>
                 <w:szCs w:val="24"/>
@@ -10638,11 +10844,12 @@
       </w:tr>
       <w:tr>
         <w:trPr>
+          <w:cantSplit/>
           <w:jc w:val="center"/>
         </w:trPr>
         <w:tc>
           <w:tcPr>
-            <w:tcW w:w="3367" w:type="dxa"/>
+            <w:tcW w:w="4309" w:type="dxa"/>
             <w:tcBorders>
               <w:top w:val="single" w:sz="8" w:space="0" w:color="000000"/>
               <w:left w:val="single" w:sz="8" w:space="0" w:color="000000"/>
@@ -10670,7 +10877,7 @@
         </w:tc>
         <w:tc>
           <w:tcPr>
-            <w:tcW w:w="2248" w:type="dxa"/>
+            <w:tcW w:w="1927" w:type="dxa"/>
             <w:tcBorders>
               <w:top w:val="single" w:sz="8" w:space="0" w:color="000000"/>
               <w:left w:val="single" w:sz="8" w:space="0" w:color="000000"/>
@@ -10698,18 +10905,18 @@
         </w:tc>
         <w:tc>
           <w:tcPr>
-            <w:tcW w:w="3913" w:type="dxa"/>
-            <w:tcBorders>
-              <w:top w:val="single" w:sz="8" w:space="0" w:color="000000"/>
-              <w:left w:val="single" w:sz="8" w:space="0" w:color="000000"/>
-              <w:bottom w:val="single" w:sz="8" w:space="0" w:color="000000"/>
-              <w:right w:val="single" w:sz="8" w:space="0" w:color="000000"/>
-            </w:tcBorders>
-            <w:vAlign w:val="center"/>
-          </w:tcPr>
-          <w:p>
-            <w:pPr>
-              <w:jc w:val="both"/>
+            <w:tcW w:w="2835" w:type="dxa"/>
+            <w:tcBorders>
+              <w:top w:val="single" w:sz="8" w:space="0" w:color="000000"/>
+              <w:left w:val="single" w:sz="8" w:space="0" w:color="000000"/>
+              <w:bottom w:val="single" w:sz="8" w:space="0" w:color="000000"/>
+              <w:right w:val="single" w:sz="8" w:space="0" w:color="000000"/>
+            </w:tcBorders>
+            <w:vAlign w:val="center"/>
+          </w:tcPr>
+          <w:p>
+            <w:pPr>
+              <w:jc w:val="left"/>
               <w:rPr>
                 <w:sz w:val="24"/>
                 <w:szCs w:val="24"/>
@@ -10728,11 +10935,12 @@
       </w:tr>
       <w:tr>
         <w:trPr>
+          <w:cantSplit/>
           <w:jc w:val="center"/>
         </w:trPr>
         <w:tc>
           <w:tcPr>
-            <w:tcW w:w="3367" w:type="dxa"/>
+            <w:tcW w:w="4309" w:type="dxa"/>
             <w:tcBorders>
               <w:top w:val="single" w:sz="8" w:space="0" w:color="000000"/>
               <w:left w:val="single" w:sz="8" w:space="0" w:color="000000"/>
@@ -10760,7 +10968,7 @@
         </w:tc>
         <w:tc>
           <w:tcPr>
-            <w:tcW w:w="2248" w:type="dxa"/>
+            <w:tcW w:w="1927" w:type="dxa"/>
             <w:tcBorders>
               <w:top w:val="single" w:sz="8" w:space="0" w:color="000000"/>
               <w:left w:val="single" w:sz="8" w:space="0" w:color="000000"/>
@@ -10788,18 +10996,18 @@
         </w:tc>
         <w:tc>
           <w:tcPr>
-            <w:tcW w:w="3913" w:type="dxa"/>
-            <w:tcBorders>
-              <w:top w:val="single" w:sz="8" w:space="0" w:color="000000"/>
-              <w:left w:val="single" w:sz="8" w:space="0" w:color="000000"/>
-              <w:bottom w:val="single" w:sz="8" w:space="0" w:color="000000"/>
-              <w:right w:val="single" w:sz="8" w:space="0" w:color="000000"/>
-            </w:tcBorders>
-            <w:vAlign w:val="center"/>
-          </w:tcPr>
-          <w:p>
-            <w:pPr>
-              <w:jc w:val="both"/>
+            <w:tcW w:w="2835" w:type="dxa"/>
+            <w:tcBorders>
+              <w:top w:val="single" w:sz="8" w:space="0" w:color="000000"/>
+              <w:left w:val="single" w:sz="8" w:space="0" w:color="000000"/>
+              <w:bottom w:val="single" w:sz="8" w:space="0" w:color="000000"/>
+              <w:right w:val="single" w:sz="8" w:space="0" w:color="000000"/>
+            </w:tcBorders>
+            <w:vAlign w:val="center"/>
+          </w:tcPr>
+          <w:p>
+            <w:pPr>
+              <w:jc w:val="left"/>
               <w:rPr>
                 <w:sz w:val="24"/>
                 <w:szCs w:val="24"/>
@@ -10844,6 +11052,7 @@
     <w:p>
       <w:pPr>
         <w:pStyle w:val="Heading2"/>
+        <w:keepNext/>
         <w:numPr>
           <w:ilvl w:val="1"/>
           <w:numId w:val="7"/>
@@ -10864,27 +11073,30 @@
         <w:tblLook w:val="0400" w:firstRow="0" w:lastRow="0" w:firstColumn="0" w:lastColumn="0" w:noHBand="0" w:noVBand="1"/>
       </w:tblPr>
       <w:tblGrid>
-        <w:gridCol w:w="3367"/>
-        <w:gridCol w:w="2248"/>
-        <w:gridCol w:w="3913"/>
+        <w:gridCol w:w="4309"/>
+        <w:gridCol w:w="1927"/>
+        <w:gridCol w:w="2835"/>
       </w:tblGrid>
       <w:tr>
         <w:trPr>
+          <w:cantSplit/>
+          <w:tblHeader/>
           <w:jc w:val="center"/>
         </w:trPr>
         <w:tc>
           <w:tcPr>
-            <w:tcW w:w="3367" w:type="dxa"/>
-            <w:tcBorders>
-              <w:top w:val="single" w:sz="8" w:space="0" w:color="000000"/>
-              <w:left w:val="single" w:sz="8" w:space="0" w:color="000000"/>
-              <w:bottom w:val="single" w:sz="8" w:space="0" w:color="000000"/>
-              <w:right w:val="single" w:sz="8" w:space="0" w:color="000000"/>
-            </w:tcBorders>
-            <w:vAlign w:val="center"/>
-          </w:tcPr>
-          <w:p>
-            <w:pPr>
+            <w:tcW w:w="4309" w:type="dxa"/>
+            <w:tcBorders>
+              <w:top w:val="single" w:sz="8" w:space="0" w:color="000000"/>
+              <w:left w:val="single" w:sz="8" w:space="0" w:color="000000"/>
+              <w:bottom w:val="single" w:sz="8" w:space="0" w:color="000000"/>
+              <w:right w:val="single" w:sz="8" w:space="0" w:color="000000"/>
+            </w:tcBorders>
+            <w:vAlign w:val="center"/>
+          </w:tcPr>
+          <w:p>
+            <w:pPr>
+              <w:keepNext/>
               <w:jc w:val="center"/>
               <w:rPr>
                 <w:sz w:val="24"/>
@@ -10904,17 +11116,18 @@
         </w:tc>
         <w:tc>
           <w:tcPr>
-            <w:tcW w:w="2248" w:type="dxa"/>
-            <w:tcBorders>
-              <w:top w:val="single" w:sz="8" w:space="0" w:color="000000"/>
-              <w:left w:val="single" w:sz="8" w:space="0" w:color="000000"/>
-              <w:bottom w:val="single" w:sz="8" w:space="0" w:color="000000"/>
-              <w:right w:val="single" w:sz="8" w:space="0" w:color="000000"/>
-            </w:tcBorders>
-            <w:vAlign w:val="center"/>
-          </w:tcPr>
-          <w:p>
-            <w:pPr>
+            <w:tcW w:w="1927" w:type="dxa"/>
+            <w:tcBorders>
+              <w:top w:val="single" w:sz="8" w:space="0" w:color="000000"/>
+              <w:left w:val="single" w:sz="8" w:space="0" w:color="000000"/>
+              <w:bottom w:val="single" w:sz="8" w:space="0" w:color="000000"/>
+              <w:right w:val="single" w:sz="8" w:space="0" w:color="000000"/>
+            </w:tcBorders>
+            <w:vAlign w:val="center"/>
+          </w:tcPr>
+          <w:p>
+            <w:pPr>
+              <w:keepNext/>
               <w:jc w:val="center"/>
               <w:rPr>
                 <w:sz w:val="24"/>
@@ -10934,17 +11147,18 @@
         </w:tc>
         <w:tc>
           <w:tcPr>
-            <w:tcW w:w="3913" w:type="dxa"/>
-            <w:tcBorders>
-              <w:top w:val="single" w:sz="8" w:space="0" w:color="000000"/>
-              <w:left w:val="single" w:sz="8" w:space="0" w:color="000000"/>
-              <w:bottom w:val="single" w:sz="8" w:space="0" w:color="000000"/>
-              <w:right w:val="single" w:sz="8" w:space="0" w:color="000000"/>
-            </w:tcBorders>
-            <w:vAlign w:val="center"/>
-          </w:tcPr>
-          <w:p>
-            <w:pPr>
+            <w:tcW w:w="2835" w:type="dxa"/>
+            <w:tcBorders>
+              <w:top w:val="single" w:sz="8" w:space="0" w:color="000000"/>
+              <w:left w:val="single" w:sz="8" w:space="0" w:color="000000"/>
+              <w:bottom w:val="single" w:sz="8" w:space="0" w:color="000000"/>
+              <w:right w:val="single" w:sz="8" w:space="0" w:color="000000"/>
+            </w:tcBorders>
+            <w:vAlign w:val="center"/>
+          </w:tcPr>
+          <w:p>
+            <w:pPr>
+              <w:keepNext/>
               <w:jc w:val="center"/>
               <w:rPr>
                 <w:sz w:val="24"/>
@@ -10965,11 +11179,12 @@
       </w:tr>
       <w:tr>
         <w:trPr>
+          <w:cantSplit/>
           <w:jc w:val="center"/>
         </w:trPr>
         <w:tc>
           <w:tcPr>
-            <w:tcW w:w="3367" w:type="dxa"/>
+            <w:tcW w:w="4309" w:type="dxa"/>
             <w:tcBorders>
               <w:top w:val="single" w:sz="8" w:space="0" w:color="000000"/>
               <w:left w:val="single" w:sz="8" w:space="0" w:color="000000"/>
@@ -10997,7 +11212,7 @@
         </w:tc>
         <w:tc>
           <w:tcPr>
-            <w:tcW w:w="2248" w:type="dxa"/>
+            <w:tcW w:w="1927" w:type="dxa"/>
             <w:tcBorders>
               <w:top w:val="single" w:sz="8" w:space="0" w:color="000000"/>
               <w:left w:val="single" w:sz="8" w:space="0" w:color="000000"/>
@@ -11025,18 +11240,18 @@
         </w:tc>
         <w:tc>
           <w:tcPr>
-            <w:tcW w:w="3913" w:type="dxa"/>
-            <w:tcBorders>
-              <w:top w:val="single" w:sz="8" w:space="0" w:color="000000"/>
-              <w:left w:val="single" w:sz="8" w:space="0" w:color="000000"/>
-              <w:bottom w:val="single" w:sz="8" w:space="0" w:color="000000"/>
-              <w:right w:val="single" w:sz="8" w:space="0" w:color="000000"/>
-            </w:tcBorders>
-            <w:vAlign w:val="center"/>
-          </w:tcPr>
-          <w:p>
-            <w:pPr>
-              <w:jc w:val="both"/>
+            <w:tcW w:w="2835" w:type="dxa"/>
+            <w:tcBorders>
+              <w:top w:val="single" w:sz="8" w:space="0" w:color="000000"/>
+              <w:left w:val="single" w:sz="8" w:space="0" w:color="000000"/>
+              <w:bottom w:val="single" w:sz="8" w:space="0" w:color="000000"/>
+              <w:right w:val="single" w:sz="8" w:space="0" w:color="000000"/>
+            </w:tcBorders>
+            <w:vAlign w:val="center"/>
+          </w:tcPr>
+          <w:p>
+            <w:pPr>
+              <w:jc w:val="left"/>
               <w:rPr>
                 <w:sz w:val="24"/>
                 <w:szCs w:val="24"/>
@@ -11055,11 +11270,12 @@
       </w:tr>
       <w:tr>
         <w:trPr>
+          <w:cantSplit/>
           <w:jc w:val="center"/>
         </w:trPr>
         <w:tc>
           <w:tcPr>
-            <w:tcW w:w="3367" w:type="dxa"/>
+            <w:tcW w:w="4309" w:type="dxa"/>
             <w:tcBorders>
               <w:top w:val="single" w:sz="8" w:space="0" w:color="000000"/>
               <w:left w:val="single" w:sz="8" w:space="0" w:color="000000"/>
@@ -11087,7 +11303,7 @@
         </w:tc>
         <w:tc>
           <w:tcPr>
-            <w:tcW w:w="2248" w:type="dxa"/>
+            <w:tcW w:w="1927" w:type="dxa"/>
             <w:tcBorders>
               <w:top w:val="single" w:sz="8" w:space="0" w:color="000000"/>
               <w:left w:val="single" w:sz="8" w:space="0" w:color="000000"/>
@@ -11115,18 +11331,18 @@
         </w:tc>
         <w:tc>
           <w:tcPr>
-            <w:tcW w:w="3913" w:type="dxa"/>
-            <w:tcBorders>
-              <w:top w:val="single" w:sz="8" w:space="0" w:color="000000"/>
-              <w:left w:val="single" w:sz="8" w:space="0" w:color="000000"/>
-              <w:bottom w:val="single" w:sz="8" w:space="0" w:color="000000"/>
-              <w:right w:val="single" w:sz="8" w:space="0" w:color="000000"/>
-            </w:tcBorders>
-            <w:vAlign w:val="center"/>
-          </w:tcPr>
-          <w:p>
-            <w:pPr>
-              <w:jc w:val="both"/>
+            <w:tcW w:w="2835" w:type="dxa"/>
+            <w:tcBorders>
+              <w:top w:val="single" w:sz="8" w:space="0" w:color="000000"/>
+              <w:left w:val="single" w:sz="8" w:space="0" w:color="000000"/>
+              <w:bottom w:val="single" w:sz="8" w:space="0" w:color="000000"/>
+              <w:right w:val="single" w:sz="8" w:space="0" w:color="000000"/>
+            </w:tcBorders>
+            <w:vAlign w:val="center"/>
+          </w:tcPr>
+          <w:p>
+            <w:pPr>
+              <w:jc w:val="left"/>
               <w:rPr>
                 <w:sz w:val="24"/>
                 <w:szCs w:val="24"/>
@@ -11145,11 +11361,12 @@
       </w:tr>
       <w:tr>
         <w:trPr>
+          <w:cantSplit/>
           <w:jc w:val="center"/>
         </w:trPr>
         <w:tc>
           <w:tcPr>
-            <w:tcW w:w="3367" w:type="dxa"/>
+            <w:tcW w:w="4309" w:type="dxa"/>
             <w:tcBorders>
               <w:top w:val="single" w:sz="8" w:space="0" w:color="000000"/>
               <w:left w:val="single" w:sz="8" w:space="0" w:color="000000"/>
@@ -11177,7 +11394,7 @@
         </w:tc>
         <w:tc>
           <w:tcPr>
-            <w:tcW w:w="2248" w:type="dxa"/>
+            <w:tcW w:w="1927" w:type="dxa"/>
             <w:tcBorders>
               <w:top w:val="single" w:sz="8" w:space="0" w:color="000000"/>
               <w:left w:val="single" w:sz="8" w:space="0" w:color="000000"/>
@@ -11205,18 +11422,18 @@
         </w:tc>
         <w:tc>
           <w:tcPr>
-            <w:tcW w:w="3913" w:type="dxa"/>
-            <w:tcBorders>
-              <w:top w:val="single" w:sz="8" w:space="0" w:color="000000"/>
-              <w:left w:val="single" w:sz="8" w:space="0" w:color="000000"/>
-              <w:bottom w:val="single" w:sz="8" w:space="0" w:color="000000"/>
-              <w:right w:val="single" w:sz="8" w:space="0" w:color="000000"/>
-            </w:tcBorders>
-            <w:vAlign w:val="center"/>
-          </w:tcPr>
-          <w:p>
-            <w:pPr>
-              <w:jc w:val="both"/>
+            <w:tcW w:w="2835" w:type="dxa"/>
+            <w:tcBorders>
+              <w:top w:val="single" w:sz="8" w:space="0" w:color="000000"/>
+              <w:left w:val="single" w:sz="8" w:space="0" w:color="000000"/>
+              <w:bottom w:val="single" w:sz="8" w:space="0" w:color="000000"/>
+              <w:right w:val="single" w:sz="8" w:space="0" w:color="000000"/>
+            </w:tcBorders>
+            <w:vAlign w:val="center"/>
+          </w:tcPr>
+          <w:p>
+            <w:pPr>
+              <w:jc w:val="left"/>
               <w:rPr>
                 <w:sz w:val="24"/>
                 <w:szCs w:val="24"/>
@@ -11235,11 +11452,12 @@
       </w:tr>
       <w:tr>
         <w:trPr>
+          <w:cantSplit/>
           <w:jc w:val="center"/>
         </w:trPr>
         <w:tc>
           <w:tcPr>
-            <w:tcW w:w="3367" w:type="dxa"/>
+            <w:tcW w:w="4309" w:type="dxa"/>
             <w:tcBorders>
               <w:top w:val="single" w:sz="8" w:space="0" w:color="000000"/>
               <w:left w:val="single" w:sz="8" w:space="0" w:color="000000"/>
@@ -11267,7 +11485,7 @@
         </w:tc>
         <w:tc>
           <w:tcPr>
-            <w:tcW w:w="2248" w:type="dxa"/>
+            <w:tcW w:w="1927" w:type="dxa"/>
             <w:tcBorders>
               <w:top w:val="single" w:sz="8" w:space="0" w:color="000000"/>
               <w:left w:val="single" w:sz="8" w:space="0" w:color="000000"/>
@@ -11295,18 +11513,18 @@
         </w:tc>
         <w:tc>
           <w:tcPr>
-            <w:tcW w:w="3913" w:type="dxa"/>
-            <w:tcBorders>
-              <w:top w:val="single" w:sz="8" w:space="0" w:color="000000"/>
-              <w:left w:val="single" w:sz="8" w:space="0" w:color="000000"/>
-              <w:bottom w:val="single" w:sz="8" w:space="0" w:color="000000"/>
-              <w:right w:val="single" w:sz="8" w:space="0" w:color="000000"/>
-            </w:tcBorders>
-            <w:vAlign w:val="center"/>
-          </w:tcPr>
-          <w:p>
-            <w:pPr>
-              <w:jc w:val="both"/>
+            <w:tcW w:w="2835" w:type="dxa"/>
+            <w:tcBorders>
+              <w:top w:val="single" w:sz="8" w:space="0" w:color="000000"/>
+              <w:left w:val="single" w:sz="8" w:space="0" w:color="000000"/>
+              <w:bottom w:val="single" w:sz="8" w:space="0" w:color="000000"/>
+              <w:right w:val="single" w:sz="8" w:space="0" w:color="000000"/>
+            </w:tcBorders>
+            <w:vAlign w:val="center"/>
+          </w:tcPr>
+          <w:p>
+            <w:pPr>
+              <w:jc w:val="left"/>
               <w:rPr>
                 <w:sz w:val="24"/>
                 <w:szCs w:val="24"/>
@@ -11325,11 +11543,12 @@
       </w:tr>
       <w:tr>
         <w:trPr>
+          <w:cantSplit/>
           <w:jc w:val="center"/>
         </w:trPr>
         <w:tc>
           <w:tcPr>
-            <w:tcW w:w="3367" w:type="dxa"/>
+            <w:tcW w:w="4309" w:type="dxa"/>
             <w:tcBorders>
               <w:top w:val="single" w:sz="8" w:space="0" w:color="000000"/>
               <w:left w:val="single" w:sz="8" w:space="0" w:color="000000"/>
@@ -11357,7 +11576,7 @@
         </w:tc>
         <w:tc>
           <w:tcPr>
-            <w:tcW w:w="2248" w:type="dxa"/>
+            <w:tcW w:w="1927" w:type="dxa"/>
             <w:tcBorders>
               <w:top w:val="single" w:sz="8" w:space="0" w:color="000000"/>
               <w:left w:val="single" w:sz="8" w:space="0" w:color="000000"/>
@@ -11385,18 +11604,18 @@
         </w:tc>
         <w:tc>
           <w:tcPr>
-            <w:tcW w:w="3913" w:type="dxa"/>
-            <w:tcBorders>
-              <w:top w:val="single" w:sz="8" w:space="0" w:color="000000"/>
-              <w:left w:val="single" w:sz="8" w:space="0" w:color="000000"/>
-              <w:bottom w:val="single" w:sz="8" w:space="0" w:color="000000"/>
-              <w:right w:val="single" w:sz="8" w:space="0" w:color="000000"/>
-            </w:tcBorders>
-            <w:vAlign w:val="center"/>
-          </w:tcPr>
-          <w:p>
-            <w:pPr>
-              <w:jc w:val="both"/>
+            <w:tcW w:w="2835" w:type="dxa"/>
+            <w:tcBorders>
+              <w:top w:val="single" w:sz="8" w:space="0" w:color="000000"/>
+              <w:left w:val="single" w:sz="8" w:space="0" w:color="000000"/>
+              <w:bottom w:val="single" w:sz="8" w:space="0" w:color="000000"/>
+              <w:right w:val="single" w:sz="8" w:space="0" w:color="000000"/>
+            </w:tcBorders>
+            <w:vAlign w:val="center"/>
+          </w:tcPr>
+          <w:p>
+            <w:pPr>
+              <w:jc w:val="left"/>
               <w:rPr>
                 <w:sz w:val="24"/>
                 <w:szCs w:val="24"/>
@@ -11415,39 +11634,40 @@
       </w:tr>
       <w:tr>
         <w:trPr>
+          <w:cantSplit/>
           <w:jc w:val="center"/>
         </w:trPr>
         <w:tc>
           <w:tcPr>
-            <w:tcW w:w="3367" w:type="dxa"/>
-            <w:tcBorders>
-              <w:top w:val="single" w:sz="8" w:space="0" w:color="000000"/>
-              <w:left w:val="single" w:sz="8" w:space="0" w:color="000000"/>
-              <w:bottom w:val="single" w:sz="8" w:space="0" w:color="000000"/>
-              <w:right w:val="single" w:sz="8" w:space="0" w:color="000000"/>
-            </w:tcBorders>
-            <w:vAlign w:val="center"/>
-          </w:tcPr>
-          <w:p>
-            <w:pPr>
-              <w:rPr>
-                <w:sz w:val="24"/>
-                <w:szCs w:val="24"/>
-              </w:rPr>
-            </w:pPr>
-            <w:r>
-              <w:rPr>
-                <w:b w:val="0"/>
-                <w:sz w:val="24"/>
-                <w:szCs w:val="24"/>
-              </w:rPr>
-              <w:t>6. Putuskan strategi penanganan menurut butir 4.28.</w:t>
-            </w:r>
-          </w:p>
-        </w:tc>
-        <w:tc>
-          <w:tcPr>
-            <w:tcW w:w="2248" w:type="dxa"/>
+            <w:tcW w:w="4309" w:type="dxa"/>
+            <w:tcBorders>
+              <w:top w:val="single" w:sz="8" w:space="0" w:color="000000"/>
+              <w:left w:val="single" w:sz="8" w:space="0" w:color="000000"/>
+              <w:bottom w:val="single" w:sz="8" w:space="0" w:color="000000"/>
+              <w:right w:val="single" w:sz="8" w:space="0" w:color="000000"/>
+            </w:tcBorders>
+            <w:vAlign w:val="center"/>
+          </w:tcPr>
+          <w:p>
+            <w:pPr>
+              <w:rPr>
+                <w:sz w:val="24"/>
+                <w:szCs w:val="24"/>
+              </w:rPr>
+            </w:pPr>
+            <w:r>
+              <w:rPr>
+                <w:b w:val="0"/>
+                <w:sz w:val="24"/>
+                <w:szCs w:val="24"/>
+              </w:rPr>
+              <w:t>6. Putuskan strategi penanganan sesuai butir 4.28.</w:t>
+            </w:r>
+          </w:p>
+        </w:tc>
+        <w:tc>
+          <w:tcPr>
+            <w:tcW w:w="1927" w:type="dxa"/>
             <w:tcBorders>
               <w:top w:val="single" w:sz="8" w:space="0" w:color="000000"/>
               <w:left w:val="single" w:sz="8" w:space="0" w:color="000000"/>
@@ -11475,18 +11695,18 @@
         </w:tc>
         <w:tc>
           <w:tcPr>
-            <w:tcW w:w="3913" w:type="dxa"/>
-            <w:tcBorders>
-              <w:top w:val="single" w:sz="8" w:space="0" w:color="000000"/>
-              <w:left w:val="single" w:sz="8" w:space="0" w:color="000000"/>
-              <w:bottom w:val="single" w:sz="8" w:space="0" w:color="000000"/>
-              <w:right w:val="single" w:sz="8" w:space="0" w:color="000000"/>
-            </w:tcBorders>
-            <w:vAlign w:val="center"/>
-          </w:tcPr>
-          <w:p>
-            <w:pPr>
-              <w:jc w:val="both"/>
+            <w:tcW w:w="2835" w:type="dxa"/>
+            <w:tcBorders>
+              <w:top w:val="single" w:sz="8" w:space="0" w:color="000000"/>
+              <w:left w:val="single" w:sz="8" w:space="0" w:color="000000"/>
+              <w:bottom w:val="single" w:sz="8" w:space="0" w:color="000000"/>
+              <w:right w:val="single" w:sz="8" w:space="0" w:color="000000"/>
+            </w:tcBorders>
+            <w:vAlign w:val="center"/>
+          </w:tcPr>
+          <w:p>
+            <w:pPr>
+              <w:jc w:val="left"/>
               <w:rPr>
                 <w:sz w:val="24"/>
                 <w:szCs w:val="24"/>
@@ -11505,39 +11725,40 @@
       </w:tr>
       <w:tr>
         <w:trPr>
+          <w:cantSplit/>
           <w:jc w:val="center"/>
         </w:trPr>
         <w:tc>
           <w:tcPr>
-            <w:tcW w:w="3367" w:type="dxa"/>
-            <w:tcBorders>
-              <w:top w:val="single" w:sz="8" w:space="0" w:color="000000"/>
-              <w:left w:val="single" w:sz="8" w:space="0" w:color="000000"/>
-              <w:bottom w:val="single" w:sz="8" w:space="0" w:color="000000"/>
-              <w:right w:val="single" w:sz="8" w:space="0" w:color="000000"/>
-            </w:tcBorders>
-            <w:vAlign w:val="center"/>
-          </w:tcPr>
-          <w:p>
-            <w:pPr>
-              <w:rPr>
-                <w:sz w:val="24"/>
-                <w:szCs w:val="24"/>
-              </w:rPr>
-            </w:pPr>
-            <w:r>
-              <w:rPr>
-                <w:b w:val="0"/>
-                <w:sz w:val="24"/>
-                <w:szCs w:val="24"/>
-              </w:rPr>
-              <w:t>7. Tunjuk advokat eksternal menurut butir 4.29.</w:t>
-            </w:r>
-          </w:p>
-        </w:tc>
-        <w:tc>
-          <w:tcPr>
-            <w:tcW w:w="2248" w:type="dxa"/>
+            <w:tcW w:w="4309" w:type="dxa"/>
+            <w:tcBorders>
+              <w:top w:val="single" w:sz="8" w:space="0" w:color="000000"/>
+              <w:left w:val="single" w:sz="8" w:space="0" w:color="000000"/>
+              <w:bottom w:val="single" w:sz="8" w:space="0" w:color="000000"/>
+              <w:right w:val="single" w:sz="8" w:space="0" w:color="000000"/>
+            </w:tcBorders>
+            <w:vAlign w:val="center"/>
+          </w:tcPr>
+          <w:p>
+            <w:pPr>
+              <w:rPr>
+                <w:sz w:val="24"/>
+                <w:szCs w:val="24"/>
+              </w:rPr>
+            </w:pPr>
+            <w:r>
+              <w:rPr>
+                <w:b w:val="0"/>
+                <w:sz w:val="24"/>
+                <w:szCs w:val="24"/>
+              </w:rPr>
+              <w:t>7. Tunjuk advokat eksternal sesuai butir 4.29.</w:t>
+            </w:r>
+          </w:p>
+        </w:tc>
+        <w:tc>
+          <w:tcPr>
+            <w:tcW w:w="1927" w:type="dxa"/>
             <w:tcBorders>
               <w:top w:val="single" w:sz="8" w:space="0" w:color="000000"/>
               <w:left w:val="single" w:sz="8" w:space="0" w:color="000000"/>
@@ -11565,18 +11786,18 @@
         </w:tc>
         <w:tc>
           <w:tcPr>
-            <w:tcW w:w="3913" w:type="dxa"/>
-            <w:tcBorders>
-              <w:top w:val="single" w:sz="8" w:space="0" w:color="000000"/>
-              <w:left w:val="single" w:sz="8" w:space="0" w:color="000000"/>
-              <w:bottom w:val="single" w:sz="8" w:space="0" w:color="000000"/>
-              <w:right w:val="single" w:sz="8" w:space="0" w:color="000000"/>
-            </w:tcBorders>
-            <w:vAlign w:val="center"/>
-          </w:tcPr>
-          <w:p>
-            <w:pPr>
-              <w:jc w:val="both"/>
+            <w:tcW w:w="2835" w:type="dxa"/>
+            <w:tcBorders>
+              <w:top w:val="single" w:sz="8" w:space="0" w:color="000000"/>
+              <w:left w:val="single" w:sz="8" w:space="0" w:color="000000"/>
+              <w:bottom w:val="single" w:sz="8" w:space="0" w:color="000000"/>
+              <w:right w:val="single" w:sz="8" w:space="0" w:color="000000"/>
+            </w:tcBorders>
+            <w:vAlign w:val="center"/>
+          </w:tcPr>
+          <w:p>
+            <w:pPr>
+              <w:jc w:val="left"/>
               <w:rPr>
                 <w:sz w:val="24"/>
                 <w:szCs w:val="24"/>
@@ -11595,39 +11816,40 @@
       </w:tr>
       <w:tr>
         <w:trPr>
+          <w:cantSplit/>
           <w:jc w:val="center"/>
         </w:trPr>
         <w:tc>
           <w:tcPr>
-            <w:tcW w:w="3367" w:type="dxa"/>
-            <w:tcBorders>
-              <w:top w:val="single" w:sz="8" w:space="0" w:color="000000"/>
-              <w:left w:val="single" w:sz="8" w:space="0" w:color="000000"/>
-              <w:bottom w:val="single" w:sz="8" w:space="0" w:color="000000"/>
-              <w:right w:val="single" w:sz="8" w:space="0" w:color="000000"/>
-            </w:tcBorders>
-            <w:vAlign w:val="center"/>
-          </w:tcPr>
-          <w:p>
-            <w:pPr>
-              <w:rPr>
-                <w:sz w:val="24"/>
-                <w:szCs w:val="24"/>
-              </w:rPr>
-            </w:pPr>
-            <w:r>
-              <w:rPr>
-                <w:b w:val="0"/>
-                <w:sz w:val="24"/>
-                <w:szCs w:val="24"/>
-              </w:rPr>
-              <w:t>8. Simpan korespondensi dan dokumen di berkas kasus menurut butir 4.30.</w:t>
-            </w:r>
-          </w:p>
-        </w:tc>
-        <w:tc>
-          <w:tcPr>
-            <w:tcW w:w="2248" w:type="dxa"/>
+            <w:tcW w:w="4309" w:type="dxa"/>
+            <w:tcBorders>
+              <w:top w:val="single" w:sz="8" w:space="0" w:color="000000"/>
+              <w:left w:val="single" w:sz="8" w:space="0" w:color="000000"/>
+              <w:bottom w:val="single" w:sz="8" w:space="0" w:color="000000"/>
+              <w:right w:val="single" w:sz="8" w:space="0" w:color="000000"/>
+            </w:tcBorders>
+            <w:vAlign w:val="center"/>
+          </w:tcPr>
+          <w:p>
+            <w:pPr>
+              <w:rPr>
+                <w:sz w:val="24"/>
+                <w:szCs w:val="24"/>
+              </w:rPr>
+            </w:pPr>
+            <w:r>
+              <w:rPr>
+                <w:b w:val="0"/>
+                <w:sz w:val="24"/>
+                <w:szCs w:val="24"/>
+              </w:rPr>
+              <w:t>8. Simpan korespondensi dan dokumen di berkas kasus sesuai butir 4.30.</w:t>
+            </w:r>
+          </w:p>
+        </w:tc>
+        <w:tc>
+          <w:tcPr>
+            <w:tcW w:w="1927" w:type="dxa"/>
             <w:tcBorders>
               <w:top w:val="single" w:sz="8" w:space="0" w:color="000000"/>
               <w:left w:val="single" w:sz="8" w:space="0" w:color="000000"/>
@@ -11655,18 +11877,18 @@
         </w:tc>
         <w:tc>
           <w:tcPr>
-            <w:tcW w:w="3913" w:type="dxa"/>
-            <w:tcBorders>
-              <w:top w:val="single" w:sz="8" w:space="0" w:color="000000"/>
-              <w:left w:val="single" w:sz="8" w:space="0" w:color="000000"/>
-              <w:bottom w:val="single" w:sz="8" w:space="0" w:color="000000"/>
-              <w:right w:val="single" w:sz="8" w:space="0" w:color="000000"/>
-            </w:tcBorders>
-            <w:vAlign w:val="center"/>
-          </w:tcPr>
-          <w:p>
-            <w:pPr>
-              <w:jc w:val="both"/>
+            <w:tcW w:w="2835" w:type="dxa"/>
+            <w:tcBorders>
+              <w:top w:val="single" w:sz="8" w:space="0" w:color="000000"/>
+              <w:left w:val="single" w:sz="8" w:space="0" w:color="000000"/>
+              <w:bottom w:val="single" w:sz="8" w:space="0" w:color="000000"/>
+              <w:right w:val="single" w:sz="8" w:space="0" w:color="000000"/>
+            </w:tcBorders>
+            <w:vAlign w:val="center"/>
+          </w:tcPr>
+          <w:p>
+            <w:pPr>
+              <w:jc w:val="left"/>
               <w:rPr>
                 <w:sz w:val="24"/>
                 <w:szCs w:val="24"/>
@@ -11711,6 +11933,7 @@
     <w:p>
       <w:pPr>
         <w:pStyle w:val="Heading2"/>
+        <w:keepNext/>
         <w:numPr>
           <w:ilvl w:val="1"/>
           <w:numId w:val="7"/>
@@ -11731,27 +11954,30 @@
         <w:tblLook w:val="0400" w:firstRow="0" w:lastRow="0" w:firstColumn="0" w:lastColumn="0" w:noHBand="0" w:noVBand="1"/>
       </w:tblPr>
       <w:tblGrid>
-        <w:gridCol w:w="3367"/>
-        <w:gridCol w:w="2248"/>
-        <w:gridCol w:w="3913"/>
+        <w:gridCol w:w="4309"/>
+        <w:gridCol w:w="1927"/>
+        <w:gridCol w:w="2835"/>
       </w:tblGrid>
       <w:tr>
         <w:trPr>
+          <w:cantSplit/>
+          <w:tblHeader/>
           <w:jc w:val="center"/>
         </w:trPr>
         <w:tc>
           <w:tcPr>
-            <w:tcW w:w="3367" w:type="dxa"/>
-            <w:tcBorders>
-              <w:top w:val="single" w:sz="8" w:space="0" w:color="000000"/>
-              <w:left w:val="single" w:sz="8" w:space="0" w:color="000000"/>
-              <w:bottom w:val="single" w:sz="8" w:space="0" w:color="000000"/>
-              <w:right w:val="single" w:sz="8" w:space="0" w:color="000000"/>
-            </w:tcBorders>
-            <w:vAlign w:val="center"/>
-          </w:tcPr>
-          <w:p>
-            <w:pPr>
+            <w:tcW w:w="4309" w:type="dxa"/>
+            <w:tcBorders>
+              <w:top w:val="single" w:sz="8" w:space="0" w:color="000000"/>
+              <w:left w:val="single" w:sz="8" w:space="0" w:color="000000"/>
+              <w:bottom w:val="single" w:sz="8" w:space="0" w:color="000000"/>
+              <w:right w:val="single" w:sz="8" w:space="0" w:color="000000"/>
+            </w:tcBorders>
+            <w:vAlign w:val="center"/>
+          </w:tcPr>
+          <w:p>
+            <w:pPr>
+              <w:keepNext/>
               <w:jc w:val="center"/>
               <w:rPr>
                 <w:sz w:val="24"/>
@@ -11771,17 +11997,18 @@
         </w:tc>
         <w:tc>
           <w:tcPr>
-            <w:tcW w:w="2248" w:type="dxa"/>
-            <w:tcBorders>
-              <w:top w:val="single" w:sz="8" w:space="0" w:color="000000"/>
-              <w:left w:val="single" w:sz="8" w:space="0" w:color="000000"/>
-              <w:bottom w:val="single" w:sz="8" w:space="0" w:color="000000"/>
-              <w:right w:val="single" w:sz="8" w:space="0" w:color="000000"/>
-            </w:tcBorders>
-            <w:vAlign w:val="center"/>
-          </w:tcPr>
-          <w:p>
-            <w:pPr>
+            <w:tcW w:w="1927" w:type="dxa"/>
+            <w:tcBorders>
+              <w:top w:val="single" w:sz="8" w:space="0" w:color="000000"/>
+              <w:left w:val="single" w:sz="8" w:space="0" w:color="000000"/>
+              <w:bottom w:val="single" w:sz="8" w:space="0" w:color="000000"/>
+              <w:right w:val="single" w:sz="8" w:space="0" w:color="000000"/>
+            </w:tcBorders>
+            <w:vAlign w:val="center"/>
+          </w:tcPr>
+          <w:p>
+            <w:pPr>
+              <w:keepNext/>
               <w:jc w:val="center"/>
               <w:rPr>
                 <w:sz w:val="24"/>
@@ -11801,17 +12028,18 @@
         </w:tc>
         <w:tc>
           <w:tcPr>
-            <w:tcW w:w="3913" w:type="dxa"/>
-            <w:tcBorders>
-              <w:top w:val="single" w:sz="8" w:space="0" w:color="000000"/>
-              <w:left w:val="single" w:sz="8" w:space="0" w:color="000000"/>
-              <w:bottom w:val="single" w:sz="8" w:space="0" w:color="000000"/>
-              <w:right w:val="single" w:sz="8" w:space="0" w:color="000000"/>
-            </w:tcBorders>
-            <w:vAlign w:val="center"/>
-          </w:tcPr>
-          <w:p>
-            <w:pPr>
+            <w:tcW w:w="2835" w:type="dxa"/>
+            <w:tcBorders>
+              <w:top w:val="single" w:sz="8" w:space="0" w:color="000000"/>
+              <w:left w:val="single" w:sz="8" w:space="0" w:color="000000"/>
+              <w:bottom w:val="single" w:sz="8" w:space="0" w:color="000000"/>
+              <w:right w:val="single" w:sz="8" w:space="0" w:color="000000"/>
+            </w:tcBorders>
+            <w:vAlign w:val="center"/>
+          </w:tcPr>
+          <w:p>
+            <w:pPr>
+              <w:keepNext/>
               <w:jc w:val="center"/>
               <w:rPr>
                 <w:sz w:val="24"/>
@@ -11832,39 +12060,40 @@
       </w:tr>
       <w:tr>
         <w:trPr>
+          <w:cantSplit/>
           <w:jc w:val="center"/>
         </w:trPr>
         <w:tc>
           <w:tcPr>
-            <w:tcW w:w="3367" w:type="dxa"/>
-            <w:tcBorders>
-              <w:top w:val="single" w:sz="8" w:space="0" w:color="000000"/>
-              <w:left w:val="single" w:sz="8" w:space="0" w:color="000000"/>
-              <w:bottom w:val="single" w:sz="8" w:space="0" w:color="000000"/>
-              <w:right w:val="single" w:sz="8" w:space="0" w:color="000000"/>
-            </w:tcBorders>
-            <w:vAlign w:val="center"/>
-          </w:tcPr>
-          <w:p>
-            <w:pPr>
-              <w:rPr>
-                <w:sz w:val="24"/>
-                <w:szCs w:val="24"/>
-              </w:rPr>
-            </w:pPr>
-            <w:r>
-              <w:rPr>
-                <w:b w:val="0"/>
-                <w:sz w:val="24"/>
-                <w:szCs w:val="24"/>
-              </w:rPr>
-              <w:t>1. Klasifikasikan dokumen legal menurut butir 4.22.</w:t>
-            </w:r>
-          </w:p>
-        </w:tc>
-        <w:tc>
-          <w:tcPr>
-            <w:tcW w:w="2248" w:type="dxa"/>
+            <w:tcW w:w="4309" w:type="dxa"/>
+            <w:tcBorders>
+              <w:top w:val="single" w:sz="8" w:space="0" w:color="000000"/>
+              <w:left w:val="single" w:sz="8" w:space="0" w:color="000000"/>
+              <w:bottom w:val="single" w:sz="8" w:space="0" w:color="000000"/>
+              <w:right w:val="single" w:sz="8" w:space="0" w:color="000000"/>
+            </w:tcBorders>
+            <w:vAlign w:val="center"/>
+          </w:tcPr>
+          <w:p>
+            <w:pPr>
+              <w:rPr>
+                <w:sz w:val="24"/>
+                <w:szCs w:val="24"/>
+              </w:rPr>
+            </w:pPr>
+            <w:r>
+              <w:rPr>
+                <w:b w:val="0"/>
+                <w:sz w:val="24"/>
+                <w:szCs w:val="24"/>
+              </w:rPr>
+              <w:t>1. Klasifikasikan dokumen legal sesuai butir 4.22.</w:t>
+            </w:r>
+          </w:p>
+        </w:tc>
+        <w:tc>
+          <w:tcPr>
+            <w:tcW w:w="1927" w:type="dxa"/>
             <w:tcBorders>
               <w:top w:val="single" w:sz="8" w:space="0" w:color="000000"/>
               <w:left w:val="single" w:sz="8" w:space="0" w:color="000000"/>
@@ -11892,18 +12121,18 @@
         </w:tc>
         <w:tc>
           <w:tcPr>
-            <w:tcW w:w="3913" w:type="dxa"/>
-            <w:tcBorders>
-              <w:top w:val="single" w:sz="8" w:space="0" w:color="000000"/>
-              <w:left w:val="single" w:sz="8" w:space="0" w:color="000000"/>
-              <w:bottom w:val="single" w:sz="8" w:space="0" w:color="000000"/>
-              <w:right w:val="single" w:sz="8" w:space="0" w:color="000000"/>
-            </w:tcBorders>
-            <w:vAlign w:val="center"/>
-          </w:tcPr>
-          <w:p>
-            <w:pPr>
-              <w:jc w:val="both"/>
+            <w:tcW w:w="2835" w:type="dxa"/>
+            <w:tcBorders>
+              <w:top w:val="single" w:sz="8" w:space="0" w:color="000000"/>
+              <w:left w:val="single" w:sz="8" w:space="0" w:color="000000"/>
+              <w:bottom w:val="single" w:sz="8" w:space="0" w:color="000000"/>
+              <w:right w:val="single" w:sz="8" w:space="0" w:color="000000"/>
+            </w:tcBorders>
+            <w:vAlign w:val="center"/>
+          </w:tcPr>
+          <w:p>
+            <w:pPr>
+              <w:jc w:val="left"/>
               <w:rPr>
                 <w:sz w:val="24"/>
                 <w:szCs w:val="24"/>
@@ -11922,39 +12151,40 @@
       </w:tr>
       <w:tr>
         <w:trPr>
+          <w:cantSplit/>
           <w:jc w:val="center"/>
         </w:trPr>
         <w:tc>
           <w:tcPr>
-            <w:tcW w:w="3367" w:type="dxa"/>
-            <w:tcBorders>
-              <w:top w:val="single" w:sz="8" w:space="0" w:color="000000"/>
-              <w:left w:val="single" w:sz="8" w:space="0" w:color="000000"/>
-              <w:bottom w:val="single" w:sz="8" w:space="0" w:color="000000"/>
-              <w:right w:val="single" w:sz="8" w:space="0" w:color="000000"/>
-            </w:tcBorders>
-            <w:vAlign w:val="center"/>
-          </w:tcPr>
-          <w:p>
-            <w:pPr>
-              <w:rPr>
-                <w:sz w:val="24"/>
-                <w:szCs w:val="24"/>
-              </w:rPr>
-            </w:pPr>
-            <w:r>
-              <w:rPr>
-                <w:b w:val="0"/>
-                <w:sz w:val="24"/>
-                <w:szCs w:val="24"/>
-              </w:rPr>
-              <w:t>2. Simpan dokumen legal di repositori resmi menurut butir 4.24.</w:t>
-            </w:r>
-          </w:p>
-        </w:tc>
-        <w:tc>
-          <w:tcPr>
-            <w:tcW w:w="2248" w:type="dxa"/>
+            <w:tcW w:w="4309" w:type="dxa"/>
+            <w:tcBorders>
+              <w:top w:val="single" w:sz="8" w:space="0" w:color="000000"/>
+              <w:left w:val="single" w:sz="8" w:space="0" w:color="000000"/>
+              <w:bottom w:val="single" w:sz="8" w:space="0" w:color="000000"/>
+              <w:right w:val="single" w:sz="8" w:space="0" w:color="000000"/>
+            </w:tcBorders>
+            <w:vAlign w:val="center"/>
+          </w:tcPr>
+          <w:p>
+            <w:pPr>
+              <w:rPr>
+                <w:sz w:val="24"/>
+                <w:szCs w:val="24"/>
+              </w:rPr>
+            </w:pPr>
+            <w:r>
+              <w:rPr>
+                <w:b w:val="0"/>
+                <w:sz w:val="24"/>
+                <w:szCs w:val="24"/>
+              </w:rPr>
+              <w:t>2. Simpan dokumen legal di repositori resmi sesuai butir 4.24.</w:t>
+            </w:r>
+          </w:p>
+        </w:tc>
+        <w:tc>
+          <w:tcPr>
+            <w:tcW w:w="1927" w:type="dxa"/>
             <w:tcBorders>
               <w:top w:val="single" w:sz="8" w:space="0" w:color="000000"/>
               <w:left w:val="single" w:sz="8" w:space="0" w:color="000000"/>
@@ -11982,18 +12212,18 @@
         </w:tc>
         <w:tc>
           <w:tcPr>
-            <w:tcW w:w="3913" w:type="dxa"/>
-            <w:tcBorders>
-              <w:top w:val="single" w:sz="8" w:space="0" w:color="000000"/>
-              <w:left w:val="single" w:sz="8" w:space="0" w:color="000000"/>
-              <w:bottom w:val="single" w:sz="8" w:space="0" w:color="000000"/>
-              <w:right w:val="single" w:sz="8" w:space="0" w:color="000000"/>
-            </w:tcBorders>
-            <w:vAlign w:val="center"/>
-          </w:tcPr>
-          <w:p>
-            <w:pPr>
-              <w:jc w:val="both"/>
+            <w:tcW w:w="2835" w:type="dxa"/>
+            <w:tcBorders>
+              <w:top w:val="single" w:sz="8" w:space="0" w:color="000000"/>
+              <w:left w:val="single" w:sz="8" w:space="0" w:color="000000"/>
+              <w:bottom w:val="single" w:sz="8" w:space="0" w:color="000000"/>
+              <w:right w:val="single" w:sz="8" w:space="0" w:color="000000"/>
+            </w:tcBorders>
+            <w:vAlign w:val="center"/>
+          </w:tcPr>
+          <w:p>
+            <w:pPr>
+              <w:jc w:val="left"/>
               <w:rPr>
                 <w:sz w:val="24"/>
                 <w:szCs w:val="24"/>
@@ -12012,39 +12242,40 @@
       </w:tr>
       <w:tr>
         <w:trPr>
+          <w:cantSplit/>
           <w:jc w:val="center"/>
         </w:trPr>
         <w:tc>
           <w:tcPr>
-            <w:tcW w:w="3367" w:type="dxa"/>
-            <w:tcBorders>
-              <w:top w:val="single" w:sz="8" w:space="0" w:color="000000"/>
-              <w:left w:val="single" w:sz="8" w:space="0" w:color="000000"/>
-              <w:bottom w:val="single" w:sz="8" w:space="0" w:color="000000"/>
-              <w:right w:val="single" w:sz="8" w:space="0" w:color="000000"/>
-            </w:tcBorders>
-            <w:vAlign w:val="center"/>
-          </w:tcPr>
-          <w:p>
-            <w:pPr>
-              <w:rPr>
-                <w:sz w:val="24"/>
-                <w:szCs w:val="24"/>
-              </w:rPr>
-            </w:pPr>
-            <w:r>
-              <w:rPr>
-                <w:b w:val="0"/>
-                <w:sz w:val="24"/>
-                <w:szCs w:val="24"/>
-              </w:rPr>
-              <w:t>3. Beri akses ke dokumen legal menurut butir 4.26.</w:t>
-            </w:r>
-          </w:p>
-        </w:tc>
-        <w:tc>
-          <w:tcPr>
-            <w:tcW w:w="2248" w:type="dxa"/>
+            <w:tcW w:w="4309" w:type="dxa"/>
+            <w:tcBorders>
+              <w:top w:val="single" w:sz="8" w:space="0" w:color="000000"/>
+              <w:left w:val="single" w:sz="8" w:space="0" w:color="000000"/>
+              <w:bottom w:val="single" w:sz="8" w:space="0" w:color="000000"/>
+              <w:right w:val="single" w:sz="8" w:space="0" w:color="000000"/>
+            </w:tcBorders>
+            <w:vAlign w:val="center"/>
+          </w:tcPr>
+          <w:p>
+            <w:pPr>
+              <w:rPr>
+                <w:sz w:val="24"/>
+                <w:szCs w:val="24"/>
+              </w:rPr>
+            </w:pPr>
+            <w:r>
+              <w:rPr>
+                <w:b w:val="0"/>
+                <w:sz w:val="24"/>
+                <w:szCs w:val="24"/>
+              </w:rPr>
+              <w:t>3. Beri akses ke dokumen legal sesuai butir 4.26.</w:t>
+            </w:r>
+          </w:p>
+        </w:tc>
+        <w:tc>
+          <w:tcPr>
+            <w:tcW w:w="1927" w:type="dxa"/>
             <w:tcBorders>
               <w:top w:val="single" w:sz="8" w:space="0" w:color="000000"/>
               <w:left w:val="single" w:sz="8" w:space="0" w:color="000000"/>
@@ -12072,18 +12303,18 @@
         </w:tc>
         <w:tc>
           <w:tcPr>
-            <w:tcW w:w="3913" w:type="dxa"/>
-            <w:tcBorders>
-              <w:top w:val="single" w:sz="8" w:space="0" w:color="000000"/>
-              <w:left w:val="single" w:sz="8" w:space="0" w:color="000000"/>
-              <w:bottom w:val="single" w:sz="8" w:space="0" w:color="000000"/>
-              <w:right w:val="single" w:sz="8" w:space="0" w:color="000000"/>
-            </w:tcBorders>
-            <w:vAlign w:val="center"/>
-          </w:tcPr>
-          <w:p>
-            <w:pPr>
-              <w:jc w:val="both"/>
+            <w:tcW w:w="2835" w:type="dxa"/>
+            <w:tcBorders>
+              <w:top w:val="single" w:sz="8" w:space="0" w:color="000000"/>
+              <w:left w:val="single" w:sz="8" w:space="0" w:color="000000"/>
+              <w:bottom w:val="single" w:sz="8" w:space="0" w:color="000000"/>
+              <w:right w:val="single" w:sz="8" w:space="0" w:color="000000"/>
+            </w:tcBorders>
+            <w:vAlign w:val="center"/>
+          </w:tcPr>
+          <w:p>
+            <w:pPr>
+              <w:jc w:val="left"/>
               <w:rPr>
                 <w:sz w:val="24"/>
                 <w:szCs w:val="24"/>
@@ -12102,39 +12333,40 @@
       </w:tr>
       <w:tr>
         <w:trPr>
+          <w:cantSplit/>
           <w:jc w:val="center"/>
         </w:trPr>
         <w:tc>
           <w:tcPr>
-            <w:tcW w:w="3367" w:type="dxa"/>
-            <w:tcBorders>
-              <w:top w:val="single" w:sz="8" w:space="0" w:color="000000"/>
-              <w:left w:val="single" w:sz="8" w:space="0" w:color="000000"/>
-              <w:bottom w:val="single" w:sz="8" w:space="0" w:color="000000"/>
-              <w:right w:val="single" w:sz="8" w:space="0" w:color="000000"/>
-            </w:tcBorders>
-            <w:vAlign w:val="center"/>
-          </w:tcPr>
-          <w:p>
-            <w:pPr>
-              <w:rPr>
-                <w:sz w:val="24"/>
-                <w:szCs w:val="24"/>
-              </w:rPr>
-            </w:pPr>
-            <w:r>
-              <w:rPr>
-                <w:b w:val="0"/>
-                <w:sz w:val="24"/>
-                <w:szCs w:val="24"/>
-              </w:rPr>
-              <w:t>4. Cabut akses ke dokumen legal menurut butir 4.26.</w:t>
-            </w:r>
-          </w:p>
-        </w:tc>
-        <w:tc>
-          <w:tcPr>
-            <w:tcW w:w="2248" w:type="dxa"/>
+            <w:tcW w:w="4309" w:type="dxa"/>
+            <w:tcBorders>
+              <w:top w:val="single" w:sz="8" w:space="0" w:color="000000"/>
+              <w:left w:val="single" w:sz="8" w:space="0" w:color="000000"/>
+              <w:bottom w:val="single" w:sz="8" w:space="0" w:color="000000"/>
+              <w:right w:val="single" w:sz="8" w:space="0" w:color="000000"/>
+            </w:tcBorders>
+            <w:vAlign w:val="center"/>
+          </w:tcPr>
+          <w:p>
+            <w:pPr>
+              <w:rPr>
+                <w:sz w:val="24"/>
+                <w:szCs w:val="24"/>
+              </w:rPr>
+            </w:pPr>
+            <w:r>
+              <w:rPr>
+                <w:b w:val="0"/>
+                <w:sz w:val="24"/>
+                <w:szCs w:val="24"/>
+              </w:rPr>
+              <w:t>4. Cabut akses ke dokumen legal sesuai butir 4.26.</w:t>
+            </w:r>
+          </w:p>
+        </w:tc>
+        <w:tc>
+          <w:tcPr>
+            <w:tcW w:w="1927" w:type="dxa"/>
             <w:tcBorders>
               <w:top w:val="single" w:sz="8" w:space="0" w:color="000000"/>
               <w:left w:val="single" w:sz="8" w:space="0" w:color="000000"/>
@@ -12162,18 +12394,18 @@
         </w:tc>
         <w:tc>
           <w:tcPr>
-            <w:tcW w:w="3913" w:type="dxa"/>
-            <w:tcBorders>
-              <w:top w:val="single" w:sz="8" w:space="0" w:color="000000"/>
-              <w:left w:val="single" w:sz="8" w:space="0" w:color="000000"/>
-              <w:bottom w:val="single" w:sz="8" w:space="0" w:color="000000"/>
-              <w:right w:val="single" w:sz="8" w:space="0" w:color="000000"/>
-            </w:tcBorders>
-            <w:vAlign w:val="center"/>
-          </w:tcPr>
-          <w:p>
-            <w:pPr>
-              <w:jc w:val="both"/>
+            <w:tcW w:w="2835" w:type="dxa"/>
+            <w:tcBorders>
+              <w:top w:val="single" w:sz="8" w:space="0" w:color="000000"/>
+              <w:left w:val="single" w:sz="8" w:space="0" w:color="000000"/>
+              <w:bottom w:val="single" w:sz="8" w:space="0" w:color="000000"/>
+              <w:right w:val="single" w:sz="8" w:space="0" w:color="000000"/>
+            </w:tcBorders>
+            <w:vAlign w:val="center"/>
+          </w:tcPr>
+          <w:p>
+            <w:pPr>
+              <w:jc w:val="left"/>
               <w:rPr>
                 <w:sz w:val="24"/>
                 <w:szCs w:val="24"/>
@@ -12218,6 +12450,7 @@
     <w:p>
       <w:pPr>
         <w:pStyle w:val="Heading2"/>
+        <w:keepNext/>
         <w:numPr>
           <w:ilvl w:val="1"/>
           <w:numId w:val="7"/>
@@ -12238,27 +12471,30 @@
         <w:tblLook w:val="0400" w:firstRow="0" w:lastRow="0" w:firstColumn="0" w:lastColumn="0" w:noHBand="0" w:noVBand="1"/>
       </w:tblPr>
       <w:tblGrid>
-        <w:gridCol w:w="3367"/>
-        <w:gridCol w:w="2248"/>
-        <w:gridCol w:w="3913"/>
+        <w:gridCol w:w="4309"/>
+        <w:gridCol w:w="1927"/>
+        <w:gridCol w:w="2835"/>
       </w:tblGrid>
       <w:tr>
         <w:trPr>
+          <w:cantSplit/>
+          <w:tblHeader/>
           <w:jc w:val="center"/>
         </w:trPr>
         <w:tc>
           <w:tcPr>
-            <w:tcW w:w="3367" w:type="dxa"/>
-            <w:tcBorders>
-              <w:top w:val="single" w:sz="8" w:space="0" w:color="000000"/>
-              <w:left w:val="single" w:sz="8" w:space="0" w:color="000000"/>
-              <w:bottom w:val="single" w:sz="8" w:space="0" w:color="000000"/>
-              <w:right w:val="single" w:sz="8" w:space="0" w:color="000000"/>
-            </w:tcBorders>
-            <w:vAlign w:val="center"/>
-          </w:tcPr>
-          <w:p>
-            <w:pPr>
+            <w:tcW w:w="4309" w:type="dxa"/>
+            <w:tcBorders>
+              <w:top w:val="single" w:sz="8" w:space="0" w:color="000000"/>
+              <w:left w:val="single" w:sz="8" w:space="0" w:color="000000"/>
+              <w:bottom w:val="single" w:sz="8" w:space="0" w:color="000000"/>
+              <w:right w:val="single" w:sz="8" w:space="0" w:color="000000"/>
+            </w:tcBorders>
+            <w:vAlign w:val="center"/>
+          </w:tcPr>
+          <w:p>
+            <w:pPr>
+              <w:keepNext/>
               <w:jc w:val="center"/>
               <w:rPr>
                 <w:sz w:val="24"/>
@@ -12278,17 +12514,18 @@
         </w:tc>
         <w:tc>
           <w:tcPr>
-            <w:tcW w:w="2248" w:type="dxa"/>
-            <w:tcBorders>
-              <w:top w:val="single" w:sz="8" w:space="0" w:color="000000"/>
-              <w:left w:val="single" w:sz="8" w:space="0" w:color="000000"/>
-              <w:bottom w:val="single" w:sz="8" w:space="0" w:color="000000"/>
-              <w:right w:val="single" w:sz="8" w:space="0" w:color="000000"/>
-            </w:tcBorders>
-            <w:vAlign w:val="center"/>
-          </w:tcPr>
-          <w:p>
-            <w:pPr>
+            <w:tcW w:w="1927" w:type="dxa"/>
+            <w:tcBorders>
+              <w:top w:val="single" w:sz="8" w:space="0" w:color="000000"/>
+              <w:left w:val="single" w:sz="8" w:space="0" w:color="000000"/>
+              <w:bottom w:val="single" w:sz="8" w:space="0" w:color="000000"/>
+              <w:right w:val="single" w:sz="8" w:space="0" w:color="000000"/>
+            </w:tcBorders>
+            <w:vAlign w:val="center"/>
+          </w:tcPr>
+          <w:p>
+            <w:pPr>
+              <w:keepNext/>
               <w:jc w:val="center"/>
               <w:rPr>
                 <w:sz w:val="24"/>
@@ -12308,17 +12545,18 @@
         </w:tc>
         <w:tc>
           <w:tcPr>
-            <w:tcW w:w="3913" w:type="dxa"/>
-            <w:tcBorders>
-              <w:top w:val="single" w:sz="8" w:space="0" w:color="000000"/>
-              <w:left w:val="single" w:sz="8" w:space="0" w:color="000000"/>
-              <w:bottom w:val="single" w:sz="8" w:space="0" w:color="000000"/>
-              <w:right w:val="single" w:sz="8" w:space="0" w:color="000000"/>
-            </w:tcBorders>
-            <w:vAlign w:val="center"/>
-          </w:tcPr>
-          <w:p>
-            <w:pPr>
+            <w:tcW w:w="2835" w:type="dxa"/>
+            <w:tcBorders>
+              <w:top w:val="single" w:sz="8" w:space="0" w:color="000000"/>
+              <w:left w:val="single" w:sz="8" w:space="0" w:color="000000"/>
+              <w:bottom w:val="single" w:sz="8" w:space="0" w:color="000000"/>
+              <w:right w:val="single" w:sz="8" w:space="0" w:color="000000"/>
+            </w:tcBorders>
+            <w:vAlign w:val="center"/>
+          </w:tcPr>
+          <w:p>
+            <w:pPr>
+              <w:keepNext/>
               <w:jc w:val="center"/>
               <w:rPr>
                 <w:sz w:val="24"/>
@@ -12339,39 +12577,40 @@
       </w:tr>
       <w:tr>
         <w:trPr>
+          <w:cantSplit/>
           <w:jc w:val="center"/>
         </w:trPr>
         <w:tc>
           <w:tcPr>
-            <w:tcW w:w="3367" w:type="dxa"/>
-            <w:tcBorders>
-              <w:top w:val="single" w:sz="8" w:space="0" w:color="000000"/>
-              <w:left w:val="single" w:sz="8" w:space="0" w:color="000000"/>
-              <w:bottom w:val="single" w:sz="8" w:space="0" w:color="000000"/>
-              <w:right w:val="single" w:sz="8" w:space="0" w:color="000000"/>
-            </w:tcBorders>
-            <w:vAlign w:val="center"/>
-          </w:tcPr>
-          <w:p>
-            <w:pPr>
-              <w:rPr>
-                <w:sz w:val="24"/>
-                <w:szCs w:val="24"/>
-              </w:rPr>
-            </w:pPr>
-            <w:r>
-              <w:rPr>
-                <w:b w:val="0"/>
-                <w:sz w:val="24"/>
-                <w:szCs w:val="24"/>
-              </w:rPr>
-              <w:t>1. Adakan rapat singkat dengan Staff Legal: status pekerjaan, hambatan, dan prioritas (bagian 8).</w:t>
-            </w:r>
-          </w:p>
-        </w:tc>
-        <w:tc>
-          <w:tcPr>
-            <w:tcW w:w="2248" w:type="dxa"/>
+            <w:tcW w:w="4309" w:type="dxa"/>
+            <w:tcBorders>
+              <w:top w:val="single" w:sz="8" w:space="0" w:color="000000"/>
+              <w:left w:val="single" w:sz="8" w:space="0" w:color="000000"/>
+              <w:bottom w:val="single" w:sz="8" w:space="0" w:color="000000"/>
+              <w:right w:val="single" w:sz="8" w:space="0" w:color="000000"/>
+            </w:tcBorders>
+            <w:vAlign w:val="center"/>
+          </w:tcPr>
+          <w:p>
+            <w:pPr>
+              <w:rPr>
+                <w:sz w:val="24"/>
+                <w:szCs w:val="24"/>
+              </w:rPr>
+            </w:pPr>
+            <w:r>
+              <w:rPr>
+                <w:b w:val="0"/>
+                <w:sz w:val="24"/>
+                <w:szCs w:val="24"/>
+              </w:rPr>
+              <w:t>1. Adakan rapat singkat dengan Staff Legal untuk membahas status pekerjaan, hambatan, dan prioritas (bagian 8).</w:t>
+            </w:r>
+          </w:p>
+        </w:tc>
+        <w:tc>
+          <w:tcPr>
+            <w:tcW w:w="1927" w:type="dxa"/>
             <w:tcBorders>
               <w:top w:val="single" w:sz="8" w:space="0" w:color="000000"/>
               <w:left w:val="single" w:sz="8" w:space="0" w:color="000000"/>
@@ -12399,18 +12638,18 @@
         </w:tc>
         <w:tc>
           <w:tcPr>
-            <w:tcW w:w="3913" w:type="dxa"/>
-            <w:tcBorders>
-              <w:top w:val="single" w:sz="8" w:space="0" w:color="000000"/>
-              <w:left w:val="single" w:sz="8" w:space="0" w:color="000000"/>
-              <w:bottom w:val="single" w:sz="8" w:space="0" w:color="000000"/>
-              <w:right w:val="single" w:sz="8" w:space="0" w:color="000000"/>
-            </w:tcBorders>
-            <w:vAlign w:val="center"/>
-          </w:tcPr>
-          <w:p>
-            <w:pPr>
-              <w:jc w:val="both"/>
+            <w:tcW w:w="2835" w:type="dxa"/>
+            <w:tcBorders>
+              <w:top w:val="single" w:sz="8" w:space="0" w:color="000000"/>
+              <w:left w:val="single" w:sz="8" w:space="0" w:color="000000"/>
+              <w:bottom w:val="single" w:sz="8" w:space="0" w:color="000000"/>
+              <w:right w:val="single" w:sz="8" w:space="0" w:color="000000"/>
+            </w:tcBorders>
+            <w:vAlign w:val="center"/>
+          </w:tcPr>
+          <w:p>
+            <w:pPr>
+              <w:jc w:val="left"/>
               <w:rPr>
                 <w:sz w:val="24"/>
                 <w:szCs w:val="24"/>
@@ -12429,11 +12668,12 @@
       </w:tr>
       <w:tr>
         <w:trPr>
+          <w:cantSplit/>
           <w:jc w:val="center"/>
         </w:trPr>
         <w:tc>
           <w:tcPr>
-            <w:tcW w:w="3367" w:type="dxa"/>
+            <w:tcW w:w="4309" w:type="dxa"/>
             <w:tcBorders>
               <w:top w:val="single" w:sz="8" w:space="0" w:color="000000"/>
               <w:left w:val="single" w:sz="8" w:space="0" w:color="000000"/>
@@ -12461,7 +12701,7 @@
         </w:tc>
         <w:tc>
           <w:tcPr>
-            <w:tcW w:w="2248" w:type="dxa"/>
+            <w:tcW w:w="1927" w:type="dxa"/>
             <w:tcBorders>
               <w:top w:val="single" w:sz="8" w:space="0" w:color="000000"/>
               <w:left w:val="single" w:sz="8" w:space="0" w:color="000000"/>
@@ -12489,18 +12729,18 @@
         </w:tc>
         <w:tc>
           <w:tcPr>
-            <w:tcW w:w="3913" w:type="dxa"/>
-            <w:tcBorders>
-              <w:top w:val="single" w:sz="8" w:space="0" w:color="000000"/>
-              <w:left w:val="single" w:sz="8" w:space="0" w:color="000000"/>
-              <w:bottom w:val="single" w:sz="8" w:space="0" w:color="000000"/>
-              <w:right w:val="single" w:sz="8" w:space="0" w:color="000000"/>
-            </w:tcBorders>
-            <w:vAlign w:val="center"/>
-          </w:tcPr>
-          <w:p>
-            <w:pPr>
-              <w:jc w:val="both"/>
+            <w:tcW w:w="2835" w:type="dxa"/>
+            <w:tcBorders>
+              <w:top w:val="single" w:sz="8" w:space="0" w:color="000000"/>
+              <w:left w:val="single" w:sz="8" w:space="0" w:color="000000"/>
+              <w:bottom w:val="single" w:sz="8" w:space="0" w:color="000000"/>
+              <w:right w:val="single" w:sz="8" w:space="0" w:color="000000"/>
+            </w:tcBorders>
+            <w:vAlign w:val="center"/>
+          </w:tcPr>
+          <w:p>
+            <w:pPr>
+              <w:jc w:val="left"/>
               <w:rPr>
                 <w:sz w:val="24"/>
                 <w:szCs w:val="24"/>
@@ -12519,11 +12759,12 @@
       </w:tr>
       <w:tr>
         <w:trPr>
+          <w:cantSplit/>
           <w:jc w:val="center"/>
         </w:trPr>
         <w:tc>
           <w:tcPr>
-            <w:tcW w:w="3367" w:type="dxa"/>
+            <w:tcW w:w="4309" w:type="dxa"/>
             <w:tcBorders>
               <w:top w:val="single" w:sz="8" w:space="0" w:color="000000"/>
               <w:left w:val="single" w:sz="8" w:space="0" w:color="000000"/>
@@ -12551,7 +12792,7 @@
         </w:tc>
         <w:tc>
           <w:tcPr>
-            <w:tcW w:w="2248" w:type="dxa"/>
+            <w:tcW w:w="1927" w:type="dxa"/>
             <w:tcBorders>
               <w:top w:val="single" w:sz="8" w:space="0" w:color="000000"/>
               <w:left w:val="single" w:sz="8" w:space="0" w:color="000000"/>
@@ -12579,18 +12820,18 @@
         </w:tc>
         <w:tc>
           <w:tcPr>
-            <w:tcW w:w="3913" w:type="dxa"/>
-            <w:tcBorders>
-              <w:top w:val="single" w:sz="8" w:space="0" w:color="000000"/>
-              <w:left w:val="single" w:sz="8" w:space="0" w:color="000000"/>
-              <w:bottom w:val="single" w:sz="8" w:space="0" w:color="000000"/>
-              <w:right w:val="single" w:sz="8" w:space="0" w:color="000000"/>
-            </w:tcBorders>
-            <w:vAlign w:val="center"/>
-          </w:tcPr>
-          <w:p>
-            <w:pPr>
-              <w:jc w:val="both"/>
+            <w:tcW w:w="2835" w:type="dxa"/>
+            <w:tcBorders>
+              <w:top w:val="single" w:sz="8" w:space="0" w:color="000000"/>
+              <w:left w:val="single" w:sz="8" w:space="0" w:color="000000"/>
+              <w:bottom w:val="single" w:sz="8" w:space="0" w:color="000000"/>
+              <w:right w:val="single" w:sz="8" w:space="0" w:color="000000"/>
+            </w:tcBorders>
+            <w:vAlign w:val="center"/>
+          </w:tcPr>
+          <w:p>
+            <w:pPr>
+              <w:jc w:val="left"/>
               <w:rPr>
                 <w:sz w:val="24"/>
                 <w:szCs w:val="24"/>
@@ -12763,6 +13004,7 @@
     <w:p>
       <w:pPr>
         <w:pStyle w:val="Heading1"/>
+        <w:keepNext/>
         <w:numPr>
           <w:ilvl w:val="0"/>
           <w:numId w:val="7"/>
@@ -12791,6 +13033,8 @@
       </w:tblGrid>
       <w:tr>
         <w:trPr>
+          <w:cantSplit/>
+          <w:tblHeader/>
           <w:jc w:val="center"/>
         </w:trPr>
         <w:tc>
@@ -12806,6 +13050,7 @@
           </w:tcPr>
           <w:p>
             <w:pPr>
+              <w:keepNext/>
               <w:jc w:val="center"/>
               <w:rPr>
                 <w:sz w:val="24"/>
@@ -12836,6 +13081,7 @@
           </w:tcPr>
           <w:p>
             <w:pPr>
+              <w:keepNext/>
               <w:jc w:val="center"/>
               <w:rPr>
                 <w:sz w:val="24"/>
@@ -12866,6 +13112,7 @@
           </w:tcPr>
           <w:p>
             <w:pPr>
+              <w:keepNext/>
               <w:jc w:val="center"/>
               <w:rPr>
                 <w:sz w:val="24"/>
@@ -12886,6 +13133,7 @@
       </w:tr>
       <w:tr>
         <w:trPr>
+          <w:cantSplit/>
           <w:jc w:val="center"/>
         </w:trPr>
         <w:tc>
@@ -12957,7 +13205,7 @@
           </w:tcPr>
           <w:p>
             <w:pPr>
-              <w:jc w:val="both"/>
+              <w:jc w:val="left"/>
               <w:rPr>
                 <w:sz w:val="24"/>
                 <w:szCs w:val="24"/>
@@ -12976,6 +13224,7 @@
       </w:tr>
       <w:tr>
         <w:trPr>
+          <w:cantSplit/>
           <w:jc w:val="center"/>
         </w:trPr>
         <w:tc>
@@ -13047,7 +13296,7 @@
           </w:tcPr>
           <w:p>
             <w:pPr>
-              <w:jc w:val="both"/>
+              <w:jc w:val="left"/>
               <w:rPr>
                 <w:sz w:val="24"/>
                 <w:szCs w:val="24"/>
@@ -13066,6 +13315,7 @@
       </w:tr>
       <w:tr>
         <w:trPr>
+          <w:cantSplit/>
           <w:jc w:val="center"/>
         </w:trPr>
         <w:tc>
@@ -13137,7 +13387,7 @@
           </w:tcPr>
           <w:p>
             <w:pPr>
-              <w:jc w:val="both"/>
+              <w:jc w:val="left"/>
               <w:rPr>
                 <w:sz w:val="24"/>
                 <w:szCs w:val="24"/>
@@ -13156,6 +13406,7 @@
       </w:tr>
       <w:tr>
         <w:trPr>
+          <w:cantSplit/>
           <w:jc w:val="center"/>
         </w:trPr>
         <w:tc>
@@ -13227,7 +13478,7 @@
           </w:tcPr>
           <w:p>
             <w:pPr>
-              <w:jc w:val="both"/>
+              <w:jc w:val="left"/>
               <w:rPr>
                 <w:sz w:val="24"/>
                 <w:szCs w:val="24"/>
@@ -13246,6 +13497,7 @@
       </w:tr>
       <w:tr>
         <w:trPr>
+          <w:cantSplit/>
           <w:jc w:val="center"/>
         </w:trPr>
         <w:tc>
@@ -13317,7 +13569,7 @@
           </w:tcPr>
           <w:p>
             <w:pPr>
-              <w:jc w:val="both"/>
+              <w:jc w:val="left"/>
               <w:rPr>
                 <w:sz w:val="24"/>
                 <w:szCs w:val="24"/>
@@ -13336,6 +13588,7 @@
       </w:tr>
       <w:tr>
         <w:trPr>
+          <w:cantSplit/>
           <w:jc w:val="center"/>
         </w:trPr>
         <w:tc>
@@ -13407,7 +13660,7 @@
           </w:tcPr>
           <w:p>
             <w:pPr>
-              <w:jc w:val="both"/>
+              <w:jc w:val="left"/>
               <w:rPr>
                 <w:sz w:val="24"/>
                 <w:szCs w:val="24"/>
@@ -13426,6 +13679,7 @@
       </w:tr>
       <w:tr>
         <w:trPr>
+          <w:cantSplit/>
           <w:jc w:val="center"/>
         </w:trPr>
         <w:tc>
@@ -13497,7 +13751,7 @@
           </w:tcPr>
           <w:p>
             <w:pPr>
-              <w:jc w:val="both"/>
+              <w:jc w:val="left"/>
               <w:rPr>
                 <w:sz w:val="24"/>
                 <w:szCs w:val="24"/>
@@ -13516,6 +13770,7 @@
       </w:tr>
       <w:tr>
         <w:trPr>
+          <w:cantSplit/>
           <w:jc w:val="center"/>
         </w:trPr>
         <w:tc>
@@ -13587,7 +13842,7 @@
           </w:tcPr>
           <w:p>
             <w:pPr>
-              <w:jc w:val="both"/>
+              <w:jc w:val="left"/>
               <w:rPr>
                 <w:sz w:val="24"/>
                 <w:szCs w:val="24"/>
@@ -13606,6 +13861,7 @@
       </w:tr>
       <w:tr>
         <w:trPr>
+          <w:cantSplit/>
           <w:jc w:val="center"/>
         </w:trPr>
         <w:tc>
@@ -13677,7 +13933,7 @@
           </w:tcPr>
           <w:p>
             <w:pPr>
-              <w:jc w:val="both"/>
+              <w:jc w:val="left"/>
               <w:rPr>
                 <w:sz w:val="24"/>
                 <w:szCs w:val="24"/>
@@ -13696,6 +13952,7 @@
       </w:tr>
       <w:tr>
         <w:trPr>
+          <w:cantSplit/>
           <w:jc w:val="center"/>
         </w:trPr>
         <w:tc>
@@ -13722,7 +13979,7 @@
                 <w:sz w:val="24"/>
                 <w:szCs w:val="24"/>
               </w:rPr>
-              <w:t>Peninjauan register kontrak (6.5 langkah 1)</w:t>
+              <w:t>Review register kontrak (6.5 langkah 1)</w:t>
             </w:r>
           </w:p>
         </w:tc>
@@ -13767,7 +14024,7 @@
           </w:tcPr>
           <w:p>
             <w:pPr>
-              <w:jc w:val="both"/>
+              <w:jc w:val="left"/>
               <w:rPr>
                 <w:sz w:val="24"/>
                 <w:szCs w:val="24"/>
@@ -13786,6 +14043,7 @@
       </w:tr>
       <w:tr>
         <w:trPr>
+          <w:cantSplit/>
           <w:jc w:val="center"/>
         </w:trPr>
         <w:tc>
@@ -13857,7 +14115,7 @@
           </w:tcPr>
           <w:p>
             <w:pPr>
-              <w:jc w:val="both"/>
+              <w:jc w:val="left"/>
               <w:rPr>
                 <w:sz w:val="24"/>
                 <w:szCs w:val="24"/>
@@ -13876,6 +14134,7 @@
       </w:tr>
       <w:tr>
         <w:trPr>
+          <w:cantSplit/>
           <w:jc w:val="center"/>
         </w:trPr>
         <w:tc>
@@ -13947,7 +14206,7 @@
           </w:tcPr>
           <w:p>
             <w:pPr>
-              <w:jc w:val="both"/>
+              <w:jc w:val="left"/>
               <w:rPr>
                 <w:sz w:val="24"/>
                 <w:szCs w:val="24"/>
@@ -13966,6 +14225,7 @@
       </w:tr>
       <w:tr>
         <w:trPr>
+          <w:cantSplit/>
           <w:jc w:val="center"/>
         </w:trPr>
         <w:tc>
@@ -14037,7 +14297,7 @@
           </w:tcPr>
           <w:p>
             <w:pPr>
-              <w:jc w:val="both"/>
+              <w:jc w:val="left"/>
               <w:rPr>
                 <w:sz w:val="24"/>
                 <w:szCs w:val="24"/>
@@ -14056,6 +14316,7 @@
       </w:tr>
       <w:tr>
         <w:trPr>
+          <w:cantSplit/>
           <w:jc w:val="center"/>
         </w:trPr>
         <w:tc>
@@ -14127,7 +14388,7 @@
           </w:tcPr>
           <w:p>
             <w:pPr>
-              <w:jc w:val="both"/>
+              <w:jc w:val="left"/>
               <w:rPr>
                 <w:sz w:val="24"/>
                 <w:szCs w:val="24"/>
@@ -14146,6 +14407,7 @@
       </w:tr>
       <w:tr>
         <w:trPr>
+          <w:cantSplit/>
           <w:jc w:val="center"/>
         </w:trPr>
         <w:tc>
@@ -14217,7 +14479,7 @@
           </w:tcPr>
           <w:p>
             <w:pPr>
-              <w:jc w:val="both"/>
+              <w:jc w:val="left"/>
               <w:rPr>
                 <w:sz w:val="24"/>
                 <w:szCs w:val="24"/>
@@ -14236,6 +14498,7 @@
       </w:tr>
       <w:tr>
         <w:trPr>
+          <w:cantSplit/>
           <w:jc w:val="center"/>
         </w:trPr>
         <w:tc>
@@ -14307,7 +14570,7 @@
           </w:tcPr>
           <w:p>
             <w:pPr>
-              <w:jc w:val="both"/>
+              <w:jc w:val="left"/>
               <w:rPr>
                 <w:sz w:val="24"/>
                 <w:szCs w:val="24"/>
@@ -14326,6 +14589,7 @@
       </w:tr>
       <w:tr>
         <w:trPr>
+          <w:cantSplit/>
           <w:jc w:val="center"/>
         </w:trPr>
         <w:tc>
@@ -14352,7 +14616,7 @@
                 <w:sz w:val="24"/>
                 <w:szCs w:val="24"/>
               </w:rPr>
-              <w:t>Peninjauan SOP ini</w:t>
+              <w:t>Review SOP ini</w:t>
             </w:r>
           </w:p>
         </w:tc>
@@ -14397,7 +14661,7 @@
           </w:tcPr>
           <w:p>
             <w:pPr>
-              <w:jc w:val="both"/>
+              <w:jc w:val="left"/>
               <w:rPr>
                 <w:sz w:val="24"/>
                 <w:szCs w:val="24"/>
@@ -14426,6 +14690,7 @@
     <w:p>
       <w:pPr>
         <w:pStyle w:val="Heading1"/>
+        <w:keepNext/>
         <w:numPr>
           <w:ilvl w:val="0"/>
           <w:numId w:val="7"/>
@@ -14458,6 +14723,10 @@
         <w:gridCol w:w="6765"/>
       </w:tblGrid>
       <w:tr>
+        <w:trPr>
+          <w:cantSplit/>
+          <w:tblHeader/>
+        </w:trPr>
         <w:tc>
           <w:tcPr>
             <w:tcW w:w="2745" w:type="dxa"/>
@@ -14470,6 +14739,7 @@
           </w:tcPr>
           <w:p>
             <w:pPr>
+              <w:keepNext/>
               <w:spacing w:after="120" w:line="252" w:lineRule="auto"/>
               <w:rPr>
                 <w:sz w:val="24"/>
@@ -14498,8 +14768,9 @@
           </w:tcPr>
           <w:p>
             <w:pPr>
+              <w:keepNext/>
               <w:spacing w:after="120" w:line="252" w:lineRule="auto"/>
-              <w:jc w:val="both"/>
+              <w:jc w:val="left"/>
               <w:rPr>
                 <w:sz w:val="24"/>
                 <w:szCs w:val="24"/>
@@ -14517,6 +14788,9 @@
         </w:tc>
       </w:tr>
       <w:tr>
+        <w:trPr>
+          <w:cantSplit/>
+        </w:trPr>
         <w:tc>
           <w:tcPr>
             <w:tcW w:w="2745" w:type="dxa"/>
@@ -14558,7 +14832,7 @@
           <w:p>
             <w:pPr>
               <w:spacing w:after="120" w:line="252" w:lineRule="auto"/>
-              <w:jc w:val="both"/>
+              <w:jc w:val="left"/>
               <w:rPr>
                 <w:sz w:val="24"/>
                 <w:szCs w:val="24"/>
@@ -14576,6 +14850,9 @@
         </w:tc>
       </w:tr>
       <w:tr>
+        <w:trPr>
+          <w:cantSplit/>
+        </w:trPr>
         <w:tc>
           <w:tcPr>
             <w:tcW w:w="2745" w:type="dxa"/>
@@ -14617,7 +14894,7 @@
           <w:p>
             <w:pPr>
               <w:spacing w:after="120" w:line="252" w:lineRule="auto"/>
-              <w:jc w:val="both"/>
+              <w:jc w:val="left"/>
               <w:rPr>
                 <w:sz w:val="24"/>
                 <w:szCs w:val="24"/>
@@ -14635,6 +14912,9 @@
         </w:tc>
       </w:tr>
       <w:tr>
+        <w:trPr>
+          <w:cantSplit/>
+        </w:trPr>
         <w:tc>
           <w:tcPr>
             <w:tcW w:w="2745" w:type="dxa"/>
@@ -14676,7 +14956,7 @@
           <w:p>
             <w:pPr>
               <w:spacing w:after="120" w:line="252" w:lineRule="auto"/>
-              <w:jc w:val="both"/>
+              <w:jc w:val="left"/>
               <w:rPr>
                 <w:sz w:val="24"/>
                 <w:szCs w:val="24"/>
@@ -14694,6 +14974,9 @@
         </w:tc>
       </w:tr>
       <w:tr>
+        <w:trPr>
+          <w:cantSplit/>
+        </w:trPr>
         <w:tc>
           <w:tcPr>
             <w:tcW w:w="2745" w:type="dxa"/>
@@ -14735,7 +15018,7 @@
           <w:p>
             <w:pPr>
               <w:spacing w:after="120" w:line="252" w:lineRule="auto"/>
-              <w:jc w:val="both"/>
+              <w:jc w:val="left"/>
               <w:rPr>
                 <w:sz w:val="24"/>
                 <w:szCs w:val="24"/>
@@ -14753,6 +15036,9 @@
         </w:tc>
       </w:tr>
       <w:tr>
+        <w:trPr>
+          <w:cantSplit/>
+        </w:trPr>
         <w:tc>
           <w:tcPr>
             <w:tcW w:w="2745" w:type="dxa"/>
@@ -14794,7 +15080,7 @@
           <w:p>
             <w:pPr>
               <w:spacing w:after="120" w:line="252" w:lineRule="auto"/>
-              <w:jc w:val="both"/>
+              <w:jc w:val="left"/>
               <w:rPr>
                 <w:sz w:val="24"/>
                 <w:szCs w:val="24"/>
@@ -14812,6 +15098,9 @@
         </w:tc>
       </w:tr>
       <w:tr>
+        <w:trPr>
+          <w:cantSplit/>
+        </w:trPr>
         <w:tc>
           <w:tcPr>
             <w:tcW w:w="2745" w:type="dxa"/>
@@ -14853,7 +15142,7 @@
           <w:p>
             <w:pPr>
               <w:spacing w:after="120" w:line="252" w:lineRule="auto"/>
-              <w:jc w:val="both"/>
+              <w:jc w:val="left"/>
               <w:rPr>
                 <w:sz w:val="24"/>
                 <w:szCs w:val="24"/>
@@ -15000,6 +15289,7 @@
     </w:p>
     <w:p>
       <w:pPr>
+        <w:keepNext/>
         <w:pBdr>
           <w:top w:val="nil"/>
           <w:left w:val="nil"/>
@@ -15046,6 +15336,8 @@
       </w:tblGrid>
       <w:tr>
         <w:trPr>
+          <w:cantSplit/>
+          <w:tblHeader/>
           <w:jc w:val="center"/>
         </w:trPr>
         <w:tc>
@@ -15055,6 +15347,7 @@
           </w:tcPr>
           <w:p>
             <w:pPr>
+              <w:keepNext/>
               <w:jc w:val="center"/>
               <w:rPr>
                 <w:sz w:val="24"/>
@@ -15079,6 +15372,7 @@
           </w:tcPr>
           <w:p>
             <w:pPr>
+              <w:keepNext/>
               <w:jc w:val="center"/>
               <w:rPr>
                 <w:sz w:val="24"/>
@@ -15099,6 +15393,7 @@
       </w:tr>
       <w:tr>
         <w:trPr>
+          <w:cantSplit/>
           <w:jc w:val="center"/>
         </w:trPr>
         <w:tc>
@@ -15148,6 +15443,7 @@
       </w:tr>
       <w:tr>
         <w:trPr>
+          <w:cantSplit/>
           <w:jc w:val="center"/>
         </w:trPr>
         <w:tc>
@@ -15197,6 +15493,7 @@
       </w:tr>
       <w:tr>
         <w:trPr>
+          <w:cantSplit/>
           <w:jc w:val="center"/>
         </w:trPr>
         <w:tc>
@@ -15246,6 +15543,7 @@
       </w:tr>
       <w:tr>
         <w:trPr>
+          <w:cantSplit/>
           <w:jc w:val="center"/>
         </w:trPr>
         <w:tc>
@@ -15295,6 +15593,7 @@
       </w:tr>
       <w:tr>
         <w:trPr>
+          <w:cantSplit/>
           <w:jc w:val="center"/>
         </w:trPr>
         <w:tc>
@@ -15344,6 +15643,7 @@
       </w:tr>
       <w:tr>
         <w:trPr>
+          <w:cantSplit/>
           <w:jc w:val="center"/>
         </w:trPr>
         <w:tc>
@@ -15393,6 +15693,7 @@
       </w:tr>
       <w:tr>
         <w:trPr>
+          <w:cantSplit/>
           <w:jc w:val="center"/>
         </w:trPr>
         <w:tc>
@@ -15435,13 +15736,14 @@
                 <w:sz w:val="24"/>
                 <w:szCs w:val="24"/>
               </w:rPr>
-              <w:t>Data Protection &amp; Confidentiality Compliance Review; padanan hasil tinjauan pelindungan data pribadi di 6.7 langkah 1 (USULAN).</w:t>
+              <w:t>Data Protection &amp; Confidentiality Compliance Review; padanan hasil review pelindungan data pribadi di 6.7 langkah 1 (USULAN).</w:t>
             </w:r>
           </w:p>
         </w:tc>
       </w:tr>
       <w:tr>
         <w:trPr>
+          <w:cantSplit/>
           <w:jc w:val="center"/>
         </w:trPr>
         <w:tc>
@@ -15491,6 +15793,7 @@
       </w:tr>
       <w:tr>
         <w:trPr>
+          <w:cantSplit/>
           <w:jc w:val="center"/>
         </w:trPr>
         <w:tc>
@@ -15540,6 +15843,7 @@
       </w:tr>
       <w:tr>
         <w:trPr>
+          <w:cantSplit/>
           <w:jc w:val="center"/>
         </w:trPr>
         <w:tc>
@@ -15590,6 +15894,7 @@
     </w:tbl>
     <w:p>
       <w:pPr>
+        <w:keepNext/>
         <w:pBdr>
           <w:top w:val="nil"/>
           <w:left w:val="nil"/>
@@ -15629,6 +15934,8 @@
       </w:tblGrid>
       <w:tr>
         <w:trPr>
+          <w:cantSplit/>
+          <w:tblHeader/>
           <w:jc w:val="center"/>
         </w:trPr>
         <w:tc>
@@ -15644,6 +15951,7 @@
           </w:tcPr>
           <w:p>
             <w:pPr>
+              <w:keepNext/>
               <w:jc w:val="center"/>
               <w:rPr>
                 <w:sz w:val="24"/>
@@ -15674,6 +15982,7 @@
           </w:tcPr>
           <w:p>
             <w:pPr>
+              <w:keepNext/>
               <w:jc w:val="center"/>
               <w:rPr>
                 <w:sz w:val="24"/>
@@ -15704,6 +16013,7 @@
           </w:tcPr>
           <w:p>
             <w:pPr>
+              <w:keepNext/>
               <w:jc w:val="center"/>
               <w:rPr>
                 <w:sz w:val="24"/>
@@ -15724,6 +16034,7 @@
       </w:tr>
       <w:tr>
         <w:trPr>
+          <w:cantSplit/>
           <w:jc w:val="center"/>
         </w:trPr>
         <w:tc>
@@ -15795,7 +16106,7 @@
           </w:tcPr>
           <w:p>
             <w:pPr>
-              <w:jc w:val="both"/>
+              <w:jc w:val="left"/>
               <w:rPr>
                 <w:sz w:val="24"/>
                 <w:szCs w:val="24"/>
@@ -15814,6 +16125,7 @@
       </w:tr>
       <w:tr>
         <w:trPr>
+          <w:cantSplit/>
           <w:jc w:val="center"/>
         </w:trPr>
         <w:tc>
@@ -15885,7 +16197,7 @@
           </w:tcPr>
           <w:p>
             <w:pPr>
-              <w:jc w:val="both"/>
+              <w:jc w:val="left"/>
               <w:rPr>
                 <w:sz w:val="24"/>
                 <w:szCs w:val="24"/>
@@ -15904,6 +16216,7 @@
       </w:tr>
       <w:tr>
         <w:trPr>
+          <w:cantSplit/>
           <w:jc w:val="center"/>
         </w:trPr>
         <w:tc>
@@ -15975,7 +16288,7 @@
           </w:tcPr>
           <w:p>
             <w:pPr>
-              <w:jc w:val="both"/>
+              <w:jc w:val="left"/>
               <w:rPr>
                 <w:sz w:val="24"/>
                 <w:szCs w:val="24"/>
@@ -15994,6 +16307,7 @@
       </w:tr>
       <w:tr>
         <w:trPr>
+          <w:cantSplit/>
           <w:jc w:val="center"/>
         </w:trPr>
         <w:tc>
@@ -16065,7 +16379,7 @@
           </w:tcPr>
           <w:p>
             <w:pPr>
-              <w:jc w:val="both"/>
+              <w:jc w:val="left"/>
               <w:rPr>
                 <w:sz w:val="24"/>
                 <w:szCs w:val="24"/>
@@ -16084,6 +16398,7 @@
       </w:tr>
       <w:tr>
         <w:trPr>
+          <w:cantSplit/>
           <w:jc w:val="center"/>
         </w:trPr>
         <w:tc>
@@ -16155,7 +16470,7 @@
           </w:tcPr>
           <w:p>
             <w:pPr>
-              <w:jc w:val="both"/>
+              <w:jc w:val="left"/>
               <w:rPr>
                 <w:sz w:val="24"/>
                 <w:szCs w:val="24"/>
@@ -16174,6 +16489,7 @@
       </w:tr>
       <w:tr>
         <w:trPr>
+          <w:cantSplit/>
           <w:jc w:val="center"/>
         </w:trPr>
         <w:tc>
@@ -16245,7 +16561,7 @@
           </w:tcPr>
           <w:p>
             <w:pPr>
-              <w:jc w:val="both"/>
+              <w:jc w:val="left"/>
               <w:rPr>
                 <w:sz w:val="24"/>
                 <w:szCs w:val="24"/>
@@ -16264,6 +16580,7 @@
       </w:tr>
       <w:tr>
         <w:trPr>
+          <w:cantSplit/>
           <w:jc w:val="center"/>
         </w:trPr>
         <w:tc>
@@ -16335,7 +16652,7 @@
           </w:tcPr>
           <w:p>
             <w:pPr>
-              <w:jc w:val="both"/>
+              <w:jc w:val="left"/>
               <w:rPr>
                 <w:sz w:val="24"/>
                 <w:szCs w:val="24"/>
@@ -16354,6 +16671,7 @@
       </w:tr>
       <w:tr>
         <w:trPr>
+          <w:cantSplit/>
           <w:jc w:val="center"/>
         </w:trPr>
         <w:tc>
@@ -16425,7 +16743,7 @@
           </w:tcPr>
           <w:p>
             <w:pPr>
-              <w:jc w:val="both"/>
+              <w:jc w:val="left"/>
               <w:rPr>
                 <w:sz w:val="24"/>
                 <w:szCs w:val="24"/>
@@ -16444,6 +16762,7 @@
       </w:tr>
       <w:tr>
         <w:trPr>
+          <w:cantSplit/>
           <w:jc w:val="center"/>
         </w:trPr>
         <w:tc>
@@ -16515,7 +16834,7 @@
           </w:tcPr>
           <w:p>
             <w:pPr>
-              <w:jc w:val="both"/>
+              <w:jc w:val="left"/>
               <w:rPr>
                 <w:sz w:val="24"/>
                 <w:szCs w:val="24"/>
